--- a/docs/entrevista-ausencia-fredy-pneus.docx
+++ b/docs/entrevista-ausencia-fredy-pneus.docx
@@ -1,14 +1,19 @@
 
 <file path=word/document.xml><?xml version="1.0" encoding="utf-8"?>
-<w:document xmlns:wpc="http://schemas.microsoft.com/office/word/2010/wordprocessingCanvas" xmlns:cx="http://schemas.microsoft.com/office/drawing/2014/chartex" xmlns:mc="http://schemas.openxmlformats.org/markup-compatibility/2006" xmlns:o="urn:schemas-microsoft-com:office:office" xmlns:r="http://schemas.openxmlformats.org/officeDocument/2006/relationships" xmlns:m="http://schemas.openxmlformats.org/officeDocument/2006/math" xmlns:v="urn:schemas-microsoft-com:vml" xmlns:wp14="http://schemas.microsoft.com/office/word/2010/wordprocessingDrawing" xmlns:wp="http://schemas.openxmlformats.org/drawingml/2006/wordprocessingDrawing" xmlns:w10="urn:schemas-microsoft-com:office:word" xmlns:w="http://schemas.openxmlformats.org/wordprocessingml/2006/main" xmlns:w14="http://schemas.microsoft.com/office/word/2010/wordml" xmlns:w15="http://schemas.microsoft.com/office/word/2012/wordml" xmlns:w16se="http://schemas.microsoft.com/office/word/2015/wordml/symex" xmlns:wpg="http://schemas.microsoft.com/office/word/2010/wordprocessingGroup" xmlns:wpi="http://schemas.microsoft.com/office/word/2010/wordprocessingInk" xmlns:wne="http://schemas.microsoft.com/office/word/2006/wordml" xmlns:wps="http://schemas.microsoft.com/office/word/2010/wordprocessingShape" mc:Ignorable="w14 w15 w16se wp14">
+<w:document xmlns:wpc="http://schemas.microsoft.com/office/word/2010/wordprocessingCanvas" xmlns:mc="http://schemas.openxmlformats.org/markup-compatibility/2006" xmlns:o="urn:schemas-microsoft-com:office:office" xmlns:r="http://schemas.openxmlformats.org/officeDocument/2006/relationships" xmlns:m="http://schemas.openxmlformats.org/officeDocument/2006/math" xmlns:v="urn:schemas-microsoft-com:vml" xmlns:wp14="http://schemas.microsoft.com/office/word/2010/wordprocessingDrawing" xmlns:wp="http://schemas.openxmlformats.org/drawingml/2006/wordprocessingDrawing" xmlns:w="http://schemas.openxmlformats.org/wordprocessingml/2006/main" xmlns:w14="http://schemas.microsoft.com/office/word/2010/wordml" xmlns:w10="urn:schemas-microsoft-com:office:word" xmlns:w15="http://schemas.microsoft.com/office/word/2012/wordml" xmlns:wpg="http://schemas.microsoft.com/office/word/2010/wordprocessingGroup" xmlns:wpi="http://schemas.microsoft.com/office/word/2010/wordprocessingInk" xmlns:wne="http://schemas.microsoft.com/office/word/2006/wordml" xmlns:wps="http://schemas.microsoft.com/office/word/2010/wordprocessingShape" xmlns:wpsCustomData="http://www.wps.cn/officeDocument/2013/wpsCustomData" mc:Ignorable="w14 w15 wp14">
   <w:body>
     <w:tbl>
       <w:tblPr>
-        <w:tblStyle w:val="TableNormal"/>
+        <w:tblStyle w:val="4"/>
         <w:tblW w:w="0" w:type="auto"/>
         <w:tblInd w:w="163" w:type="dxa"/>
         <w:tblLayout w:type="fixed"/>
-        <w:tblLook w:val="0600" w:firstRow="0" w:lastRow="0" w:firstColumn="0" w:lastColumn="0" w:noHBand="1" w:noVBand="1"/>
+        <w:tblCellMar>
+          <w:top w:w="0" w:type="dxa"/>
+          <w:left w:w="0" w:type="dxa"/>
+          <w:bottom w:w="0" w:type="dxa"/>
+          <w:right w:w="0" w:type="dxa"/>
+        </w:tblCellMar>
       </w:tblPr>
       <w:tblGrid>
         <w:gridCol w:w="1724"/>
@@ -18,23 +23,31 @@
         <w:gridCol w:w="3790"/>
       </w:tblGrid>
       <w:tr>
+        <w:tblPrEx>
+          <w:tblCellMar>
+            <w:top w:w="0" w:type="dxa"/>
+            <w:left w:w="0" w:type="dxa"/>
+            <w:bottom w:w="0" w:type="dxa"/>
+            <w:right w:w="0" w:type="dxa"/>
+          </w:tblCellMar>
+        </w:tblPrEx>
         <w:trPr>
-          <w:trHeight w:val="752"/>
+          <w:trHeight w:val="752" w:hRule="atLeast"/>
         </w:trPr>
         <w:tc>
           <w:tcPr>
             <w:tcW w:w="9219" w:type="dxa"/>
             <w:gridSpan w:val="5"/>
             <w:tcBorders>
-              <w:top w:val="single" w:sz="18" w:space="0" w:color="000000"/>
-              <w:left w:val="single" w:sz="18" w:space="0" w:color="000000"/>
-              <w:bottom w:val="single" w:sz="8" w:space="0" w:color="000000"/>
-              <w:right w:val="single" w:sz="18" w:space="0" w:color="000000"/>
-            </w:tcBorders>
-          </w:tcPr>
-          <w:p>
-            <w:pPr>
-              <w:pStyle w:val="TableParagraph"/>
+              <w:top w:val="single" w:color="000000" w:sz="18" w:space="0"/>
+              <w:left w:val="single" w:color="000000" w:sz="18" w:space="0"/>
+              <w:bottom w:val="single" w:color="000000" w:sz="8" w:space="0"/>
+              <w:right w:val="single" w:color="000000" w:sz="18" w:space="0"/>
+            </w:tcBorders>
+          </w:tcPr>
+          <w:p>
+            <w:pPr>
+              <w:pStyle w:val="6"/>
               <w:tabs>
                 <w:tab w:val="left" w:pos="7877"/>
               </w:tabs>
@@ -44,17 +57,14 @@
                 <w:sz w:val="48"/>
               </w:rPr>
             </w:pPr>
-            <w:bookmarkStart w:id="0" w:name="_GoBack"/>
-            <w:bookmarkEnd w:id="0"/>
             <w:r>
               <w:rPr>
                 <w:b/>
-                <w:noProof/>
                 <w:sz w:val="48"/>
                 <w:lang w:eastAsia="pt-BR"/>
               </w:rPr>
               <w:drawing>
-                <wp:anchor distT="0" distB="0" distL="114300" distR="114300" simplePos="0" relativeHeight="487355904" behindDoc="1" locked="0" layoutInCell="1" allowOverlap="1" wp14:anchorId="4A6F640B" wp14:editId="3DF07AB2">
+                <wp:anchor distT="0" distB="0" distL="114300" distR="114300" simplePos="0" relativeHeight="251663360" behindDoc="1" locked="0" layoutInCell="1" allowOverlap="1">
                   <wp:simplePos x="0" y="0"/>
                   <wp:positionH relativeFrom="column">
                     <wp:posOffset>394335</wp:posOffset>
@@ -73,8 +83,10 @@
                     <a:graphicData uri="http://schemas.openxmlformats.org/drawingml/2006/picture">
                       <pic:pic xmlns:pic="http://schemas.openxmlformats.org/drawingml/2006/picture">
                         <pic:nvPicPr>
-                          <pic:cNvPr id="13" name="LOGO FREDY.png"/>
-                          <pic:cNvPicPr/>
+                          <pic:cNvPr id="13" name="Imagem 13"/>
+                          <pic:cNvPicPr>
+                            <a:picLocks noChangeAspect="1"/>
+                          </pic:cNvPicPr>
                         </pic:nvPicPr>
                         <pic:blipFill>
                           <a:blip r:embed="rId4" cstate="print">
@@ -100,12 +112,6 @@
                       </pic:pic>
                     </a:graphicData>
                   </a:graphic>
-                  <wp14:sizeRelH relativeFrom="margin">
-                    <wp14:pctWidth>0</wp14:pctWidth>
-                  </wp14:sizeRelH>
-                  <wp14:sizeRelV relativeFrom="margin">
-                    <wp14:pctHeight>0</wp14:pctHeight>
-                  </wp14:sizeRelV>
                 </wp:anchor>
               </w:drawing>
             </w:r>
@@ -114,14 +120,7 @@
                 <w:b/>
                 <w:sz w:val="48"/>
               </w:rPr>
-              <w:t xml:space="preserve">                        </w:t>
-            </w:r>
-            <w:r>
-              <w:rPr>
-                <w:b/>
-                <w:sz w:val="48"/>
-              </w:rPr>
-              <w:t>Entrevista</w:t>
+              <w:t xml:space="preserve">                        Entrevista</w:t>
             </w:r>
             <w:r>
               <w:rPr>
@@ -157,23 +156,31 @@
         </w:tc>
       </w:tr>
       <w:tr>
+        <w:tblPrEx>
+          <w:tblCellMar>
+            <w:top w:w="0" w:type="dxa"/>
+            <w:left w:w="0" w:type="dxa"/>
+            <w:bottom w:w="0" w:type="dxa"/>
+            <w:right w:w="0" w:type="dxa"/>
+          </w:tblCellMar>
+        </w:tblPrEx>
         <w:trPr>
-          <w:trHeight w:val="241"/>
+          <w:trHeight w:val="241" w:hRule="atLeast"/>
         </w:trPr>
         <w:tc>
           <w:tcPr>
             <w:tcW w:w="9219" w:type="dxa"/>
             <w:gridSpan w:val="5"/>
             <w:tcBorders>
-              <w:top w:val="single" w:sz="8" w:space="0" w:color="000000"/>
-              <w:left w:val="single" w:sz="18" w:space="0" w:color="000000"/>
-              <w:bottom w:val="single" w:sz="8" w:space="0" w:color="000000"/>
-              <w:right w:val="single" w:sz="18" w:space="0" w:color="000000"/>
-            </w:tcBorders>
-          </w:tcPr>
-          <w:p>
-            <w:pPr>
-              <w:pStyle w:val="TableParagraph"/>
+              <w:top w:val="single" w:color="000000" w:sz="8" w:space="0"/>
+              <w:left w:val="single" w:color="000000" w:sz="18" w:space="0"/>
+              <w:bottom w:val="single" w:color="000000" w:sz="8" w:space="0"/>
+              <w:right w:val="single" w:color="000000" w:sz="18" w:space="0"/>
+            </w:tcBorders>
+          </w:tcPr>
+          <w:p>
+            <w:pPr>
+              <w:pStyle w:val="6"/>
               <w:spacing w:line="222" w:lineRule="exact"/>
               <w:ind w:left="1782" w:right="1714"/>
               <w:jc w:val="center"/>
@@ -295,20 +302,28 @@
         </w:tc>
       </w:tr>
       <w:tr>
+        <w:tblPrEx>
+          <w:tblCellMar>
+            <w:top w:w="0" w:type="dxa"/>
+            <w:left w:w="0" w:type="dxa"/>
+            <w:bottom w:w="0" w:type="dxa"/>
+            <w:right w:w="0" w:type="dxa"/>
+          </w:tblCellMar>
+        </w:tblPrEx>
         <w:trPr>
-          <w:trHeight w:val="660"/>
+          <w:trHeight w:val="660" w:hRule="atLeast"/>
         </w:trPr>
         <w:tc>
           <w:tcPr>
             <w:tcW w:w="1724" w:type="dxa"/>
             <w:tcBorders>
-              <w:top w:val="single" w:sz="8" w:space="0" w:color="000000"/>
-              <w:left w:val="single" w:sz="18" w:space="0" w:color="000000"/>
-            </w:tcBorders>
-          </w:tcPr>
-          <w:p>
-            <w:pPr>
-              <w:pStyle w:val="TableParagraph"/>
+              <w:top w:val="single" w:color="000000" w:sz="8" w:space="0"/>
+              <w:left w:val="single" w:color="000000" w:sz="18" w:space="0"/>
+            </w:tcBorders>
+          </w:tcPr>
+          <w:p>
+            <w:pPr>
+              <w:pStyle w:val="6"/>
               <w:spacing w:before="11"/>
               <w:rPr>
                 <w:rFonts w:ascii="Times New Roman"/>
@@ -318,7 +333,7 @@
           </w:p>
           <w:p>
             <w:pPr>
-              <w:pStyle w:val="TableParagraph"/>
+              <w:pStyle w:val="6"/>
               <w:ind w:left="32"/>
               <w:rPr>
                 <w:sz w:val="20"/>
@@ -337,13 +352,13 @@
             <w:tcW w:w="7495" w:type="dxa"/>
             <w:gridSpan w:val="4"/>
             <w:tcBorders>
-              <w:top w:val="single" w:sz="8" w:space="0" w:color="000000"/>
-              <w:right w:val="single" w:sz="18" w:space="0" w:color="000000"/>
-            </w:tcBorders>
-          </w:tcPr>
-          <w:p>
-            <w:pPr>
-              <w:pStyle w:val="TableParagraph"/>
+              <w:top w:val="single" w:color="000000" w:sz="8" w:space="0"/>
+              <w:right w:val="single" w:color="000000" w:sz="18" w:space="0"/>
+            </w:tcBorders>
+          </w:tcPr>
+          <w:p>
+            <w:pPr>
+              <w:pStyle w:val="6"/>
               <w:spacing w:before="11"/>
               <w:rPr>
                 <w:rFonts w:ascii="Times New Roman"/>
@@ -353,7 +368,7 @@
           </w:p>
           <w:p>
             <w:pPr>
-              <w:pStyle w:val="TableParagraph"/>
+              <w:pStyle w:val="6"/>
               <w:tabs>
                 <w:tab w:val="left" w:pos="7532"/>
               </w:tabs>
@@ -364,18 +379,10 @@
                 <w:u w:val="single"/>
               </w:rPr>
             </w:pPr>
-            <w:r>
-              <w:rPr>
-                <w:color w:val="000000"/>
-                <w:sz w:val="20"/>
-                <w:szCs w:val="20"/>
-              </w:rPr>
-              <w:t>DIOGENES VINICIUS FARIAS CARRARO</w:t>
-            </w:r>
-          </w:p>
-          <w:p>
-            <w:pPr>
-              <w:pStyle w:val="TableParagraph"/>
+          </w:p>
+          <w:p>
+            <w:pPr>
+              <w:pStyle w:val="6"/>
               <w:tabs>
                 <w:tab w:val="left" w:pos="7532"/>
               </w:tabs>
@@ -384,23 +391,33 @@
                 <w:sz w:val="20"/>
               </w:rPr>
             </w:pPr>
+            <w:bookmarkStart w:id="0" w:name="_GoBack"/>
+            <w:bookmarkEnd w:id="0"/>
           </w:p>
         </w:tc>
       </w:tr>
       <w:tr>
+        <w:tblPrEx>
+          <w:tblCellMar>
+            <w:top w:w="0" w:type="dxa"/>
+            <w:left w:w="0" w:type="dxa"/>
+            <w:bottom w:w="0" w:type="dxa"/>
+            <w:right w:w="0" w:type="dxa"/>
+          </w:tblCellMar>
+        </w:tblPrEx>
         <w:trPr>
-          <w:trHeight w:val="523"/>
+          <w:trHeight w:val="523" w:hRule="atLeast"/>
         </w:trPr>
         <w:tc>
           <w:tcPr>
             <w:tcW w:w="1724" w:type="dxa"/>
             <w:tcBorders>
-              <w:left w:val="single" w:sz="18" w:space="0" w:color="000000"/>
-            </w:tcBorders>
-          </w:tcPr>
-          <w:p>
-            <w:pPr>
-              <w:pStyle w:val="TableParagraph"/>
+              <w:left w:val="single" w:color="000000" w:sz="18" w:space="0"/>
+            </w:tcBorders>
+          </w:tcPr>
+          <w:p>
+            <w:pPr>
+              <w:pStyle w:val="6"/>
               <w:spacing w:before="115"/>
               <w:ind w:left="32"/>
               <w:rPr>
@@ -420,12 +437,12 @@
             <w:tcW w:w="7495" w:type="dxa"/>
             <w:gridSpan w:val="4"/>
             <w:tcBorders>
-              <w:right w:val="single" w:sz="18" w:space="0" w:color="000000"/>
-            </w:tcBorders>
-          </w:tcPr>
-          <w:p>
-            <w:pPr>
-              <w:pStyle w:val="TableParagraph"/>
+              <w:right w:val="single" w:color="000000" w:sz="18" w:space="0"/>
+            </w:tcBorders>
+          </w:tcPr>
+          <w:p>
+            <w:pPr>
+              <w:pStyle w:val="6"/>
               <w:tabs>
                 <w:tab w:val="left" w:pos="7532"/>
               </w:tabs>
@@ -437,14 +454,6 @@
             </w:pPr>
             <w:r>
               <w:rPr>
-                <w:w w:val="99"/>
-                <w:sz w:val="20"/>
-                <w:u w:val="single"/>
-              </w:rPr>
-              <w:t xml:space="preserve">ESTOQUISTA </w:t>
-            </w:r>
-            <w:r>
-              <w:rPr>
                 <w:sz w:val="20"/>
                 <w:u w:val="single"/>
               </w:rPr>
@@ -454,19 +463,27 @@
         </w:tc>
       </w:tr>
       <w:tr>
+        <w:tblPrEx>
+          <w:tblCellMar>
+            <w:top w:w="0" w:type="dxa"/>
+            <w:left w:w="0" w:type="dxa"/>
+            <w:bottom w:w="0" w:type="dxa"/>
+            <w:right w:w="0" w:type="dxa"/>
+          </w:tblCellMar>
+        </w:tblPrEx>
         <w:trPr>
-          <w:trHeight w:val="523"/>
+          <w:trHeight w:val="523" w:hRule="atLeast"/>
         </w:trPr>
         <w:tc>
           <w:tcPr>
             <w:tcW w:w="1724" w:type="dxa"/>
             <w:tcBorders>
-              <w:left w:val="single" w:sz="18" w:space="0" w:color="000000"/>
-            </w:tcBorders>
-          </w:tcPr>
-          <w:p>
-            <w:pPr>
-              <w:pStyle w:val="TableParagraph"/>
+              <w:left w:val="single" w:color="000000" w:sz="18" w:space="0"/>
+            </w:tcBorders>
+          </w:tcPr>
+          <w:p>
+            <w:pPr>
+              <w:pStyle w:val="6"/>
               <w:spacing w:before="115"/>
               <w:ind w:left="32"/>
               <w:rPr>
@@ -487,7 +504,7 @@
           </w:tcPr>
           <w:p>
             <w:pPr>
-              <w:pStyle w:val="TableParagraph"/>
+              <w:pStyle w:val="6"/>
               <w:tabs>
                 <w:tab w:val="left" w:pos="710"/>
                 <w:tab w:val="left" w:pos="1372"/>
@@ -509,23 +526,19 @@
             </w:r>
             <w:r>
               <w:rPr>
+                <w:rFonts w:hint="default"/>
                 <w:w w:val="99"/>
                 <w:sz w:val="20"/>
                 <w:u w:val="single"/>
-              </w:rPr>
-              <w:t>12</w:t>
-            </w:r>
-            <w:r>
-              <w:rPr>
-                <w:sz w:val="20"/>
-              </w:rPr>
-              <w:t>/</w:t>
-            </w:r>
-            <w:r>
-              <w:rPr>
-                <w:sz w:val="20"/>
-              </w:rPr>
-              <w:t xml:space="preserve"> 10</w:t>
+                <w:lang w:val="pt-BR"/>
+              </w:rPr>
+              <w:t xml:space="preserve">        </w:t>
+            </w:r>
+            <w:r>
+              <w:rPr>
+                <w:sz w:val="20"/>
+              </w:rPr>
+              <w:t xml:space="preserve">/ </w:t>
             </w:r>
             <w:r>
               <w:rPr>
@@ -536,6 +549,15 @@
             </w:r>
             <w:r>
               <w:rPr>
+                <w:rFonts w:hint="default"/>
+                <w:sz w:val="20"/>
+                <w:u w:val="single"/>
+                <w:lang w:val="pt-BR"/>
+              </w:rPr>
+              <w:t xml:space="preserve">   </w:t>
+            </w:r>
+            <w:r>
+              <w:rPr>
                 <w:sz w:val="20"/>
               </w:rPr>
               <w:t xml:space="preserve">/ </w:t>
@@ -547,14 +569,6 @@
                 <w:u w:val="single"/>
               </w:rPr>
               <w:t xml:space="preserve"> </w:t>
-            </w:r>
-            <w:r>
-              <w:rPr>
-                <w:w w:val="99"/>
-                <w:sz w:val="20"/>
-                <w:u w:val="single"/>
-              </w:rPr>
-              <w:t>2025</w:t>
             </w:r>
             <w:r>
               <w:rPr>
@@ -572,7 +586,7 @@
           </w:tcPr>
           <w:p>
             <w:pPr>
-              <w:pStyle w:val="TableParagraph"/>
+              <w:pStyle w:val="6"/>
               <w:spacing w:before="115"/>
               <w:rPr>
                 <w:sz w:val="20"/>
@@ -590,12 +604,12 @@
           <w:tcPr>
             <w:tcW w:w="3790" w:type="dxa"/>
             <w:tcBorders>
-              <w:right w:val="single" w:sz="18" w:space="0" w:color="000000"/>
-            </w:tcBorders>
-          </w:tcPr>
-          <w:p>
-            <w:pPr>
-              <w:pStyle w:val="TableParagraph"/>
+              <w:right w:val="single" w:color="000000" w:sz="18" w:space="0"/>
+            </w:tcBorders>
+          </w:tcPr>
+          <w:p>
+            <w:pPr>
+              <w:pStyle w:val="6"/>
               <w:tabs>
                 <w:tab w:val="left" w:pos="2471"/>
               </w:tabs>
@@ -609,20 +623,28 @@
         </w:tc>
       </w:tr>
       <w:tr>
+        <w:tblPrEx>
+          <w:tblCellMar>
+            <w:top w:w="0" w:type="dxa"/>
+            <w:left w:w="0" w:type="dxa"/>
+            <w:bottom w:w="0" w:type="dxa"/>
+            <w:right w:w="0" w:type="dxa"/>
+          </w:tblCellMar>
+        </w:tblPrEx>
         <w:trPr>
-          <w:trHeight w:val="629"/>
+          <w:trHeight w:val="629" w:hRule="atLeast"/>
         </w:trPr>
         <w:tc>
           <w:tcPr>
             <w:tcW w:w="1724" w:type="dxa"/>
             <w:tcBorders>
-              <w:left w:val="single" w:sz="18" w:space="0" w:color="000000"/>
-              <w:bottom w:val="single" w:sz="18" w:space="0" w:color="000000"/>
-            </w:tcBorders>
-          </w:tcPr>
-          <w:p>
-            <w:pPr>
-              <w:pStyle w:val="TableParagraph"/>
+              <w:left w:val="single" w:color="000000" w:sz="18" w:space="0"/>
+              <w:bottom w:val="single" w:color="000000" w:sz="18" w:space="0"/>
+            </w:tcBorders>
+          </w:tcPr>
+          <w:p>
+            <w:pPr>
+              <w:pStyle w:val="6"/>
               <w:spacing w:before="115"/>
               <w:ind w:left="32"/>
               <w:rPr>
@@ -668,13 +690,13 @@
             <w:tcW w:w="7495" w:type="dxa"/>
             <w:gridSpan w:val="4"/>
             <w:tcBorders>
-              <w:bottom w:val="single" w:sz="18" w:space="0" w:color="000000"/>
-              <w:right w:val="single" w:sz="18" w:space="0" w:color="000000"/>
-            </w:tcBorders>
-          </w:tcPr>
-          <w:p>
-            <w:pPr>
-              <w:pStyle w:val="TableParagraph"/>
+              <w:bottom w:val="single" w:color="000000" w:sz="18" w:space="0"/>
+              <w:right w:val="single" w:color="000000" w:sz="18" w:space="0"/>
+            </w:tcBorders>
+          </w:tcPr>
+          <w:p>
+            <w:pPr>
+              <w:pStyle w:val="6"/>
               <w:tabs>
                 <w:tab w:val="left" w:pos="1730"/>
                 <w:tab w:val="left" w:pos="2347"/>
@@ -776,29 +798,43 @@
                 <w:u w:val="single"/>
               </w:rPr>
               <w:tab/>
+            </w:r>
+            <w:r>
+              <w:rPr>
+                <w:sz w:val="20"/>
+                <w:u w:val="single"/>
+              </w:rPr>
               <w:t>.</w:t>
             </w:r>
           </w:p>
         </w:tc>
       </w:tr>
       <w:tr>
+        <w:tblPrEx>
+          <w:tblCellMar>
+            <w:top w:w="0" w:type="dxa"/>
+            <w:left w:w="0" w:type="dxa"/>
+            <w:bottom w:w="0" w:type="dxa"/>
+            <w:right w:w="0" w:type="dxa"/>
+          </w:tblCellMar>
+        </w:tblPrEx>
         <w:trPr>
-          <w:trHeight w:val="493"/>
+          <w:trHeight w:val="493" w:hRule="atLeast"/>
         </w:trPr>
         <w:tc>
           <w:tcPr>
             <w:tcW w:w="9219" w:type="dxa"/>
             <w:gridSpan w:val="5"/>
             <w:tcBorders>
-              <w:top w:val="single" w:sz="18" w:space="0" w:color="000000"/>
-              <w:left w:val="single" w:sz="18" w:space="0" w:color="000000"/>
-              <w:bottom w:val="single" w:sz="18" w:space="0" w:color="000000"/>
-              <w:right w:val="single" w:sz="18" w:space="0" w:color="000000"/>
-            </w:tcBorders>
-          </w:tcPr>
-          <w:p>
-            <w:pPr>
-              <w:pStyle w:val="TableParagraph"/>
+              <w:top w:val="single" w:color="000000" w:sz="18" w:space="0"/>
+              <w:left w:val="single" w:color="000000" w:sz="18" w:space="0"/>
+              <w:bottom w:val="single" w:color="000000" w:sz="18" w:space="0"/>
+              <w:right w:val="single" w:color="000000" w:sz="18" w:space="0"/>
+            </w:tcBorders>
+          </w:tcPr>
+          <w:p>
+            <w:pPr>
+              <w:pStyle w:val="6"/>
               <w:spacing w:before="84"/>
               <w:ind w:left="1771" w:right="1714"/>
               <w:jc w:val="center"/>
@@ -848,20 +884,28 @@
         </w:tc>
       </w:tr>
       <w:tr>
+        <w:tblPrEx>
+          <w:tblCellMar>
+            <w:top w:w="0" w:type="dxa"/>
+            <w:left w:w="0" w:type="dxa"/>
+            <w:bottom w:w="0" w:type="dxa"/>
+            <w:right w:w="0" w:type="dxa"/>
+          </w:tblCellMar>
+        </w:tblPrEx>
         <w:trPr>
-          <w:trHeight w:val="529"/>
+          <w:trHeight w:val="529" w:hRule="atLeast"/>
         </w:trPr>
         <w:tc>
           <w:tcPr>
             <w:tcW w:w="1724" w:type="dxa"/>
             <w:tcBorders>
-              <w:top w:val="single" w:sz="18" w:space="0" w:color="000000"/>
-              <w:left w:val="single" w:sz="18" w:space="0" w:color="000000"/>
-            </w:tcBorders>
-          </w:tcPr>
-          <w:p>
-            <w:pPr>
-              <w:pStyle w:val="TableParagraph"/>
+              <w:top w:val="single" w:color="000000" w:sz="18" w:space="0"/>
+              <w:left w:val="single" w:color="000000" w:sz="18" w:space="0"/>
+            </w:tcBorders>
+          </w:tcPr>
+          <w:p>
+            <w:pPr>
+              <w:pStyle w:val="6"/>
               <w:spacing w:before="8"/>
               <w:rPr>
                 <w:rFonts w:ascii="Times New Roman"/>
@@ -871,7 +915,7 @@
           </w:p>
           <w:p>
             <w:pPr>
-              <w:pStyle w:val="TableParagraph"/>
+              <w:pStyle w:val="6"/>
               <w:spacing w:line="260" w:lineRule="exact"/>
               <w:ind w:left="35"/>
               <w:rPr>
@@ -890,12 +934,12 @@
           <w:tcPr>
             <w:tcW w:w="1987" w:type="dxa"/>
             <w:tcBorders>
-              <w:top w:val="single" w:sz="18" w:space="0" w:color="000000"/>
-            </w:tcBorders>
-          </w:tcPr>
-          <w:p>
-            <w:pPr>
-              <w:pStyle w:val="TableParagraph"/>
+              <w:top w:val="single" w:color="000000" w:sz="18" w:space="0"/>
+            </w:tcBorders>
+          </w:tcPr>
+          <w:p>
+            <w:pPr>
+              <w:pStyle w:val="6"/>
               <w:rPr>
                 <w:rFonts w:ascii="Times New Roman"/>
                 <w:sz w:val="20"/>
@@ -907,12 +951,12 @@
           <w:tcPr>
             <w:tcW w:w="904" w:type="dxa"/>
             <w:tcBorders>
-              <w:top w:val="single" w:sz="18" w:space="0" w:color="000000"/>
-            </w:tcBorders>
-          </w:tcPr>
-          <w:p>
-            <w:pPr>
-              <w:pStyle w:val="TableParagraph"/>
+              <w:top w:val="single" w:color="000000" w:sz="18" w:space="0"/>
+            </w:tcBorders>
+          </w:tcPr>
+          <w:p>
+            <w:pPr>
+              <w:pStyle w:val="6"/>
               <w:rPr>
                 <w:rFonts w:ascii="Times New Roman"/>
                 <w:sz w:val="20"/>
@@ -924,12 +968,12 @@
           <w:tcPr>
             <w:tcW w:w="814" w:type="dxa"/>
             <w:tcBorders>
-              <w:top w:val="single" w:sz="18" w:space="0" w:color="000000"/>
-            </w:tcBorders>
-          </w:tcPr>
-          <w:p>
-            <w:pPr>
-              <w:pStyle w:val="TableParagraph"/>
+              <w:top w:val="single" w:color="000000" w:sz="18" w:space="0"/>
+            </w:tcBorders>
+          </w:tcPr>
+          <w:p>
+            <w:pPr>
+              <w:pStyle w:val="6"/>
               <w:rPr>
                 <w:rFonts w:ascii="Times New Roman"/>
                 <w:sz w:val="20"/>
@@ -941,13 +985,13 @@
           <w:tcPr>
             <w:tcW w:w="3790" w:type="dxa"/>
             <w:tcBorders>
-              <w:top w:val="single" w:sz="18" w:space="0" w:color="000000"/>
-              <w:right w:val="single" w:sz="18" w:space="0" w:color="000000"/>
-            </w:tcBorders>
-          </w:tcPr>
-          <w:p>
-            <w:pPr>
-              <w:pStyle w:val="TableParagraph"/>
+              <w:top w:val="single" w:color="000000" w:sz="18" w:space="0"/>
+              <w:right w:val="single" w:color="000000" w:sz="18" w:space="0"/>
+            </w:tcBorders>
+          </w:tcPr>
+          <w:p>
+            <w:pPr>
+              <w:pStyle w:val="6"/>
               <w:spacing w:before="8"/>
               <w:rPr>
                 <w:rFonts w:ascii="Times New Roman"/>
@@ -957,7 +1001,7 @@
           </w:p>
           <w:p>
             <w:pPr>
-              <w:pStyle w:val="TableParagraph"/>
+              <w:pStyle w:val="6"/>
               <w:spacing w:line="260" w:lineRule="exact"/>
               <w:ind w:left="159"/>
               <w:rPr>
@@ -987,20 +1031,28 @@
         </w:tc>
       </w:tr>
       <w:tr>
+        <w:tblPrEx>
+          <w:tblCellMar>
+            <w:top w:w="0" w:type="dxa"/>
+            <w:left w:w="0" w:type="dxa"/>
+            <w:bottom w:w="0" w:type="dxa"/>
+            <w:right w:w="0" w:type="dxa"/>
+          </w:tblCellMar>
+        </w:tblPrEx>
         <w:trPr>
-          <w:trHeight w:val="300"/>
+          <w:trHeight w:val="300" w:hRule="atLeast"/>
         </w:trPr>
         <w:tc>
           <w:tcPr>
             <w:tcW w:w="3711" w:type="dxa"/>
             <w:gridSpan w:val="2"/>
             <w:tcBorders>
-              <w:left w:val="single" w:sz="18" w:space="0" w:color="000000"/>
-            </w:tcBorders>
-          </w:tcPr>
-          <w:p>
-            <w:pPr>
-              <w:pStyle w:val="TableParagraph"/>
+              <w:left w:val="single" w:color="000000" w:sz="18" w:space="0"/>
+            </w:tcBorders>
+          </w:tcPr>
+          <w:p>
+            <w:pPr>
+              <w:pStyle w:val="6"/>
               <w:tabs>
                 <w:tab w:val="right" w:pos="3689"/>
               </w:tabs>
@@ -1009,13 +1061,12 @@
             </w:pPr>
             <w:r>
               <w:rPr>
-                <w:noProof/>
                 <w:lang w:eastAsia="pt-BR"/>
               </w:rPr>
               <mc:AlternateContent>
                 <mc:Choice Requires="wps">
                   <w:drawing>
-                    <wp:anchor distT="0" distB="0" distL="114300" distR="114300" simplePos="0" relativeHeight="487351296" behindDoc="1" locked="0" layoutInCell="1" allowOverlap="1" wp14:anchorId="305C2828" wp14:editId="5A7D51AF">
+                    <wp:anchor distT="0" distB="0" distL="114300" distR="114300" simplePos="0" relativeHeight="251659264" behindDoc="1" locked="0" layoutInCell="1" allowOverlap="1">
                       <wp:simplePos x="0" y="0"/>
                       <wp:positionH relativeFrom="page">
                         <wp:posOffset>2056130</wp:posOffset>
@@ -1027,15 +1078,11 @@
                       <wp:effectExtent l="0" t="0" r="0" b="0"/>
                       <wp:wrapNone/>
                       <wp:docPr id="8" name="docshape1"/>
-                      <wp:cNvGraphicFramePr>
-                        <a:graphicFrameLocks xmlns:a="http://schemas.openxmlformats.org/drawingml/2006/main"/>
-                      </wp:cNvGraphicFramePr>
+                      <wp:cNvGraphicFramePr/>
                       <a:graphic xmlns:a="http://schemas.openxmlformats.org/drawingml/2006/main">
                         <a:graphicData uri="http://schemas.microsoft.com/office/word/2010/wordprocessingShape">
                           <wps:wsp>
-                            <wps:cNvSpPr>
-                              <a:spLocks/>
-                            </wps:cNvSpPr>
+                            <wps:cNvSpPr/>
                             <wps:spPr bwMode="auto">
                               <a:xfrm>
                                 <a:off x="0" y="0"/>
@@ -1315,18 +1362,7 @@
                                   <a:srgbClr val="000000"/>
                                 </a:solidFill>
                                 <a:round/>
-                                <a:headEnd/>
-                                <a:tailEnd/>
                               </a:ln>
-                              <a:extLst>
-                                <a:ext uri="{909E8E84-426E-40DD-AFC4-6F175D3DCCD1}">
-                                  <a14:hiddenFill xmlns:a14="http://schemas.microsoft.com/office/drawing/2010/main">
-                                    <a:solidFill>
-                                      <a:srgbClr val="FFFFFF"/>
-                                    </a:solidFill>
-                                  </a14:hiddenFill>
-                                </a:ext>
-                              </a:extLst>
                             </wps:spPr>
                             <wps:bodyPr rot="0" vert="horz" wrap="square" lIns="91440" tIns="45720" rIns="91440" bIns="45720" anchor="t" anchorCtr="0" upright="1">
                               <a:noAutofit/>
@@ -1334,20 +1370,17 @@
                           </wps:wsp>
                         </a:graphicData>
                       </a:graphic>
-                      <wp14:sizeRelH relativeFrom="page">
-                        <wp14:pctWidth>0</wp14:pctWidth>
-                      </wp14:sizeRelH>
-                      <wp14:sizeRelV relativeFrom="page">
-                        <wp14:pctHeight>0</wp14:pctHeight>
-                      </wp14:sizeRelV>
                     </wp:anchor>
                   </w:drawing>
                 </mc:Choice>
-                <mc:Fallback xmlns:cx1="http://schemas.microsoft.com/office/drawing/2015/9/8/chartex" xmlns:cx2="http://schemas.microsoft.com/office/drawing/2015/10/21/chartex" xmlns:cx3="http://schemas.microsoft.com/office/drawing/2016/5/9/chartex" xmlns:cx4="http://schemas.microsoft.com/office/drawing/2016/5/10/chartex" xmlns:cx5="http://schemas.microsoft.com/office/drawing/2016/5/11/chartex" xmlns:cx6="http://schemas.microsoft.com/office/drawing/2016/5/12/chartex" xmlns:cx7="http://schemas.microsoft.com/office/drawing/2016/5/13/chartex" xmlns:cx8="http://schemas.microsoft.com/office/drawing/2016/5/14/chartex" xmlns:aink="http://schemas.microsoft.com/office/drawing/2016/ink" xmlns:am3d="http://schemas.microsoft.com/office/drawing/2017/model3d" xmlns:oel="http://schemas.microsoft.com/office/2019/extlst" xmlns:w16cex="http://schemas.microsoft.com/office/word/2018/wordml/cex" xmlns:w16cid="http://schemas.microsoft.com/office/word/2016/wordml/cid" xmlns:w16="http://schemas.microsoft.com/office/word/2018/wordml" xmlns:w16sdtdh="http://schemas.microsoft.com/office/word/2020/wordml/sdtdatahash">
+                <mc:Fallback>
                   <w:pict>
-                    <v:shape w14:anchorId="7440E8C1" id="docshape1" o:spid="_x0000_s1026" style="position:absolute;margin-left:161.9pt;margin-top:2.75pt;width:11.55pt;height:72.25pt;z-index:-15965184;visibility:visible;mso-wrap-style:square;mso-width-percent:0;mso-height-percent:0;mso-wrap-distance-left:9pt;mso-wrap-distance-top:0;mso-wrap-distance-right:9pt;mso-wrap-distance-bottom:0;mso-position-horizontal:absolute;mso-position-horizontal-relative:page;mso-position-vertical:absolute;mso-position-vertical-relative:page;mso-width-percent:0;mso-height-percent:0;mso-width-relative:page;mso-height-relative:page;v-text-anchor:top" coordsize="231,1445" o:gfxdata="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" path="m,233r231,l231,,,,,233xm,523r231,l231,293,,293,,523xm,1138r231,l231,907,,907r,231xm,830r231,l231,600,,600,,830xm,1445r231,l231,1214,,1214r,231xe" filled="f" strokeweight="1pt">
-                      <v:path arrowok="t" o:connecttype="custom" o:connectlocs="0,3714115;146685,3714115;146685,3566160;0,3566160;0,3714115;0,3898265;146685,3898265;146685,3752215;0,3752215;0,3898265;0,4288790;146685,4288790;146685,4142105;0,4142105;0,4288790;0,4093210;146685,4093210;146685,3947160;0,3947160;0,4093210;0,4483735;146685,4483735;146685,4337050;0,4337050;0,4483735" o:connectangles="0,0,0,0,0,0,0,0,0,0,0,0,0,0,0,0,0,0,0,0,0,0,0,0,0"/>
-                      <w10:wrap anchorx="page" anchory="page"/>
+                    <v:shape id="docshape1" o:spid="_x0000_s1026" o:spt="100" style="position:absolute;left:0pt;margin-left:161.9pt;margin-top:2.75pt;height:72.25pt;width:11.55pt;mso-position-horizontal-relative:page;mso-position-vertical-relative:page;z-index:-251657216;mso-width-relative:page;mso-height-relative:page;" filled="f" stroked="t" coordsize="231,1445" o:gfxdata="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" path="m0,233l231,233,231,0,0,0,0,233xm0,523l231,523,231,293,0,293,0,523xm0,1138l231,1138,231,907,0,907,0,1138xm0,830l231,830,231,600,0,600,0,830xm0,1445l231,1445,231,1214,0,1214,0,1445xe">
+                      <v:path o:connectlocs="0,3714115;146685,3714115;146685,3566160;0,3566160;0,3714115;0,3898265;146685,3898265;146685,3752215;0,3752215;0,3898265;0,4288790;146685,4288790;146685,4142105;0,4142105;0,4288790;0,4093210;146685,4093210;146685,3947160;0,3947160;0,4093210;0,4483735;146685,4483735;146685,4337050;0,4337050;0,4483735" o:connectangles="0,0,0,0,0,0,0,0,0,0,0,0,0,0,0,0,0,0,0,0,0,0,0,0,0"/>
+                      <v:fill on="f" focussize="0,0"/>
+                      <v:stroke weight="1pt" color="#000000" joinstyle="round"/>
+                      <v:imagedata o:title=""/>
+                      <o:lock v:ext="edit" aspectratio="f"/>
                     </v:shape>
                   </w:pict>
                 </mc:Fallback>
@@ -1391,7 +1424,7 @@
           </w:tcPr>
           <w:p>
             <w:pPr>
-              <w:pStyle w:val="TableParagraph"/>
+              <w:pStyle w:val="6"/>
               <w:rPr>
                 <w:rFonts w:ascii="Times New Roman"/>
                 <w:sz w:val="20"/>
@@ -1404,24 +1437,23 @@
             <w:tcW w:w="4604" w:type="dxa"/>
             <w:gridSpan w:val="2"/>
             <w:tcBorders>
-              <w:right w:val="single" w:sz="18" w:space="0" w:color="000000"/>
-            </w:tcBorders>
-          </w:tcPr>
-          <w:p>
-            <w:pPr>
-              <w:pStyle w:val="TableParagraph"/>
+              <w:right w:val="single" w:color="000000" w:sz="18" w:space="0"/>
+            </w:tcBorders>
+          </w:tcPr>
+          <w:p>
+            <w:pPr>
+              <w:pStyle w:val="6"/>
               <w:spacing w:before="27" w:line="253" w:lineRule="exact"/>
               <w:ind w:left="51"/>
             </w:pPr>
             <w:r>
               <w:rPr>
-                <w:noProof/>
                 <w:lang w:eastAsia="pt-BR"/>
               </w:rPr>
               <mc:AlternateContent>
                 <mc:Choice Requires="wps">
                   <w:drawing>
-                    <wp:anchor distT="0" distB="0" distL="114300" distR="114300" simplePos="0" relativeHeight="487352832" behindDoc="1" locked="0" layoutInCell="1" allowOverlap="1" wp14:anchorId="14B39309" wp14:editId="481C8401">
+                    <wp:anchor distT="0" distB="0" distL="114300" distR="114300" simplePos="0" relativeHeight="251660288" behindDoc="1" locked="0" layoutInCell="1" allowOverlap="1">
                       <wp:simplePos x="0" y="0"/>
                       <wp:positionH relativeFrom="page">
                         <wp:posOffset>2246630</wp:posOffset>
@@ -1433,15 +1465,11 @@
                       <wp:effectExtent l="0" t="0" r="0" b="0"/>
                       <wp:wrapNone/>
                       <wp:docPr id="7" name="docshape4"/>
-                      <wp:cNvGraphicFramePr>
-                        <a:graphicFrameLocks xmlns:a="http://schemas.openxmlformats.org/drawingml/2006/main"/>
-                      </wp:cNvGraphicFramePr>
+                      <wp:cNvGraphicFramePr/>
                       <a:graphic xmlns:a="http://schemas.openxmlformats.org/drawingml/2006/main">
                         <a:graphicData uri="http://schemas.microsoft.com/office/word/2010/wordprocessingShape">
                           <wps:wsp>
-                            <wps:cNvSpPr>
-                              <a:spLocks/>
-                            </wps:cNvSpPr>
+                            <wps:cNvSpPr/>
                             <wps:spPr bwMode="auto">
                               <a:xfrm>
                                 <a:off x="0" y="0"/>
@@ -1772,18 +1800,7 @@
                                   <a:srgbClr val="000000"/>
                                 </a:solidFill>
                                 <a:round/>
-                                <a:headEnd/>
-                                <a:tailEnd/>
                               </a:ln>
-                              <a:extLst>
-                                <a:ext uri="{909E8E84-426E-40DD-AFC4-6F175D3DCCD1}">
-                                  <a14:hiddenFill xmlns:a14="http://schemas.microsoft.com/office/drawing/2010/main">
-                                    <a:solidFill>
-                                      <a:srgbClr val="FFFFFF"/>
-                                    </a:solidFill>
-                                  </a14:hiddenFill>
-                                </a:ext>
-                              </a:extLst>
                             </wps:spPr>
                             <wps:bodyPr rot="0" vert="horz" wrap="square" lIns="91440" tIns="45720" rIns="91440" bIns="45720" anchor="t" anchorCtr="0" upright="1">
                               <a:noAutofit/>
@@ -1791,20 +1808,17 @@
                           </wps:wsp>
                         </a:graphicData>
                       </a:graphic>
-                      <wp14:sizeRelH relativeFrom="page">
-                        <wp14:pctWidth>0</wp14:pctWidth>
-                      </wp14:sizeRelH>
-                      <wp14:sizeRelV relativeFrom="page">
-                        <wp14:pctHeight>0</wp14:pctHeight>
-                      </wp14:sizeRelV>
                     </wp:anchor>
                   </w:drawing>
                 </mc:Choice>
-                <mc:Fallback xmlns:cx1="http://schemas.microsoft.com/office/drawing/2015/9/8/chartex" xmlns:cx2="http://schemas.microsoft.com/office/drawing/2015/10/21/chartex" xmlns:cx3="http://schemas.microsoft.com/office/drawing/2016/5/9/chartex" xmlns:cx4="http://schemas.microsoft.com/office/drawing/2016/5/10/chartex" xmlns:cx5="http://schemas.microsoft.com/office/drawing/2016/5/11/chartex" xmlns:cx6="http://schemas.microsoft.com/office/drawing/2016/5/12/chartex" xmlns:cx7="http://schemas.microsoft.com/office/drawing/2016/5/13/chartex" xmlns:cx8="http://schemas.microsoft.com/office/drawing/2016/5/14/chartex" xmlns:aink="http://schemas.microsoft.com/office/drawing/2016/ink" xmlns:am3d="http://schemas.microsoft.com/office/drawing/2017/model3d" xmlns:oel="http://schemas.microsoft.com/office/2019/extlst" xmlns:w16cex="http://schemas.microsoft.com/office/word/2018/wordml/cex" xmlns:w16cid="http://schemas.microsoft.com/office/word/2016/wordml/cid" xmlns:w16="http://schemas.microsoft.com/office/word/2018/wordml" xmlns:w16sdtdh="http://schemas.microsoft.com/office/word/2020/wordml/sdtdatahash">
+                <mc:Fallback>
                   <w:pict>
-                    <v:shape w14:anchorId="2A4A4EF5" id="docshape4" o:spid="_x0000_s1026" style="position:absolute;margin-left:176.9pt;margin-top:5pt;width:11.55pt;height:86.05pt;z-index:-15963648;visibility:visible;mso-wrap-style:square;mso-width-percent:0;mso-height-percent:0;mso-wrap-distance-left:9pt;mso-wrap-distance-top:0;mso-wrap-distance-right:9pt;mso-wrap-distance-bottom:0;mso-position-horizontal:absolute;mso-position-horizontal-relative:page;mso-position-vertical:absolute;mso-position-vertical-relative:page;mso-width-percent:0;mso-height-percent:0;mso-width-relative:page;mso-height-relative:page;v-text-anchor:top" coordsize="231,1721" o:gfxdata="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" path="m,233r230,l230,,,,,233xm,523r230,l230,293,,293,,523xm,799r230,l230,569,,569,,799xm,1414r230,l230,1183,,1183r,231xm,1106r230,l230,876,,876r,230xm,1721r230,l230,1490,,1490r,231xe" filled="f" strokeweight="1pt">
-                      <v:path arrowok="t" o:connecttype="custom" o:connectlocs="0,3714115;146050,3714115;146050,3566160;0,3566160;0,3714115;0,3898265;146050,3898265;146050,3752215;0,3752215;0,3898265;0,4073525;146050,4073525;146050,3927475;0,3927475;0,4073525;0,4464050;146050,4464050;146050,4317365;0,4317365;0,4464050;0,4268470;146050,4268470;146050,4122420;0,4122420;0,4268470;0,4658995;146050,4658995;146050,4512310;0,4512310;0,4658995" o:connectangles="0,0,0,0,0,0,0,0,0,0,0,0,0,0,0,0,0,0,0,0,0,0,0,0,0,0,0,0,0,0"/>
-                      <w10:wrap anchorx="page" anchory="page"/>
+                    <v:shape id="docshape4" o:spid="_x0000_s1026" o:spt="100" style="position:absolute;left:0pt;margin-left:176.9pt;margin-top:5pt;height:86.05pt;width:11.55pt;mso-position-horizontal-relative:page;mso-position-vertical-relative:page;z-index:-251656192;mso-width-relative:page;mso-height-relative:page;" filled="f" stroked="t" coordsize="231,1721" o:gfxdata="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" path="m0,233l230,233,230,0,0,0,0,233xm0,523l230,523,230,293,0,293,0,523xm0,799l230,799,230,569,0,569,0,799xm0,1414l230,1414,230,1183,0,1183,0,1414xm0,1106l230,1106,230,876,0,876,0,1106xm0,1721l230,1721,230,1490,0,1490,0,1721xe">
+                      <v:path o:connectlocs="0,3714115;146050,3714115;146050,3566160;0,3566160;0,3714115;0,3898265;146050,3898265;146050,3752215;0,3752215;0,3898265;0,4073525;146050,4073525;146050,3927475;0,3927475;0,4073525;0,4464050;146050,4464050;146050,4317365;0,4317365;0,4464050;0,4268470;146050,4268470;146050,4122420;0,4122420;0,4268470;0,4658995;146050,4658995;146050,4512310;0,4512310;0,4658995" o:connectangles="0,0,0,0,0,0,0,0,0,0,0,0,0,0,0,0,0,0,0,0,0,0,0,0,0,0,0,0,0,0"/>
+                      <v:fill on="f" focussize="0,0"/>
+                      <v:stroke weight="1pt" color="#000000" joinstyle="round"/>
+                      <v:imagedata o:title=""/>
+                      <o:lock v:ext="edit" aspectratio="f"/>
                     </v:shape>
                   </w:pict>
                 </mc:Fallback>
@@ -1817,20 +1831,28 @@
         </w:tc>
       </w:tr>
       <w:tr>
+        <w:tblPrEx>
+          <w:tblCellMar>
+            <w:top w:w="0" w:type="dxa"/>
+            <w:left w:w="0" w:type="dxa"/>
+            <w:bottom w:w="0" w:type="dxa"/>
+            <w:right w:w="0" w:type="dxa"/>
+          </w:tblCellMar>
+        </w:tblPrEx>
         <w:trPr>
-          <w:trHeight w:val="304"/>
+          <w:trHeight w:val="304" w:hRule="atLeast"/>
         </w:trPr>
         <w:tc>
           <w:tcPr>
             <w:tcW w:w="3711" w:type="dxa"/>
             <w:gridSpan w:val="2"/>
             <w:tcBorders>
-              <w:left w:val="single" w:sz="18" w:space="0" w:color="000000"/>
-            </w:tcBorders>
-          </w:tcPr>
-          <w:p>
-            <w:pPr>
-              <w:pStyle w:val="TableParagraph"/>
+              <w:left w:val="single" w:color="000000" w:sz="18" w:space="0"/>
+            </w:tcBorders>
+          </w:tcPr>
+          <w:p>
+            <w:pPr>
+              <w:pStyle w:val="6"/>
               <w:spacing w:before="34" w:line="250" w:lineRule="exact"/>
               <w:ind w:left="35"/>
             </w:pPr>
@@ -1845,7 +1867,7 @@
           </w:tcPr>
           <w:p>
             <w:pPr>
-              <w:pStyle w:val="TableParagraph"/>
+              <w:pStyle w:val="6"/>
               <w:rPr>
                 <w:rFonts w:ascii="Times New Roman"/>
                 <w:sz w:val="20"/>
@@ -1858,12 +1880,12 @@
             <w:tcW w:w="4604" w:type="dxa"/>
             <w:gridSpan w:val="2"/>
             <w:tcBorders>
-              <w:right w:val="single" w:sz="18" w:space="0" w:color="000000"/>
-            </w:tcBorders>
-          </w:tcPr>
-          <w:p>
-            <w:pPr>
-              <w:pStyle w:val="TableParagraph"/>
+              <w:right w:val="single" w:color="000000" w:sz="18" w:space="0"/>
+            </w:tcBorders>
+          </w:tcPr>
+          <w:p>
+            <w:pPr>
+              <w:pStyle w:val="6"/>
               <w:spacing w:before="34" w:line="250" w:lineRule="exact"/>
               <w:ind w:left="51"/>
             </w:pPr>
@@ -1901,19 +1923,27 @@
         </w:tc>
       </w:tr>
       <w:tr>
+        <w:tblPrEx>
+          <w:tblCellMar>
+            <w:top w:w="0" w:type="dxa"/>
+            <w:left w:w="0" w:type="dxa"/>
+            <w:bottom w:w="0" w:type="dxa"/>
+            <w:right w:w="0" w:type="dxa"/>
+          </w:tblCellMar>
+        </w:tblPrEx>
         <w:trPr>
-          <w:trHeight w:val="307"/>
+          <w:trHeight w:val="307" w:hRule="atLeast"/>
         </w:trPr>
         <w:tc>
           <w:tcPr>
             <w:tcW w:w="1724" w:type="dxa"/>
             <w:tcBorders>
-              <w:left w:val="single" w:sz="18" w:space="0" w:color="000000"/>
-            </w:tcBorders>
-          </w:tcPr>
-          <w:p>
-            <w:pPr>
-              <w:pStyle w:val="TableParagraph"/>
+              <w:left w:val="single" w:color="000000" w:sz="18" w:space="0"/>
+            </w:tcBorders>
+          </w:tcPr>
+          <w:p>
+            <w:pPr>
+              <w:pStyle w:val="6"/>
               <w:spacing w:before="37" w:line="250" w:lineRule="exact"/>
               <w:ind w:left="35" w:right="-72"/>
             </w:pPr>
@@ -1937,7 +1967,7 @@
           </w:tcPr>
           <w:p>
             <w:pPr>
-              <w:pStyle w:val="TableParagraph"/>
+              <w:pStyle w:val="6"/>
               <w:rPr>
                 <w:rFonts w:ascii="Times New Roman"/>
                 <w:sz w:val="20"/>
@@ -1951,7 +1981,7 @@
           </w:tcPr>
           <w:p>
             <w:pPr>
-              <w:pStyle w:val="TableParagraph"/>
+              <w:pStyle w:val="6"/>
               <w:rPr>
                 <w:rFonts w:ascii="Times New Roman"/>
                 <w:sz w:val="20"/>
@@ -1964,12 +1994,12 @@
             <w:tcW w:w="4604" w:type="dxa"/>
             <w:gridSpan w:val="2"/>
             <w:tcBorders>
-              <w:right w:val="single" w:sz="18" w:space="0" w:color="000000"/>
-            </w:tcBorders>
-          </w:tcPr>
-          <w:p>
-            <w:pPr>
-              <w:pStyle w:val="TableParagraph"/>
+              <w:right w:val="single" w:color="000000" w:sz="18" w:space="0"/>
+            </w:tcBorders>
+          </w:tcPr>
+          <w:p>
+            <w:pPr>
+              <w:pStyle w:val="6"/>
               <w:spacing w:before="37" w:line="250" w:lineRule="exact"/>
               <w:ind w:left="51"/>
             </w:pPr>
@@ -2007,19 +2037,27 @@
         </w:tc>
       </w:tr>
       <w:tr>
+        <w:tblPrEx>
+          <w:tblCellMar>
+            <w:top w:w="0" w:type="dxa"/>
+            <w:left w:w="0" w:type="dxa"/>
+            <w:bottom w:w="0" w:type="dxa"/>
+            <w:right w:w="0" w:type="dxa"/>
+          </w:tblCellMar>
+        </w:tblPrEx>
         <w:trPr>
-          <w:trHeight w:val="307"/>
+          <w:trHeight w:val="307" w:hRule="atLeast"/>
         </w:trPr>
         <w:tc>
           <w:tcPr>
             <w:tcW w:w="1724" w:type="dxa"/>
             <w:tcBorders>
-              <w:left w:val="single" w:sz="18" w:space="0" w:color="000000"/>
-            </w:tcBorders>
-          </w:tcPr>
-          <w:p>
-            <w:pPr>
-              <w:pStyle w:val="TableParagraph"/>
+              <w:left w:val="single" w:color="000000" w:sz="18" w:space="0"/>
+            </w:tcBorders>
+          </w:tcPr>
+          <w:p>
+            <w:pPr>
+              <w:pStyle w:val="6"/>
               <w:spacing w:before="37" w:line="250" w:lineRule="exact"/>
               <w:ind w:left="35"/>
             </w:pPr>
@@ -2052,7 +2090,7 @@
           </w:tcPr>
           <w:p>
             <w:pPr>
-              <w:pStyle w:val="TableParagraph"/>
+              <w:pStyle w:val="6"/>
               <w:rPr>
                 <w:rFonts w:ascii="Times New Roman"/>
                 <w:sz w:val="20"/>
@@ -2066,7 +2104,7 @@
           </w:tcPr>
           <w:p>
             <w:pPr>
-              <w:pStyle w:val="TableParagraph"/>
+              <w:pStyle w:val="6"/>
               <w:rPr>
                 <w:rFonts w:ascii="Times New Roman"/>
                 <w:sz w:val="20"/>
@@ -2079,12 +2117,12 @@
             <w:tcW w:w="4604" w:type="dxa"/>
             <w:gridSpan w:val="2"/>
             <w:tcBorders>
-              <w:right w:val="single" w:sz="18" w:space="0" w:color="000000"/>
-            </w:tcBorders>
-          </w:tcPr>
-          <w:p>
-            <w:pPr>
-              <w:pStyle w:val="TableParagraph"/>
+              <w:right w:val="single" w:color="000000" w:sz="18" w:space="0"/>
+            </w:tcBorders>
+          </w:tcPr>
+          <w:p>
+            <w:pPr>
+              <w:pStyle w:val="6"/>
               <w:spacing w:before="37" w:line="250" w:lineRule="exact"/>
               <w:ind w:left="51"/>
             </w:pPr>
@@ -2104,20 +2142,28 @@
         </w:tc>
       </w:tr>
       <w:tr>
+        <w:tblPrEx>
+          <w:tblCellMar>
+            <w:top w:w="0" w:type="dxa"/>
+            <w:left w:w="0" w:type="dxa"/>
+            <w:bottom w:w="0" w:type="dxa"/>
+            <w:right w:w="0" w:type="dxa"/>
+          </w:tblCellMar>
+        </w:tblPrEx>
         <w:trPr>
-          <w:trHeight w:val="307"/>
+          <w:trHeight w:val="307" w:hRule="atLeast"/>
         </w:trPr>
         <w:tc>
           <w:tcPr>
             <w:tcW w:w="3711" w:type="dxa"/>
             <w:gridSpan w:val="2"/>
             <w:tcBorders>
-              <w:left w:val="single" w:sz="18" w:space="0" w:color="000000"/>
-            </w:tcBorders>
-          </w:tcPr>
-          <w:p>
-            <w:pPr>
-              <w:pStyle w:val="TableParagraph"/>
+              <w:left w:val="single" w:color="000000" w:sz="18" w:space="0"/>
+            </w:tcBorders>
+          </w:tcPr>
+          <w:p>
+            <w:pPr>
+              <w:pStyle w:val="6"/>
               <w:spacing w:before="37" w:line="250" w:lineRule="exact"/>
               <w:ind w:left="35"/>
             </w:pPr>
@@ -2159,7 +2205,7 @@
           </w:tcPr>
           <w:p>
             <w:pPr>
-              <w:pStyle w:val="TableParagraph"/>
+              <w:pStyle w:val="6"/>
               <w:rPr>
                 <w:rFonts w:ascii="Times New Roman"/>
                 <w:sz w:val="20"/>
@@ -2172,12 +2218,12 @@
             <w:tcW w:w="4604" w:type="dxa"/>
             <w:gridSpan w:val="2"/>
             <w:tcBorders>
-              <w:right w:val="single" w:sz="18" w:space="0" w:color="000000"/>
-            </w:tcBorders>
-          </w:tcPr>
-          <w:p>
-            <w:pPr>
-              <w:pStyle w:val="TableParagraph"/>
+              <w:right w:val="single" w:color="000000" w:sz="18" w:space="0"/>
+            </w:tcBorders>
+          </w:tcPr>
+          <w:p>
+            <w:pPr>
+              <w:pStyle w:val="6"/>
               <w:spacing w:before="37" w:line="250" w:lineRule="exact"/>
               <w:ind w:left="51"/>
             </w:pPr>
@@ -2197,32 +2243,39 @@
         </w:tc>
       </w:tr>
       <w:tr>
+        <w:tblPrEx>
+          <w:tblCellMar>
+            <w:top w:w="0" w:type="dxa"/>
+            <w:left w:w="0" w:type="dxa"/>
+            <w:bottom w:w="0" w:type="dxa"/>
+            <w:right w:w="0" w:type="dxa"/>
+          </w:tblCellMar>
+        </w:tblPrEx>
         <w:trPr>
-          <w:trHeight w:val="317"/>
+          <w:trHeight w:val="317" w:hRule="atLeast"/>
         </w:trPr>
         <w:tc>
           <w:tcPr>
             <w:tcW w:w="3711" w:type="dxa"/>
             <w:gridSpan w:val="2"/>
             <w:tcBorders>
-              <w:left w:val="single" w:sz="18" w:space="0" w:color="000000"/>
-            </w:tcBorders>
-          </w:tcPr>
-          <w:p>
-            <w:pPr>
-              <w:pStyle w:val="TableParagraph"/>
+              <w:left w:val="single" w:color="000000" w:sz="18" w:space="0"/>
+            </w:tcBorders>
+          </w:tcPr>
+          <w:p>
+            <w:pPr>
+              <w:pStyle w:val="6"/>
               <w:spacing w:before="37" w:line="260" w:lineRule="exact"/>
               <w:ind w:left="35"/>
             </w:pPr>
             <w:r>
               <w:rPr>
-                <w:noProof/>
                 <w:lang w:eastAsia="pt-BR"/>
               </w:rPr>
               <mc:AlternateContent>
                 <mc:Choice Requires="wps">
                   <w:drawing>
-                    <wp:anchor distT="0" distB="0" distL="114300" distR="114300" simplePos="0" relativeHeight="487351808" behindDoc="1" locked="0" layoutInCell="1" allowOverlap="1" wp14:anchorId="0900FC00" wp14:editId="05D0331E">
+                    <wp:anchor distT="0" distB="0" distL="114300" distR="114300" simplePos="0" relativeHeight="251659264" behindDoc="1" locked="0" layoutInCell="1" allowOverlap="1">
                       <wp:simplePos x="0" y="0"/>
                       <wp:positionH relativeFrom="page">
                         <wp:posOffset>2056765</wp:posOffset>
@@ -2234,9 +2287,7 @@
                       <wp:effectExtent l="0" t="0" r="0" b="0"/>
                       <wp:wrapNone/>
                       <wp:docPr id="6" name="docshape2"/>
-                      <wp:cNvGraphicFramePr>
-                        <a:graphicFrameLocks xmlns:a="http://schemas.openxmlformats.org/drawingml/2006/main"/>
-                      </wp:cNvGraphicFramePr>
+                      <wp:cNvGraphicFramePr/>
                       <a:graphic xmlns:a="http://schemas.openxmlformats.org/drawingml/2006/main">
                         <a:graphicData uri="http://schemas.microsoft.com/office/word/2010/wordprocessingShape">
                           <wps:wsp>
@@ -2257,18 +2308,7 @@
                                   <a:srgbClr val="000000"/>
                                 </a:solidFill>
                                 <a:miter lim="800000"/>
-                                <a:headEnd/>
-                                <a:tailEnd/>
                               </a:ln>
-                              <a:extLst>
-                                <a:ext uri="{909E8E84-426E-40DD-AFC4-6F175D3DCCD1}">
-                                  <a14:hiddenFill xmlns:a14="http://schemas.microsoft.com/office/drawing/2010/main">
-                                    <a:solidFill>
-                                      <a:srgbClr val="FFFFFF"/>
-                                    </a:solidFill>
-                                  </a14:hiddenFill>
-                                </a:ext>
-                              </a:extLst>
                             </wps:spPr>
                             <wps:bodyPr rot="0" vert="horz" wrap="square" lIns="91440" tIns="45720" rIns="91440" bIns="45720" anchor="t" anchorCtr="0" upright="1">
                               <a:noAutofit/>
@@ -2276,19 +2316,16 @@
                           </wps:wsp>
                         </a:graphicData>
                       </a:graphic>
-                      <wp14:sizeRelH relativeFrom="page">
-                        <wp14:pctWidth>0</wp14:pctWidth>
-                      </wp14:sizeRelH>
-                      <wp14:sizeRelV relativeFrom="page">
-                        <wp14:pctHeight>0</wp14:pctHeight>
-                      </wp14:sizeRelV>
                     </wp:anchor>
                   </w:drawing>
                 </mc:Choice>
-                <mc:Fallback xmlns:cx1="http://schemas.microsoft.com/office/drawing/2015/9/8/chartex" xmlns:cx2="http://schemas.microsoft.com/office/drawing/2015/10/21/chartex" xmlns:cx3="http://schemas.microsoft.com/office/drawing/2016/5/9/chartex" xmlns:cx4="http://schemas.microsoft.com/office/drawing/2016/5/10/chartex" xmlns:cx5="http://schemas.microsoft.com/office/drawing/2016/5/11/chartex" xmlns:cx6="http://schemas.microsoft.com/office/drawing/2016/5/12/chartex" xmlns:cx7="http://schemas.microsoft.com/office/drawing/2016/5/13/chartex" xmlns:cx8="http://schemas.microsoft.com/office/drawing/2016/5/14/chartex" xmlns:aink="http://schemas.microsoft.com/office/drawing/2016/ink" xmlns:am3d="http://schemas.microsoft.com/office/drawing/2017/model3d" xmlns:oel="http://schemas.microsoft.com/office/2019/extlst" xmlns:w16cex="http://schemas.microsoft.com/office/word/2018/wordml/cex" xmlns:w16cid="http://schemas.microsoft.com/office/word/2016/wordml/cid" xmlns:w16="http://schemas.microsoft.com/office/word/2018/wordml" xmlns:w16sdtdh="http://schemas.microsoft.com/office/word/2020/wordml/sdtdatahash">
+                <mc:Fallback>
                   <w:pict>
-                    <v:rect w14:anchorId="50C33F02" id="docshape2" o:spid="_x0000_s1026" style="position:absolute;margin-left:161.95pt;margin-top:4.15pt;width:11.5pt;height:11.5pt;z-index:-15964672;visibility:visible;mso-wrap-style:square;mso-width-percent:0;mso-height-percent:0;mso-wrap-distance-left:9pt;mso-wrap-distance-top:0;mso-wrap-distance-right:9pt;mso-wrap-distance-bottom:0;mso-position-horizontal:absolute;mso-position-horizontal-relative:page;mso-position-vertical:absolute;mso-position-vertical-relative:page;mso-width-percent:0;mso-height-percent:0;mso-width-relative:page;mso-height-relative:page;v-text-anchor:top" o:gfxdata="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" filled="f" strokeweight="1pt">
-                      <w10:wrap anchorx="page" anchory="page"/>
+                    <v:rect id="docshape2" o:spid="_x0000_s1026" o:spt="1" style="position:absolute;left:0pt;margin-left:161.95pt;margin-top:4.15pt;height:11.5pt;width:11.5pt;mso-position-horizontal-relative:page;mso-position-vertical-relative:page;z-index:-251657216;mso-width-relative:page;mso-height-relative:page;" filled="f" stroked="t" coordsize="21600,21600" o:gfxdata="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">
+                      <v:fill on="f" focussize="0,0"/>
+                      <v:stroke weight="1pt" color="#000000" miterlimit="8" joinstyle="miter"/>
+                      <v:imagedata o:title=""/>
+                      <o:lock v:ext="edit" aspectratio="f"/>
                     </v:rect>
                   </w:pict>
                 </mc:Fallback>
@@ -2323,7 +2360,7 @@
           </w:tcPr>
           <w:p>
             <w:pPr>
-              <w:pStyle w:val="TableParagraph"/>
+              <w:pStyle w:val="6"/>
               <w:rPr>
                 <w:rFonts w:ascii="Times New Roman"/>
                 <w:sz w:val="20"/>
@@ -2336,12 +2373,12 @@
             <w:tcW w:w="4604" w:type="dxa"/>
             <w:gridSpan w:val="2"/>
             <w:tcBorders>
-              <w:right w:val="single" w:sz="18" w:space="0" w:color="000000"/>
-            </w:tcBorders>
-          </w:tcPr>
-          <w:p>
-            <w:pPr>
-              <w:pStyle w:val="TableParagraph"/>
+              <w:right w:val="single" w:color="000000" w:sz="18" w:space="0"/>
+            </w:tcBorders>
+          </w:tcPr>
+          <w:p>
+            <w:pPr>
+              <w:pStyle w:val="6"/>
               <w:tabs>
                 <w:tab w:val="left" w:pos="3555"/>
               </w:tabs>
@@ -2376,32 +2413,39 @@
         </w:tc>
       </w:tr>
       <w:tr>
+        <w:tblPrEx>
+          <w:tblCellMar>
+            <w:top w:w="0" w:type="dxa"/>
+            <w:left w:w="0" w:type="dxa"/>
+            <w:bottom w:w="0" w:type="dxa"/>
+            <w:right w:w="0" w:type="dxa"/>
+          </w:tblCellMar>
+        </w:tblPrEx>
         <w:trPr>
-          <w:trHeight w:val="340"/>
+          <w:trHeight w:val="340" w:hRule="atLeast"/>
         </w:trPr>
         <w:tc>
           <w:tcPr>
             <w:tcW w:w="3711" w:type="dxa"/>
             <w:gridSpan w:val="2"/>
             <w:tcBorders>
-              <w:left w:val="single" w:sz="18" w:space="0" w:color="000000"/>
-            </w:tcBorders>
-          </w:tcPr>
-          <w:p>
-            <w:pPr>
-              <w:pStyle w:val="TableParagraph"/>
+              <w:left w:val="single" w:color="000000" w:sz="18" w:space="0"/>
+            </w:tcBorders>
+          </w:tcPr>
+          <w:p>
+            <w:pPr>
+              <w:pStyle w:val="6"/>
               <w:spacing w:before="27"/>
               <w:ind w:left="35"/>
             </w:pPr>
             <w:r>
               <w:rPr>
-                <w:noProof/>
                 <w:lang w:eastAsia="pt-BR"/>
               </w:rPr>
               <mc:AlternateContent>
                 <mc:Choice Requires="wps">
                   <w:drawing>
-                    <wp:anchor distT="0" distB="0" distL="114300" distR="114300" simplePos="0" relativeHeight="487352320" behindDoc="1" locked="0" layoutInCell="1" allowOverlap="1" wp14:anchorId="1F45B255" wp14:editId="4FD735B4">
+                    <wp:anchor distT="0" distB="0" distL="114300" distR="114300" simplePos="0" relativeHeight="251660288" behindDoc="1" locked="0" layoutInCell="1" allowOverlap="1">
                       <wp:simplePos x="0" y="0"/>
                       <wp:positionH relativeFrom="page">
                         <wp:posOffset>2056765</wp:posOffset>
@@ -2413,9 +2457,7 @@
                       <wp:effectExtent l="0" t="0" r="0" b="0"/>
                       <wp:wrapNone/>
                       <wp:docPr id="5" name="docshape3"/>
-                      <wp:cNvGraphicFramePr>
-                        <a:graphicFrameLocks xmlns:a="http://schemas.openxmlformats.org/drawingml/2006/main"/>
-                      </wp:cNvGraphicFramePr>
+                      <wp:cNvGraphicFramePr/>
                       <a:graphic xmlns:a="http://schemas.openxmlformats.org/drawingml/2006/main">
                         <a:graphicData uri="http://schemas.microsoft.com/office/word/2010/wordprocessingShape">
                           <wps:wsp>
@@ -2436,18 +2478,7 @@
                                   <a:srgbClr val="000000"/>
                                 </a:solidFill>
                                 <a:miter lim="800000"/>
-                                <a:headEnd/>
-                                <a:tailEnd/>
                               </a:ln>
-                              <a:extLst>
-                                <a:ext uri="{909E8E84-426E-40DD-AFC4-6F175D3DCCD1}">
-                                  <a14:hiddenFill xmlns:a14="http://schemas.microsoft.com/office/drawing/2010/main">
-                                    <a:solidFill>
-                                      <a:srgbClr val="FFFFFF"/>
-                                    </a:solidFill>
-                                  </a14:hiddenFill>
-                                </a:ext>
-                              </a:extLst>
                             </wps:spPr>
                             <wps:bodyPr rot="0" vert="horz" wrap="square" lIns="91440" tIns="45720" rIns="91440" bIns="45720" anchor="t" anchorCtr="0" upright="1">
                               <a:noAutofit/>
@@ -2455,19 +2486,16 @@
                           </wps:wsp>
                         </a:graphicData>
                       </a:graphic>
-                      <wp14:sizeRelH relativeFrom="page">
-                        <wp14:pctWidth>0</wp14:pctWidth>
-                      </wp14:sizeRelH>
-                      <wp14:sizeRelV relativeFrom="page">
-                        <wp14:pctHeight>0</wp14:pctHeight>
-                      </wp14:sizeRelV>
                     </wp:anchor>
                   </w:drawing>
                 </mc:Choice>
-                <mc:Fallback xmlns:cx1="http://schemas.microsoft.com/office/drawing/2015/9/8/chartex" xmlns:cx2="http://schemas.microsoft.com/office/drawing/2015/10/21/chartex" xmlns:cx3="http://schemas.microsoft.com/office/drawing/2016/5/9/chartex" xmlns:cx4="http://schemas.microsoft.com/office/drawing/2016/5/10/chartex" xmlns:cx5="http://schemas.microsoft.com/office/drawing/2016/5/11/chartex" xmlns:cx6="http://schemas.microsoft.com/office/drawing/2016/5/12/chartex" xmlns:cx7="http://schemas.microsoft.com/office/drawing/2016/5/13/chartex" xmlns:cx8="http://schemas.microsoft.com/office/drawing/2016/5/14/chartex" xmlns:aink="http://schemas.microsoft.com/office/drawing/2016/ink" xmlns:am3d="http://schemas.microsoft.com/office/drawing/2017/model3d" xmlns:oel="http://schemas.microsoft.com/office/2019/extlst" xmlns:w16cex="http://schemas.microsoft.com/office/word/2018/wordml/cex" xmlns:w16cid="http://schemas.microsoft.com/office/word/2016/wordml/cid" xmlns:w16="http://schemas.microsoft.com/office/word/2018/wordml" xmlns:w16sdtdh="http://schemas.microsoft.com/office/word/2020/wordml/sdtdatahash">
+                <mc:Fallback>
                   <w:pict>
-                    <v:rect w14:anchorId="77E65BAE" id="docshape3" o:spid="_x0000_s1026" style="position:absolute;margin-left:161.95pt;margin-top:5.2pt;width:11.5pt;height:11.5pt;z-index:-15964160;visibility:visible;mso-wrap-style:square;mso-width-percent:0;mso-height-percent:0;mso-wrap-distance-left:9pt;mso-wrap-distance-top:0;mso-wrap-distance-right:9pt;mso-wrap-distance-bottom:0;mso-position-horizontal:absolute;mso-position-horizontal-relative:page;mso-position-vertical:absolute;mso-position-vertical-relative:page;mso-width-percent:0;mso-height-percent:0;mso-width-relative:page;mso-height-relative:page;v-text-anchor:top" o:gfxdata="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" filled="f" strokeweight="1pt">
-                      <w10:wrap anchorx="page" anchory="page"/>
+                    <v:rect id="docshape3" o:spid="_x0000_s1026" o:spt="1" style="position:absolute;left:0pt;margin-left:161.95pt;margin-top:5.2pt;height:11.5pt;width:11.5pt;mso-position-horizontal-relative:page;mso-position-vertical-relative:page;z-index:-251656192;mso-width-relative:page;mso-height-relative:page;" filled="f" stroked="t" coordsize="21600,21600" o:gfxdata="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">
+                      <v:fill on="f" focussize="0,0"/>
+                      <v:stroke weight="1pt" color="#000000" miterlimit="8" joinstyle="miter"/>
+                      <v:imagedata o:title=""/>
+                      <o:lock v:ext="edit" aspectratio="f"/>
                     </v:rect>
                   </w:pict>
                 </mc:Fallback>
@@ -2502,7 +2530,7 @@
           </w:tcPr>
           <w:p>
             <w:pPr>
-              <w:pStyle w:val="TableParagraph"/>
+              <w:pStyle w:val="6"/>
               <w:rPr>
                 <w:rFonts w:ascii="Times New Roman"/>
                 <w:sz w:val="20"/>
@@ -2515,24 +2543,23 @@
             <w:tcW w:w="4604" w:type="dxa"/>
             <w:gridSpan w:val="2"/>
             <w:tcBorders>
-              <w:right w:val="single" w:sz="18" w:space="0" w:color="000000"/>
-            </w:tcBorders>
-          </w:tcPr>
-          <w:p>
-            <w:pPr>
-              <w:pStyle w:val="TableParagraph"/>
+              <w:right w:val="single" w:color="000000" w:sz="18" w:space="0"/>
+            </w:tcBorders>
+          </w:tcPr>
+          <w:p>
+            <w:pPr>
+              <w:pStyle w:val="6"/>
               <w:spacing w:before="27"/>
               <w:ind w:left="51"/>
             </w:pPr>
             <w:r>
               <w:rPr>
-                <w:noProof/>
                 <w:lang w:eastAsia="pt-BR"/>
               </w:rPr>
               <mc:AlternateContent>
                 <mc:Choice Requires="wps">
                   <w:drawing>
-                    <wp:anchor distT="0" distB="0" distL="114300" distR="114300" simplePos="0" relativeHeight="487353344" behindDoc="1" locked="0" layoutInCell="1" allowOverlap="1" wp14:anchorId="0E341788" wp14:editId="7F776769">
+                    <wp:anchor distT="0" distB="0" distL="114300" distR="114300" simplePos="0" relativeHeight="251661312" behindDoc="1" locked="0" layoutInCell="1" allowOverlap="1">
                       <wp:simplePos x="0" y="0"/>
                       <wp:positionH relativeFrom="page">
                         <wp:posOffset>2246630</wp:posOffset>
@@ -2544,9 +2571,7 @@
                       <wp:effectExtent l="0" t="0" r="0" b="0"/>
                       <wp:wrapNone/>
                       <wp:docPr id="4" name="docshape5"/>
-                      <wp:cNvGraphicFramePr>
-                        <a:graphicFrameLocks xmlns:a="http://schemas.openxmlformats.org/drawingml/2006/main"/>
-                      </wp:cNvGraphicFramePr>
+                      <wp:cNvGraphicFramePr/>
                       <a:graphic xmlns:a="http://schemas.openxmlformats.org/drawingml/2006/main">
                         <a:graphicData uri="http://schemas.microsoft.com/office/word/2010/wordprocessingShape">
                           <wps:wsp>
@@ -2567,18 +2592,7 @@
                                   <a:srgbClr val="000000"/>
                                 </a:solidFill>
                                 <a:miter lim="800000"/>
-                                <a:headEnd/>
-                                <a:tailEnd/>
                               </a:ln>
-                              <a:extLst>
-                                <a:ext uri="{909E8E84-426E-40DD-AFC4-6F175D3DCCD1}">
-                                  <a14:hiddenFill xmlns:a14="http://schemas.microsoft.com/office/drawing/2010/main">
-                                    <a:solidFill>
-                                      <a:srgbClr val="FFFFFF"/>
-                                    </a:solidFill>
-                                  </a14:hiddenFill>
-                                </a:ext>
-                              </a:extLst>
                             </wps:spPr>
                             <wps:bodyPr rot="0" vert="horz" wrap="square" lIns="91440" tIns="45720" rIns="91440" bIns="45720" anchor="t" anchorCtr="0" upright="1">
                               <a:noAutofit/>
@@ -2586,19 +2600,16 @@
                           </wps:wsp>
                         </a:graphicData>
                       </a:graphic>
-                      <wp14:sizeRelH relativeFrom="page">
-                        <wp14:pctWidth>0</wp14:pctWidth>
-                      </wp14:sizeRelH>
-                      <wp14:sizeRelV relativeFrom="page">
-                        <wp14:pctHeight>0</wp14:pctHeight>
-                      </wp14:sizeRelV>
                     </wp:anchor>
                   </w:drawing>
                 </mc:Choice>
-                <mc:Fallback xmlns:cx1="http://schemas.microsoft.com/office/drawing/2015/9/8/chartex" xmlns:cx2="http://schemas.microsoft.com/office/drawing/2015/10/21/chartex" xmlns:cx3="http://schemas.microsoft.com/office/drawing/2016/5/9/chartex" xmlns:cx4="http://schemas.microsoft.com/office/drawing/2016/5/10/chartex" xmlns:cx5="http://schemas.microsoft.com/office/drawing/2016/5/11/chartex" xmlns:cx6="http://schemas.microsoft.com/office/drawing/2016/5/12/chartex" xmlns:cx7="http://schemas.microsoft.com/office/drawing/2016/5/13/chartex" xmlns:cx8="http://schemas.microsoft.com/office/drawing/2016/5/14/chartex" xmlns:aink="http://schemas.microsoft.com/office/drawing/2016/ink" xmlns:am3d="http://schemas.microsoft.com/office/drawing/2017/model3d" xmlns:oel="http://schemas.microsoft.com/office/2019/extlst" xmlns:w16cex="http://schemas.microsoft.com/office/word/2018/wordml/cex" xmlns:w16cid="http://schemas.microsoft.com/office/word/2016/wordml/cid" xmlns:w16="http://schemas.microsoft.com/office/word/2018/wordml" xmlns:w16sdtdh="http://schemas.microsoft.com/office/word/2020/wordml/sdtdatahash">
+                <mc:Fallback>
                   <w:pict>
-                    <v:rect w14:anchorId="3EBE5C95" id="docshape5" o:spid="_x0000_s1026" style="position:absolute;margin-left:176.9pt;margin-top:5.05pt;width:11.5pt;height:11.65pt;z-index:-15963136;visibility:visible;mso-wrap-style:square;mso-width-percent:0;mso-height-percent:0;mso-wrap-distance-left:9pt;mso-wrap-distance-top:0;mso-wrap-distance-right:9pt;mso-wrap-distance-bottom:0;mso-position-horizontal:absolute;mso-position-horizontal-relative:page;mso-position-vertical:absolute;mso-position-vertical-relative:page;mso-width-percent:0;mso-height-percent:0;mso-width-relative:page;mso-height-relative:page;v-text-anchor:top" o:gfxdata="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" filled="f" strokeweight="1pt">
-                      <w10:wrap anchorx="page" anchory="page"/>
+                    <v:rect id="docshape5" o:spid="_x0000_s1026" o:spt="1" style="position:absolute;left:0pt;margin-left:176.9pt;margin-top:5.05pt;height:11.65pt;width:11.5pt;mso-position-horizontal-relative:page;mso-position-vertical-relative:page;z-index:-251655168;mso-width-relative:page;mso-height-relative:page;" filled="f" stroked="t" coordsize="21600,21600" o:gfxdata="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">
+                      <v:fill on="f" focussize="0,0"/>
+                      <v:stroke weight="1pt" color="#000000" miterlimit="8" joinstyle="miter"/>
+                      <v:imagedata o:title=""/>
+                      <o:lock v:ext="edit" aspectratio="f"/>
                     </v:rect>
                   </w:pict>
                 </mc:Fallback>
@@ -2656,33 +2667,40 @@
         </w:tc>
       </w:tr>
       <w:tr>
+        <w:tblPrEx>
+          <w:tblCellMar>
+            <w:top w:w="0" w:type="dxa"/>
+            <w:left w:w="0" w:type="dxa"/>
+            <w:bottom w:w="0" w:type="dxa"/>
+            <w:right w:w="0" w:type="dxa"/>
+          </w:tblCellMar>
+        </w:tblPrEx>
         <w:trPr>
-          <w:trHeight w:val="307"/>
+          <w:trHeight w:val="307" w:hRule="atLeast"/>
         </w:trPr>
         <w:tc>
           <w:tcPr>
             <w:tcW w:w="9219" w:type="dxa"/>
             <w:gridSpan w:val="5"/>
             <w:tcBorders>
-              <w:left w:val="single" w:sz="18" w:space="0" w:color="000000"/>
-              <w:right w:val="single" w:sz="18" w:space="0" w:color="000000"/>
-            </w:tcBorders>
-          </w:tcPr>
-          <w:p>
-            <w:pPr>
-              <w:pStyle w:val="TableParagraph"/>
+              <w:left w:val="single" w:color="000000" w:sz="18" w:space="0"/>
+              <w:right w:val="single" w:color="000000" w:sz="18" w:space="0"/>
+            </w:tcBorders>
+          </w:tcPr>
+          <w:p>
+            <w:pPr>
+              <w:pStyle w:val="6"/>
               <w:spacing w:line="262" w:lineRule="exact"/>
               <w:ind w:left="4644"/>
             </w:pPr>
             <w:r>
               <w:rPr>
-                <w:noProof/>
                 <w:lang w:eastAsia="pt-BR"/>
               </w:rPr>
               <mc:AlternateContent>
                 <mc:Choice Requires="wps">
                   <w:drawing>
-                    <wp:anchor distT="0" distB="0" distL="114300" distR="114300" simplePos="0" relativeHeight="487353856" behindDoc="1" locked="0" layoutInCell="1" allowOverlap="1" wp14:anchorId="22C73164" wp14:editId="4EBE81C0">
+                    <wp:anchor distT="0" distB="0" distL="114300" distR="114300" simplePos="0" relativeHeight="251661312" behindDoc="1" locked="0" layoutInCell="1" allowOverlap="1">
                       <wp:simplePos x="0" y="0"/>
                       <wp:positionH relativeFrom="page">
                         <wp:posOffset>5163185</wp:posOffset>
@@ -2694,9 +2712,7 @@
                       <wp:effectExtent l="0" t="0" r="0" b="0"/>
                       <wp:wrapNone/>
                       <wp:docPr id="3" name="docshape6"/>
-                      <wp:cNvGraphicFramePr>
-                        <a:graphicFrameLocks xmlns:a="http://schemas.openxmlformats.org/drawingml/2006/main"/>
-                      </wp:cNvGraphicFramePr>
+                      <wp:cNvGraphicFramePr/>
                       <a:graphic xmlns:a="http://schemas.openxmlformats.org/drawingml/2006/main">
                         <a:graphicData uri="http://schemas.microsoft.com/office/word/2010/wordprocessingShape">
                           <wps:wsp>
@@ -2717,18 +2733,7 @@
                                   <a:srgbClr val="000000"/>
                                 </a:solidFill>
                                 <a:miter lim="800000"/>
-                                <a:headEnd/>
-                                <a:tailEnd/>
                               </a:ln>
-                              <a:extLst>
-                                <a:ext uri="{909E8E84-426E-40DD-AFC4-6F175D3DCCD1}">
-                                  <a14:hiddenFill xmlns:a14="http://schemas.microsoft.com/office/drawing/2010/main">
-                                    <a:solidFill>
-                                      <a:srgbClr val="FFFFFF"/>
-                                    </a:solidFill>
-                                  </a14:hiddenFill>
-                                </a:ext>
-                              </a:extLst>
                             </wps:spPr>
                             <wps:bodyPr rot="0" vert="horz" wrap="square" lIns="91440" tIns="45720" rIns="91440" bIns="45720" anchor="t" anchorCtr="0" upright="1">
                               <a:noAutofit/>
@@ -2736,19 +2741,16 @@
                           </wps:wsp>
                         </a:graphicData>
                       </a:graphic>
-                      <wp14:sizeRelH relativeFrom="page">
-                        <wp14:pctWidth>0</wp14:pctWidth>
-                      </wp14:sizeRelH>
-                      <wp14:sizeRelV relativeFrom="page">
-                        <wp14:pctHeight>0</wp14:pctHeight>
-                      </wp14:sizeRelV>
                     </wp:anchor>
                   </w:drawing>
                 </mc:Choice>
-                <mc:Fallback xmlns:cx1="http://schemas.microsoft.com/office/drawing/2015/9/8/chartex" xmlns:cx2="http://schemas.microsoft.com/office/drawing/2015/10/21/chartex" xmlns:cx3="http://schemas.microsoft.com/office/drawing/2016/5/9/chartex" xmlns:cx4="http://schemas.microsoft.com/office/drawing/2016/5/10/chartex" xmlns:cx5="http://schemas.microsoft.com/office/drawing/2016/5/11/chartex" xmlns:cx6="http://schemas.microsoft.com/office/drawing/2016/5/12/chartex" xmlns:cx7="http://schemas.microsoft.com/office/drawing/2016/5/13/chartex" xmlns:cx8="http://schemas.microsoft.com/office/drawing/2016/5/14/chartex" xmlns:aink="http://schemas.microsoft.com/office/drawing/2016/ink" xmlns:am3d="http://schemas.microsoft.com/office/drawing/2017/model3d" xmlns:oel="http://schemas.microsoft.com/office/2019/extlst" xmlns:w16cex="http://schemas.microsoft.com/office/word/2018/wordml/cex" xmlns:w16cid="http://schemas.microsoft.com/office/word/2016/wordml/cid" xmlns:w16="http://schemas.microsoft.com/office/word/2018/wordml" xmlns:w16sdtdh="http://schemas.microsoft.com/office/word/2020/wordml/sdtdatahash">
+                <mc:Fallback>
                   <w:pict>
-                    <v:rect w14:anchorId="4A168DE2" id="docshape6" o:spid="_x0000_s1026" style="position:absolute;margin-left:406.55pt;margin-top:5pt;width:11.5pt;height:11.5pt;z-index:-15962624;visibility:visible;mso-wrap-style:square;mso-width-percent:0;mso-height-percent:0;mso-wrap-distance-left:9pt;mso-wrap-distance-top:0;mso-wrap-distance-right:9pt;mso-wrap-distance-bottom:0;mso-position-horizontal:absolute;mso-position-horizontal-relative:page;mso-position-vertical:absolute;mso-position-vertical-relative:page;mso-width-percent:0;mso-height-percent:0;mso-width-relative:page;mso-height-relative:page;v-text-anchor:top" o:gfxdata="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" filled="f" strokeweight="1pt">
-                      <w10:wrap anchorx="page" anchory="page"/>
+                    <v:rect id="docshape6" o:spid="_x0000_s1026" o:spt="1" style="position:absolute;left:0pt;margin-left:406.55pt;margin-top:5pt;height:11.5pt;width:11.5pt;mso-position-horizontal-relative:page;mso-position-vertical-relative:page;z-index:-251655168;mso-width-relative:page;mso-height-relative:page;" filled="f" stroked="t" coordsize="21600,21600" o:gfxdata="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">
+                      <v:fill on="f" focussize="0,0"/>
+                      <v:stroke weight="1pt" color="#000000" miterlimit="8" joinstyle="miter"/>
+                      <v:imagedata o:title=""/>
+                      <o:lock v:ext="edit" aspectratio="f"/>
                     </v:rect>
                   </w:pict>
                 </mc:Fallback>
@@ -2779,21 +2781,29 @@
         </w:tc>
       </w:tr>
       <w:tr>
+        <w:tblPrEx>
+          <w:tblCellMar>
+            <w:top w:w="0" w:type="dxa"/>
+            <w:left w:w="0" w:type="dxa"/>
+            <w:bottom w:w="0" w:type="dxa"/>
+            <w:right w:w="0" w:type="dxa"/>
+          </w:tblCellMar>
+        </w:tblPrEx>
         <w:trPr>
-          <w:trHeight w:val="307"/>
+          <w:trHeight w:val="307" w:hRule="atLeast"/>
         </w:trPr>
         <w:tc>
           <w:tcPr>
             <w:tcW w:w="9219" w:type="dxa"/>
             <w:gridSpan w:val="5"/>
             <w:tcBorders>
-              <w:left w:val="single" w:sz="18" w:space="0" w:color="000000"/>
-              <w:right w:val="single" w:sz="18" w:space="0" w:color="000000"/>
-            </w:tcBorders>
-          </w:tcPr>
-          <w:p>
-            <w:pPr>
-              <w:pStyle w:val="TableParagraph"/>
+              <w:left w:val="single" w:color="000000" w:sz="18" w:space="0"/>
+              <w:right w:val="single" w:color="000000" w:sz="18" w:space="0"/>
+            </w:tcBorders>
+          </w:tcPr>
+          <w:p>
+            <w:pPr>
+              <w:pStyle w:val="6"/>
               <w:spacing w:line="262" w:lineRule="exact"/>
               <w:ind w:left="35"/>
             </w:pPr>
@@ -2822,22 +2832,30 @@
         </w:tc>
       </w:tr>
       <w:tr>
+        <w:tblPrEx>
+          <w:tblCellMar>
+            <w:top w:w="0" w:type="dxa"/>
+            <w:left w:w="0" w:type="dxa"/>
+            <w:bottom w:w="0" w:type="dxa"/>
+            <w:right w:w="0" w:type="dxa"/>
+          </w:tblCellMar>
+        </w:tblPrEx>
         <w:trPr>
-          <w:trHeight w:val="233"/>
+          <w:trHeight w:val="233" w:hRule="atLeast"/>
         </w:trPr>
         <w:tc>
           <w:tcPr>
             <w:tcW w:w="9219" w:type="dxa"/>
             <w:gridSpan w:val="5"/>
             <w:tcBorders>
-              <w:left w:val="single" w:sz="18" w:space="0" w:color="000000"/>
-              <w:bottom w:val="single" w:sz="6" w:space="0" w:color="000000"/>
-              <w:right w:val="single" w:sz="18" w:space="0" w:color="000000"/>
-            </w:tcBorders>
-          </w:tcPr>
-          <w:p>
-            <w:pPr>
-              <w:pStyle w:val="TableParagraph"/>
+              <w:left w:val="single" w:color="000000" w:sz="18" w:space="0"/>
+              <w:bottom w:val="single" w:color="000000" w:sz="6" w:space="0"/>
+              <w:right w:val="single" w:color="000000" w:sz="18" w:space="0"/>
+            </w:tcBorders>
+          </w:tcPr>
+          <w:p>
+            <w:pPr>
+              <w:pStyle w:val="6"/>
               <w:rPr>
                 <w:rFonts w:ascii="Times New Roman"/>
                 <w:sz w:val="16"/>
@@ -2847,23 +2865,31 @@
         </w:tc>
       </w:tr>
       <w:tr>
+        <w:tblPrEx>
+          <w:tblCellMar>
+            <w:top w:w="0" w:type="dxa"/>
+            <w:left w:w="0" w:type="dxa"/>
+            <w:bottom w:w="0" w:type="dxa"/>
+            <w:right w:w="0" w:type="dxa"/>
+          </w:tblCellMar>
+        </w:tblPrEx>
         <w:trPr>
-          <w:trHeight w:val="292"/>
+          <w:trHeight w:val="292" w:hRule="atLeast"/>
         </w:trPr>
         <w:tc>
           <w:tcPr>
             <w:tcW w:w="9219" w:type="dxa"/>
             <w:gridSpan w:val="5"/>
             <w:tcBorders>
-              <w:top w:val="single" w:sz="6" w:space="0" w:color="000000"/>
-              <w:left w:val="single" w:sz="18" w:space="0" w:color="000000"/>
-              <w:bottom w:val="single" w:sz="6" w:space="0" w:color="000000"/>
-              <w:right w:val="single" w:sz="18" w:space="0" w:color="000000"/>
-            </w:tcBorders>
-          </w:tcPr>
-          <w:p>
-            <w:pPr>
-              <w:pStyle w:val="TableParagraph"/>
+              <w:top w:val="single" w:color="000000" w:sz="6" w:space="0"/>
+              <w:left w:val="single" w:color="000000" w:sz="18" w:space="0"/>
+              <w:bottom w:val="single" w:color="000000" w:sz="6" w:space="0"/>
+              <w:right w:val="single" w:color="000000" w:sz="18" w:space="0"/>
+            </w:tcBorders>
+          </w:tcPr>
+          <w:p>
+            <w:pPr>
+              <w:pStyle w:val="6"/>
               <w:rPr>
                 <w:rFonts w:ascii="Times New Roman"/>
                 <w:sz w:val="20"/>
@@ -2873,23 +2899,31 @@
         </w:tc>
       </w:tr>
       <w:tr>
+        <w:tblPrEx>
+          <w:tblCellMar>
+            <w:top w:w="0" w:type="dxa"/>
+            <w:left w:w="0" w:type="dxa"/>
+            <w:bottom w:w="0" w:type="dxa"/>
+            <w:right w:w="0" w:type="dxa"/>
+          </w:tblCellMar>
+        </w:tblPrEx>
         <w:trPr>
-          <w:trHeight w:val="557"/>
+          <w:trHeight w:val="557" w:hRule="atLeast"/>
         </w:trPr>
         <w:tc>
           <w:tcPr>
             <w:tcW w:w="9219" w:type="dxa"/>
             <w:gridSpan w:val="5"/>
             <w:tcBorders>
-              <w:top w:val="single" w:sz="6" w:space="0" w:color="000000"/>
-              <w:left w:val="single" w:sz="18" w:space="0" w:color="000000"/>
-              <w:bottom w:val="single" w:sz="18" w:space="0" w:color="000000"/>
-              <w:right w:val="single" w:sz="18" w:space="0" w:color="000000"/>
-            </w:tcBorders>
-          </w:tcPr>
-          <w:p>
-            <w:pPr>
-              <w:pStyle w:val="TableParagraph"/>
+              <w:top w:val="single" w:color="000000" w:sz="6" w:space="0"/>
+              <w:left w:val="single" w:color="000000" w:sz="18" w:space="0"/>
+              <w:bottom w:val="single" w:color="000000" w:sz="18" w:space="0"/>
+              <w:right w:val="single" w:color="000000" w:sz="18" w:space="0"/>
+            </w:tcBorders>
+          </w:tcPr>
+          <w:p>
+            <w:pPr>
+              <w:pStyle w:val="6"/>
               <w:rPr>
                 <w:rFonts w:ascii="Times New Roman"/>
                 <w:sz w:val="20"/>
@@ -2899,23 +2933,31 @@
         </w:tc>
       </w:tr>
       <w:tr>
+        <w:tblPrEx>
+          <w:tblCellMar>
+            <w:top w:w="0" w:type="dxa"/>
+            <w:left w:w="0" w:type="dxa"/>
+            <w:bottom w:w="0" w:type="dxa"/>
+            <w:right w:w="0" w:type="dxa"/>
+          </w:tblCellMar>
+        </w:tblPrEx>
         <w:trPr>
-          <w:trHeight w:val="293"/>
+          <w:trHeight w:val="293" w:hRule="atLeast"/>
         </w:trPr>
         <w:tc>
           <w:tcPr>
             <w:tcW w:w="9219" w:type="dxa"/>
             <w:gridSpan w:val="5"/>
             <w:tcBorders>
-              <w:top w:val="single" w:sz="18" w:space="0" w:color="000000"/>
-              <w:left w:val="single" w:sz="18" w:space="0" w:color="000000"/>
-              <w:bottom w:val="single" w:sz="18" w:space="0" w:color="000000"/>
-              <w:right w:val="single" w:sz="18" w:space="0" w:color="000000"/>
-            </w:tcBorders>
-          </w:tcPr>
-          <w:p>
-            <w:pPr>
-              <w:pStyle w:val="TableParagraph"/>
+              <w:top w:val="single" w:color="000000" w:sz="18" w:space="0"/>
+              <w:left w:val="single" w:color="000000" w:sz="18" w:space="0"/>
+              <w:bottom w:val="single" w:color="000000" w:sz="18" w:space="0"/>
+              <w:right w:val="single" w:color="000000" w:sz="18" w:space="0"/>
+            </w:tcBorders>
+          </w:tcPr>
+          <w:p>
+            <w:pPr>
+              <w:pStyle w:val="6"/>
               <w:spacing w:line="273" w:lineRule="exact"/>
               <w:ind w:left="1773" w:right="1714"/>
               <w:jc w:val="center"/>
@@ -2950,22 +2992,30 @@
         </w:tc>
       </w:tr>
       <w:tr>
+        <w:tblPrEx>
+          <w:tblCellMar>
+            <w:top w:w="0" w:type="dxa"/>
+            <w:left w:w="0" w:type="dxa"/>
+            <w:bottom w:w="0" w:type="dxa"/>
+            <w:right w:w="0" w:type="dxa"/>
+          </w:tblCellMar>
+        </w:tblPrEx>
         <w:trPr>
-          <w:trHeight w:val="560"/>
+          <w:trHeight w:val="560" w:hRule="atLeast"/>
         </w:trPr>
         <w:tc>
           <w:tcPr>
             <w:tcW w:w="4615" w:type="dxa"/>
             <w:gridSpan w:val="3"/>
             <w:tcBorders>
-              <w:top w:val="single" w:sz="18" w:space="0" w:color="000000"/>
-              <w:left w:val="single" w:sz="18" w:space="0" w:color="000000"/>
+              <w:top w:val="single" w:color="000000" w:sz="18" w:space="0"/>
+              <w:left w:val="single" w:color="000000" w:sz="18" w:space="0"/>
             </w:tcBorders>
           </w:tcPr>
           <w:p/>
           <w:p>
             <w:pPr>
-              <w:pStyle w:val="TableParagraph"/>
+              <w:pStyle w:val="6"/>
               <w:ind w:left="35"/>
             </w:pPr>
             <w:r>
@@ -3022,12 +3072,12 @@
           <w:tcPr>
             <w:tcW w:w="814" w:type="dxa"/>
             <w:tcBorders>
-              <w:top w:val="single" w:sz="18" w:space="0" w:color="000000"/>
-            </w:tcBorders>
-          </w:tcPr>
-          <w:p>
-            <w:pPr>
-              <w:pStyle w:val="TableParagraph"/>
+              <w:top w:val="single" w:color="000000" w:sz="18" w:space="0"/>
+            </w:tcBorders>
+          </w:tcPr>
+          <w:p>
+            <w:pPr>
+              <w:pStyle w:val="6"/>
               <w:rPr>
                 <w:rFonts w:ascii="Times New Roman"/>
                 <w:sz w:val="20"/>
@@ -3035,13 +3085,12 @@
             </w:pPr>
             <w:r>
               <w:rPr>
-                <w:noProof/>
                 <w:lang w:eastAsia="pt-BR"/>
               </w:rPr>
               <mc:AlternateContent>
                 <mc:Choice Requires="wps">
                   <w:drawing>
-                    <wp:anchor distT="0" distB="0" distL="114300" distR="114300" simplePos="0" relativeHeight="487354368" behindDoc="1" locked="0" layoutInCell="1" allowOverlap="1" wp14:anchorId="7D8473F8" wp14:editId="5D61ED66">
+                    <wp:anchor distT="0" distB="0" distL="114300" distR="114300" simplePos="0" relativeHeight="251662336" behindDoc="1" locked="0" layoutInCell="1" allowOverlap="1">
                       <wp:simplePos x="0" y="0"/>
                       <wp:positionH relativeFrom="page">
                         <wp:posOffset>26035</wp:posOffset>
@@ -3053,15 +3102,11 @@
                       <wp:effectExtent l="0" t="0" r="0" b="0"/>
                       <wp:wrapNone/>
                       <wp:docPr id="2" name="docshape7"/>
-                      <wp:cNvGraphicFramePr>
-                        <a:graphicFrameLocks xmlns:a="http://schemas.openxmlformats.org/drawingml/2006/main"/>
-                      </wp:cNvGraphicFramePr>
+                      <wp:cNvGraphicFramePr/>
                       <a:graphic xmlns:a="http://schemas.openxmlformats.org/drawingml/2006/main">
                         <a:graphicData uri="http://schemas.microsoft.com/office/word/2010/wordprocessingShape">
                           <wps:wsp>
-                            <wps:cNvSpPr>
-                              <a:spLocks/>
-                            </wps:cNvSpPr>
+                            <wps:cNvSpPr/>
                             <wps:spPr bwMode="auto">
                               <a:xfrm>
                                 <a:off x="0" y="0"/>
@@ -3188,18 +3233,7 @@
                                   <a:srgbClr val="000000"/>
                                 </a:solidFill>
                                 <a:round/>
-                                <a:headEnd/>
-                                <a:tailEnd/>
                               </a:ln>
-                              <a:extLst>
-                                <a:ext uri="{909E8E84-426E-40DD-AFC4-6F175D3DCCD1}">
-                                  <a14:hiddenFill xmlns:a14="http://schemas.microsoft.com/office/drawing/2010/main">
-                                    <a:solidFill>
-                                      <a:srgbClr val="FFFFFF"/>
-                                    </a:solidFill>
-                                  </a14:hiddenFill>
-                                </a:ext>
-                              </a:extLst>
                             </wps:spPr>
                             <wps:bodyPr rot="0" vert="horz" wrap="square" lIns="91440" tIns="45720" rIns="91440" bIns="45720" anchor="t" anchorCtr="0" upright="1">
                               <a:noAutofit/>
@@ -3207,20 +3241,17 @@
                           </wps:wsp>
                         </a:graphicData>
                       </a:graphic>
-                      <wp14:sizeRelH relativeFrom="page">
-                        <wp14:pctWidth>0</wp14:pctWidth>
-                      </wp14:sizeRelH>
-                      <wp14:sizeRelV relativeFrom="page">
-                        <wp14:pctHeight>0</wp14:pctHeight>
-                      </wp14:sizeRelV>
                     </wp:anchor>
                   </w:drawing>
                 </mc:Choice>
-                <mc:Fallback xmlns:cx1="http://schemas.microsoft.com/office/drawing/2015/9/8/chartex" xmlns:cx2="http://schemas.microsoft.com/office/drawing/2015/10/21/chartex" xmlns:cx3="http://schemas.microsoft.com/office/drawing/2016/5/9/chartex" xmlns:cx4="http://schemas.microsoft.com/office/drawing/2016/5/10/chartex" xmlns:cx5="http://schemas.microsoft.com/office/drawing/2016/5/11/chartex" xmlns:cx6="http://schemas.microsoft.com/office/drawing/2016/5/12/chartex" xmlns:cx7="http://schemas.microsoft.com/office/drawing/2016/5/13/chartex" xmlns:cx8="http://schemas.microsoft.com/office/drawing/2016/5/14/chartex" xmlns:aink="http://schemas.microsoft.com/office/drawing/2016/ink" xmlns:am3d="http://schemas.microsoft.com/office/drawing/2017/model3d" xmlns:oel="http://schemas.microsoft.com/office/2019/extlst" xmlns:w16cex="http://schemas.microsoft.com/office/word/2018/wordml/cex" xmlns:w16cid="http://schemas.microsoft.com/office/word/2016/wordml/cid" xmlns:w16="http://schemas.microsoft.com/office/word/2018/wordml" xmlns:w16sdtdh="http://schemas.microsoft.com/office/word/2020/wordml/sdtdatahash">
+                <mc:Fallback>
                   <w:pict>
-                    <v:shape w14:anchorId="616319AE" id="docshape7" o:spid="_x0000_s1026" style="position:absolute;margin-left:2.05pt;margin-top:11.15pt;width:11.55pt;height:25.35pt;z-index:-15962112;visibility:visible;mso-wrap-style:square;mso-width-percent:0;mso-height-percent:0;mso-wrap-distance-left:9pt;mso-wrap-distance-top:0;mso-wrap-distance-right:9pt;mso-wrap-distance-bottom:0;mso-position-horizontal:absolute;mso-position-horizontal-relative:page;mso-position-vertical:absolute;mso-position-vertical-relative:page;mso-width-percent:0;mso-height-percent:0;mso-width-relative:page;mso-height-relative:page;v-text-anchor:top" coordsize="231,507" o:gfxdata="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" path="m,231r230,l230,,,,,231xm,507r230,l230,276,,276,,507xe" filled="f" strokeweight="1pt">
-                      <v:path arrowok="t" o:connecttype="custom" o:connectlocs="0,6620510;146050,6620510;146050,6473825;0,6473825;0,6620510;0,6795770;146050,6795770;146050,6649085;0,6649085;0,6795770" o:connectangles="0,0,0,0,0,0,0,0,0,0"/>
-                      <w10:wrap anchorx="page" anchory="page"/>
+                    <v:shape id="docshape7" o:spid="_x0000_s1026" o:spt="100" style="position:absolute;left:0pt;margin-left:2.05pt;margin-top:11.15pt;height:25.35pt;width:11.55pt;mso-position-horizontal-relative:page;mso-position-vertical-relative:page;z-index:-251654144;mso-width-relative:page;mso-height-relative:page;" filled="f" stroked="t" coordsize="231,507" o:gfxdata="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" path="m0,231l230,231,230,0,0,0,0,231xm0,507l230,507,230,276,0,276,0,507xe">
+                      <v:path o:connectlocs="0,6620510;146050,6620510;146050,6473825;0,6473825;0,6620510;0,6795770;146050,6795770;146050,6649085;0,6649085;0,6795770" o:connectangles="0,0,0,0,0,0,0,0,0,0"/>
+                      <v:fill on="f" focussize="0,0"/>
+                      <v:stroke weight="1pt" color="#000000" joinstyle="round"/>
+                      <v:imagedata o:title=""/>
+                      <o:lock v:ext="edit" aspectratio="f"/>
                     </v:shape>
                   </w:pict>
                 </mc:Fallback>
@@ -3232,13 +3263,13 @@
           <w:tcPr>
             <w:tcW w:w="3790" w:type="dxa"/>
             <w:tcBorders>
-              <w:top w:val="single" w:sz="18" w:space="0" w:color="000000"/>
-              <w:right w:val="single" w:sz="18" w:space="0" w:color="000000"/>
-            </w:tcBorders>
-          </w:tcPr>
-          <w:p>
-            <w:pPr>
-              <w:pStyle w:val="TableParagraph"/>
+              <w:top w:val="single" w:color="000000" w:sz="18" w:space="0"/>
+              <w:right w:val="single" w:color="000000" w:sz="18" w:space="0"/>
+            </w:tcBorders>
+          </w:tcPr>
+          <w:p>
+            <w:pPr>
+              <w:pStyle w:val="6"/>
               <w:spacing w:before="8"/>
               <w:rPr>
                 <w:rFonts w:ascii="Times New Roman"/>
@@ -3248,7 +3279,7 @@
           </w:p>
           <w:p>
             <w:pPr>
-              <w:pStyle w:val="TableParagraph"/>
+              <w:pStyle w:val="6"/>
               <w:ind w:left="159"/>
             </w:pPr>
             <w:r>
@@ -3267,20 +3298,28 @@
         </w:tc>
       </w:tr>
       <w:tr>
+        <w:tblPrEx>
+          <w:tblCellMar>
+            <w:top w:w="0" w:type="dxa"/>
+            <w:left w:w="0" w:type="dxa"/>
+            <w:bottom w:w="0" w:type="dxa"/>
+            <w:right w:w="0" w:type="dxa"/>
+          </w:tblCellMar>
+        </w:tblPrEx>
         <w:trPr>
-          <w:trHeight w:val="284"/>
+          <w:trHeight w:val="284" w:hRule="atLeast"/>
         </w:trPr>
         <w:tc>
           <w:tcPr>
             <w:tcW w:w="1724" w:type="dxa"/>
             <w:tcBorders>
-              <w:left w:val="single" w:sz="18" w:space="0" w:color="000000"/>
-              <w:bottom w:val="single" w:sz="18" w:space="0" w:color="000000"/>
-            </w:tcBorders>
-          </w:tcPr>
-          <w:p>
-            <w:pPr>
-              <w:pStyle w:val="TableParagraph"/>
+              <w:left w:val="single" w:color="000000" w:sz="18" w:space="0"/>
+              <w:bottom w:val="single" w:color="000000" w:sz="18" w:space="0"/>
+            </w:tcBorders>
+          </w:tcPr>
+          <w:p>
+            <w:pPr>
+              <w:pStyle w:val="6"/>
               <w:spacing w:line="260" w:lineRule="exact"/>
               <w:ind w:left="35" w:right="-29"/>
             </w:pPr>
@@ -3302,12 +3341,12 @@
           <w:tcPr>
             <w:tcW w:w="1987" w:type="dxa"/>
             <w:tcBorders>
-              <w:bottom w:val="single" w:sz="18" w:space="0" w:color="000000"/>
-            </w:tcBorders>
-          </w:tcPr>
-          <w:p>
-            <w:pPr>
-              <w:pStyle w:val="TableParagraph"/>
+              <w:bottom w:val="single" w:color="000000" w:sz="18" w:space="0"/>
+            </w:tcBorders>
+          </w:tcPr>
+          <w:p>
+            <w:pPr>
+              <w:pStyle w:val="6"/>
               <w:rPr>
                 <w:rFonts w:ascii="Times New Roman"/>
                 <w:sz w:val="20"/>
@@ -3319,12 +3358,12 @@
           <w:tcPr>
             <w:tcW w:w="904" w:type="dxa"/>
             <w:tcBorders>
-              <w:bottom w:val="single" w:sz="18" w:space="0" w:color="000000"/>
-            </w:tcBorders>
-          </w:tcPr>
-          <w:p>
-            <w:pPr>
-              <w:pStyle w:val="TableParagraph"/>
+              <w:bottom w:val="single" w:color="000000" w:sz="18" w:space="0"/>
+            </w:tcBorders>
+          </w:tcPr>
+          <w:p>
+            <w:pPr>
+              <w:pStyle w:val="6"/>
               <w:rPr>
                 <w:rFonts w:ascii="Times New Roman"/>
                 <w:sz w:val="20"/>
@@ -3343,12 +3382,12 @@
           <w:tcPr>
             <w:tcW w:w="814" w:type="dxa"/>
             <w:tcBorders>
-              <w:bottom w:val="single" w:sz="18" w:space="0" w:color="000000"/>
-            </w:tcBorders>
-          </w:tcPr>
-          <w:p>
-            <w:pPr>
-              <w:pStyle w:val="TableParagraph"/>
+              <w:bottom w:val="single" w:color="000000" w:sz="18" w:space="0"/>
+            </w:tcBorders>
+          </w:tcPr>
+          <w:p>
+            <w:pPr>
+              <w:pStyle w:val="6"/>
               <w:rPr>
                 <w:rFonts w:ascii="Times New Roman"/>
                 <w:sz w:val="20"/>
@@ -3360,13 +3399,13 @@
           <w:tcPr>
             <w:tcW w:w="3790" w:type="dxa"/>
             <w:tcBorders>
-              <w:bottom w:val="single" w:sz="18" w:space="0" w:color="000000"/>
-              <w:right w:val="single" w:sz="18" w:space="0" w:color="000000"/>
-            </w:tcBorders>
-          </w:tcPr>
-          <w:p>
-            <w:pPr>
-              <w:pStyle w:val="TableParagraph"/>
+              <w:bottom w:val="single" w:color="000000" w:sz="18" w:space="0"/>
+              <w:right w:val="single" w:color="000000" w:sz="18" w:space="0"/>
+            </w:tcBorders>
+          </w:tcPr>
+          <w:p>
+            <w:pPr>
+              <w:pStyle w:val="6"/>
               <w:spacing w:line="260" w:lineRule="exact"/>
               <w:ind w:left="159"/>
             </w:pPr>
@@ -3386,23 +3425,31 @@
         </w:tc>
       </w:tr>
       <w:tr>
+        <w:tblPrEx>
+          <w:tblCellMar>
+            <w:top w:w="0" w:type="dxa"/>
+            <w:left w:w="0" w:type="dxa"/>
+            <w:bottom w:w="0" w:type="dxa"/>
+            <w:right w:w="0" w:type="dxa"/>
+          </w:tblCellMar>
+        </w:tblPrEx>
         <w:trPr>
-          <w:trHeight w:val="277"/>
+          <w:trHeight w:val="277" w:hRule="atLeast"/>
         </w:trPr>
         <w:tc>
           <w:tcPr>
             <w:tcW w:w="9219" w:type="dxa"/>
             <w:gridSpan w:val="5"/>
             <w:tcBorders>
-              <w:top w:val="single" w:sz="18" w:space="0" w:color="000000"/>
-              <w:left w:val="single" w:sz="18" w:space="0" w:color="000000"/>
-              <w:bottom w:val="single" w:sz="18" w:space="0" w:color="000000"/>
-              <w:right w:val="single" w:sz="18" w:space="0" w:color="000000"/>
-            </w:tcBorders>
-          </w:tcPr>
-          <w:p>
-            <w:pPr>
-              <w:pStyle w:val="TableParagraph"/>
+              <w:top w:val="single" w:color="000000" w:sz="18" w:space="0"/>
+              <w:left w:val="single" w:color="000000" w:sz="18" w:space="0"/>
+              <w:bottom w:val="single" w:color="000000" w:sz="18" w:space="0"/>
+              <w:right w:val="single" w:color="000000" w:sz="18" w:space="0"/>
+            </w:tcBorders>
+          </w:tcPr>
+          <w:p>
+            <w:pPr>
+              <w:pStyle w:val="6"/>
               <w:spacing w:line="252" w:lineRule="exact"/>
               <w:ind w:left="1776" w:right="1714"/>
               <w:jc w:val="center"/>
@@ -3446,22 +3493,30 @@
         </w:tc>
       </w:tr>
       <w:tr>
+        <w:tblPrEx>
+          <w:tblCellMar>
+            <w:top w:w="0" w:type="dxa"/>
+            <w:left w:w="0" w:type="dxa"/>
+            <w:bottom w:w="0" w:type="dxa"/>
+            <w:right w:w="0" w:type="dxa"/>
+          </w:tblCellMar>
+        </w:tblPrEx>
         <w:trPr>
-          <w:trHeight w:val="301"/>
+          <w:trHeight w:val="301" w:hRule="atLeast"/>
         </w:trPr>
         <w:tc>
           <w:tcPr>
             <w:tcW w:w="9219" w:type="dxa"/>
             <w:gridSpan w:val="5"/>
             <w:tcBorders>
-              <w:top w:val="single" w:sz="18" w:space="0" w:color="000000"/>
-              <w:left w:val="single" w:sz="18" w:space="0" w:color="000000"/>
-              <w:right w:val="single" w:sz="18" w:space="0" w:color="000000"/>
-            </w:tcBorders>
-          </w:tcPr>
-          <w:p>
-            <w:pPr>
-              <w:pStyle w:val="TableParagraph"/>
+              <w:top w:val="single" w:color="000000" w:sz="18" w:space="0"/>
+              <w:left w:val="single" w:color="000000" w:sz="18" w:space="0"/>
+              <w:right w:val="single" w:color="000000" w:sz="18" w:space="0"/>
+            </w:tcBorders>
+          </w:tcPr>
+          <w:p>
+            <w:pPr>
+              <w:pStyle w:val="6"/>
               <w:spacing w:line="257" w:lineRule="exact"/>
               <w:ind w:left="35"/>
             </w:pPr>
@@ -3526,22 +3581,30 @@
         </w:tc>
       </w:tr>
       <w:tr>
+        <w:tblPrEx>
+          <w:tblCellMar>
+            <w:top w:w="0" w:type="dxa"/>
+            <w:left w:w="0" w:type="dxa"/>
+            <w:bottom w:w="0" w:type="dxa"/>
+            <w:right w:w="0" w:type="dxa"/>
+          </w:tblCellMar>
+        </w:tblPrEx>
         <w:trPr>
-          <w:trHeight w:val="233"/>
+          <w:trHeight w:val="233" w:hRule="atLeast"/>
         </w:trPr>
         <w:tc>
           <w:tcPr>
             <w:tcW w:w="9219" w:type="dxa"/>
             <w:gridSpan w:val="5"/>
             <w:tcBorders>
-              <w:left w:val="single" w:sz="18" w:space="0" w:color="000000"/>
-              <w:bottom w:val="single" w:sz="6" w:space="0" w:color="000000"/>
-              <w:right w:val="single" w:sz="18" w:space="0" w:color="000000"/>
-            </w:tcBorders>
-          </w:tcPr>
-          <w:p>
-            <w:pPr>
-              <w:pStyle w:val="TableParagraph"/>
+              <w:left w:val="single" w:color="000000" w:sz="18" w:space="0"/>
+              <w:bottom w:val="single" w:color="000000" w:sz="6" w:space="0"/>
+              <w:right w:val="single" w:color="000000" w:sz="18" w:space="0"/>
+            </w:tcBorders>
+          </w:tcPr>
+          <w:p>
+            <w:pPr>
+              <w:pStyle w:val="6"/>
               <w:rPr>
                 <w:rFonts w:ascii="Times New Roman"/>
                 <w:sz w:val="16"/>
@@ -3551,22 +3614,30 @@
         </w:tc>
       </w:tr>
       <w:tr>
+        <w:tblPrEx>
+          <w:tblCellMar>
+            <w:top w:w="0" w:type="dxa"/>
+            <w:left w:w="0" w:type="dxa"/>
+            <w:bottom w:w="0" w:type="dxa"/>
+            <w:right w:w="0" w:type="dxa"/>
+          </w:tblCellMar>
+        </w:tblPrEx>
         <w:trPr>
-          <w:trHeight w:val="365"/>
+          <w:trHeight w:val="365" w:hRule="atLeast"/>
         </w:trPr>
         <w:tc>
           <w:tcPr>
             <w:tcW w:w="9219" w:type="dxa"/>
             <w:gridSpan w:val="5"/>
             <w:tcBorders>
-              <w:top w:val="single" w:sz="6" w:space="0" w:color="000000"/>
-              <w:left w:val="single" w:sz="18" w:space="0" w:color="000000"/>
-              <w:right w:val="single" w:sz="18" w:space="0" w:color="000000"/>
-            </w:tcBorders>
-          </w:tcPr>
-          <w:p>
-            <w:pPr>
-              <w:pStyle w:val="TableParagraph"/>
+              <w:top w:val="single" w:color="000000" w:sz="6" w:space="0"/>
+              <w:left w:val="single" w:color="000000" w:sz="18" w:space="0"/>
+              <w:right w:val="single" w:color="000000" w:sz="18" w:space="0"/>
+            </w:tcBorders>
+          </w:tcPr>
+          <w:p>
+            <w:pPr>
+              <w:pStyle w:val="6"/>
               <w:spacing w:before="52"/>
               <w:ind w:left="35"/>
             </w:pPr>
@@ -3577,22 +3648,30 @@
         </w:tc>
       </w:tr>
       <w:tr>
+        <w:tblPrEx>
+          <w:tblCellMar>
+            <w:top w:w="0" w:type="dxa"/>
+            <w:left w:w="0" w:type="dxa"/>
+            <w:bottom w:w="0" w:type="dxa"/>
+            <w:right w:w="0" w:type="dxa"/>
+          </w:tblCellMar>
+        </w:tblPrEx>
         <w:trPr>
-          <w:trHeight w:val="233"/>
+          <w:trHeight w:val="233" w:hRule="atLeast"/>
         </w:trPr>
         <w:tc>
           <w:tcPr>
             <w:tcW w:w="9219" w:type="dxa"/>
             <w:gridSpan w:val="5"/>
             <w:tcBorders>
-              <w:left w:val="single" w:sz="18" w:space="0" w:color="000000"/>
-              <w:bottom w:val="single" w:sz="6" w:space="0" w:color="000000"/>
-              <w:right w:val="single" w:sz="18" w:space="0" w:color="000000"/>
-            </w:tcBorders>
-          </w:tcPr>
-          <w:p>
-            <w:pPr>
-              <w:pStyle w:val="TableParagraph"/>
+              <w:left w:val="single" w:color="000000" w:sz="18" w:space="0"/>
+              <w:bottom w:val="single" w:color="000000" w:sz="6" w:space="0"/>
+              <w:right w:val="single" w:color="000000" w:sz="18" w:space="0"/>
+            </w:tcBorders>
+          </w:tcPr>
+          <w:p>
+            <w:pPr>
+              <w:pStyle w:val="6"/>
               <w:rPr>
                 <w:rFonts w:ascii="Times New Roman"/>
                 <w:sz w:val="16"/>
@@ -3602,23 +3681,31 @@
         </w:tc>
       </w:tr>
       <w:tr>
+        <w:tblPrEx>
+          <w:tblCellMar>
+            <w:top w:w="0" w:type="dxa"/>
+            <w:left w:w="0" w:type="dxa"/>
+            <w:bottom w:w="0" w:type="dxa"/>
+            <w:right w:w="0" w:type="dxa"/>
+          </w:tblCellMar>
+        </w:tblPrEx>
         <w:trPr>
-          <w:trHeight w:val="599"/>
+          <w:trHeight w:val="599" w:hRule="atLeast"/>
         </w:trPr>
         <w:tc>
           <w:tcPr>
             <w:tcW w:w="9219" w:type="dxa"/>
             <w:gridSpan w:val="5"/>
             <w:tcBorders>
-              <w:top w:val="single" w:sz="6" w:space="0" w:color="000000"/>
-              <w:left w:val="single" w:sz="18" w:space="0" w:color="000000"/>
-              <w:bottom w:val="single" w:sz="6" w:space="0" w:color="000000"/>
-              <w:right w:val="single" w:sz="18" w:space="0" w:color="000000"/>
-            </w:tcBorders>
-          </w:tcPr>
-          <w:p>
-            <w:pPr>
-              <w:pStyle w:val="TableParagraph"/>
+              <w:top w:val="single" w:color="000000" w:sz="6" w:space="0"/>
+              <w:left w:val="single" w:color="000000" w:sz="18" w:space="0"/>
+              <w:bottom w:val="single" w:color="000000" w:sz="6" w:space="0"/>
+              <w:right w:val="single" w:color="000000" w:sz="18" w:space="0"/>
+            </w:tcBorders>
+          </w:tcPr>
+          <w:p>
+            <w:pPr>
+              <w:pStyle w:val="6"/>
               <w:rPr>
                 <w:rFonts w:ascii="Times New Roman"/>
                 <w:sz w:val="20"/>
@@ -3628,23 +3715,31 @@
         </w:tc>
       </w:tr>
       <w:tr>
+        <w:tblPrEx>
+          <w:tblCellMar>
+            <w:top w:w="0" w:type="dxa"/>
+            <w:left w:w="0" w:type="dxa"/>
+            <w:bottom w:w="0" w:type="dxa"/>
+            <w:right w:w="0" w:type="dxa"/>
+          </w:tblCellMar>
+        </w:tblPrEx>
         <w:trPr>
-          <w:trHeight w:val="292"/>
+          <w:trHeight w:val="292" w:hRule="atLeast"/>
         </w:trPr>
         <w:tc>
           <w:tcPr>
             <w:tcW w:w="9219" w:type="dxa"/>
             <w:gridSpan w:val="5"/>
             <w:tcBorders>
-              <w:top w:val="single" w:sz="6" w:space="0" w:color="000000"/>
-              <w:left w:val="single" w:sz="18" w:space="0" w:color="000000"/>
-              <w:bottom w:val="single" w:sz="6" w:space="0" w:color="000000"/>
-              <w:right w:val="single" w:sz="18" w:space="0" w:color="000000"/>
-            </w:tcBorders>
-          </w:tcPr>
-          <w:p>
-            <w:pPr>
-              <w:pStyle w:val="TableParagraph"/>
+              <w:top w:val="single" w:color="000000" w:sz="6" w:space="0"/>
+              <w:left w:val="single" w:color="000000" w:sz="18" w:space="0"/>
+              <w:bottom w:val="single" w:color="000000" w:sz="6" w:space="0"/>
+              <w:right w:val="single" w:color="000000" w:sz="18" w:space="0"/>
+            </w:tcBorders>
+          </w:tcPr>
+          <w:p>
+            <w:pPr>
+              <w:pStyle w:val="6"/>
               <w:rPr>
                 <w:rFonts w:ascii="Times New Roman"/>
                 <w:sz w:val="20"/>
@@ -3654,23 +3749,31 @@
         </w:tc>
       </w:tr>
       <w:tr>
+        <w:tblPrEx>
+          <w:tblCellMar>
+            <w:top w:w="0" w:type="dxa"/>
+            <w:left w:w="0" w:type="dxa"/>
+            <w:bottom w:w="0" w:type="dxa"/>
+            <w:right w:w="0" w:type="dxa"/>
+          </w:tblCellMar>
+        </w:tblPrEx>
         <w:trPr>
-          <w:trHeight w:val="292"/>
+          <w:trHeight w:val="292" w:hRule="atLeast"/>
         </w:trPr>
         <w:tc>
           <w:tcPr>
             <w:tcW w:w="9219" w:type="dxa"/>
             <w:gridSpan w:val="5"/>
             <w:tcBorders>
-              <w:top w:val="single" w:sz="6" w:space="0" w:color="000000"/>
-              <w:left w:val="single" w:sz="18" w:space="0" w:color="000000"/>
-              <w:bottom w:val="single" w:sz="6" w:space="0" w:color="000000"/>
-              <w:right w:val="single" w:sz="18" w:space="0" w:color="000000"/>
-            </w:tcBorders>
-          </w:tcPr>
-          <w:p>
-            <w:pPr>
-              <w:pStyle w:val="TableParagraph"/>
+              <w:top w:val="single" w:color="000000" w:sz="6" w:space="0"/>
+              <w:left w:val="single" w:color="000000" w:sz="18" w:space="0"/>
+              <w:bottom w:val="single" w:color="000000" w:sz="6" w:space="0"/>
+              <w:right w:val="single" w:color="000000" w:sz="18" w:space="0"/>
+            </w:tcBorders>
+          </w:tcPr>
+          <w:p>
+            <w:pPr>
+              <w:pStyle w:val="6"/>
               <w:rPr>
                 <w:rFonts w:ascii="Times New Roman"/>
                 <w:sz w:val="20"/>
@@ -3680,23 +3783,31 @@
         </w:tc>
       </w:tr>
       <w:tr>
+        <w:tblPrEx>
+          <w:tblCellMar>
+            <w:top w:w="0" w:type="dxa"/>
+            <w:left w:w="0" w:type="dxa"/>
+            <w:bottom w:w="0" w:type="dxa"/>
+            <w:right w:w="0" w:type="dxa"/>
+          </w:tblCellMar>
+        </w:tblPrEx>
         <w:trPr>
-          <w:trHeight w:val="292"/>
+          <w:trHeight w:val="292" w:hRule="atLeast"/>
         </w:trPr>
         <w:tc>
           <w:tcPr>
             <w:tcW w:w="9219" w:type="dxa"/>
             <w:gridSpan w:val="5"/>
             <w:tcBorders>
-              <w:top w:val="single" w:sz="6" w:space="0" w:color="000000"/>
-              <w:left w:val="single" w:sz="18" w:space="0" w:color="000000"/>
-              <w:bottom w:val="single" w:sz="6" w:space="0" w:color="000000"/>
-              <w:right w:val="single" w:sz="18" w:space="0" w:color="000000"/>
-            </w:tcBorders>
-          </w:tcPr>
-          <w:p>
-            <w:pPr>
-              <w:pStyle w:val="TableParagraph"/>
+              <w:top w:val="single" w:color="000000" w:sz="6" w:space="0"/>
+              <w:left w:val="single" w:color="000000" w:sz="18" w:space="0"/>
+              <w:bottom w:val="single" w:color="000000" w:sz="6" w:space="0"/>
+              <w:right w:val="single" w:color="000000" w:sz="18" w:space="0"/>
+            </w:tcBorders>
+          </w:tcPr>
+          <w:p>
+            <w:pPr>
+              <w:pStyle w:val="6"/>
               <w:rPr>
                 <w:rFonts w:ascii="Times New Roman"/>
                 <w:sz w:val="20"/>
@@ -3706,22 +3817,30 @@
         </w:tc>
       </w:tr>
       <w:tr>
+        <w:tblPrEx>
+          <w:tblCellMar>
+            <w:top w:w="0" w:type="dxa"/>
+            <w:left w:w="0" w:type="dxa"/>
+            <w:bottom w:w="0" w:type="dxa"/>
+            <w:right w:w="0" w:type="dxa"/>
+          </w:tblCellMar>
+        </w:tblPrEx>
         <w:trPr>
-          <w:trHeight w:val="843"/>
+          <w:trHeight w:val="843" w:hRule="atLeast"/>
         </w:trPr>
         <w:tc>
           <w:tcPr>
             <w:tcW w:w="9219" w:type="dxa"/>
             <w:gridSpan w:val="5"/>
             <w:tcBorders>
-              <w:top w:val="single" w:sz="6" w:space="0" w:color="000000"/>
-              <w:left w:val="single" w:sz="18" w:space="0" w:color="000000"/>
-              <w:right w:val="single" w:sz="18" w:space="0" w:color="000000"/>
-            </w:tcBorders>
-          </w:tcPr>
-          <w:p>
-            <w:pPr>
-              <w:pStyle w:val="TableParagraph"/>
+              <w:top w:val="single" w:color="000000" w:sz="6" w:space="0"/>
+              <w:left w:val="single" w:color="000000" w:sz="18" w:space="0"/>
+              <w:right w:val="single" w:color="000000" w:sz="18" w:space="0"/>
+            </w:tcBorders>
+          </w:tcPr>
+          <w:p>
+            <w:pPr>
+              <w:pStyle w:val="6"/>
               <w:spacing w:before="5"/>
               <w:rPr>
                 <w:rFonts w:ascii="Times New Roman"/>
@@ -3731,7 +3850,7 @@
           </w:p>
           <w:p>
             <w:pPr>
-              <w:pStyle w:val="TableParagraph"/>
+              <w:pStyle w:val="6"/>
               <w:tabs>
                 <w:tab w:val="left" w:pos="3073"/>
                 <w:tab w:val="left" w:pos="6831"/>
@@ -3768,14 +3887,12 @@
               </w:rPr>
               <w:tab/>
             </w:r>
-            <w:proofErr w:type="spellStart"/>
             <w:r>
               <w:rPr>
                 <w:sz w:val="20"/>
               </w:rPr>
               <w:t>de</w:t>
             </w:r>
-            <w:proofErr w:type="spellEnd"/>
             <w:r>
               <w:rPr>
                 <w:spacing w:val="-2"/>
@@ -3800,21 +3917,29 @@
         </w:tc>
       </w:tr>
       <w:tr>
+        <w:tblPrEx>
+          <w:tblCellMar>
+            <w:top w:w="0" w:type="dxa"/>
+            <w:left w:w="0" w:type="dxa"/>
+            <w:bottom w:w="0" w:type="dxa"/>
+            <w:right w:w="0" w:type="dxa"/>
+          </w:tblCellMar>
+        </w:tblPrEx>
         <w:trPr>
-          <w:trHeight w:val="463"/>
+          <w:trHeight w:val="463" w:hRule="atLeast"/>
         </w:trPr>
         <w:tc>
           <w:tcPr>
             <w:tcW w:w="4615" w:type="dxa"/>
             <w:gridSpan w:val="3"/>
             <w:tcBorders>
-              <w:left w:val="single" w:sz="18" w:space="0" w:color="000000"/>
-              <w:bottom w:val="single" w:sz="6" w:space="0" w:color="000000"/>
-            </w:tcBorders>
-          </w:tcPr>
-          <w:p>
-            <w:pPr>
-              <w:pStyle w:val="TableParagraph"/>
+              <w:left w:val="single" w:color="000000" w:sz="18" w:space="0"/>
+              <w:bottom w:val="single" w:color="000000" w:sz="6" w:space="0"/>
+            </w:tcBorders>
+          </w:tcPr>
+          <w:p>
+            <w:pPr>
+              <w:pStyle w:val="6"/>
               <w:rPr>
                 <w:rFonts w:ascii="Times New Roman"/>
                 <w:sz w:val="20"/>
@@ -3827,13 +3952,13 @@
             <w:tcW w:w="4604" w:type="dxa"/>
             <w:gridSpan w:val="2"/>
             <w:tcBorders>
-              <w:bottom w:val="single" w:sz="6" w:space="0" w:color="000000"/>
-              <w:right w:val="single" w:sz="18" w:space="0" w:color="000000"/>
-            </w:tcBorders>
-          </w:tcPr>
-          <w:p>
-            <w:pPr>
-              <w:pStyle w:val="TableParagraph"/>
+              <w:bottom w:val="single" w:color="000000" w:sz="6" w:space="0"/>
+              <w:right w:val="single" w:color="000000" w:sz="18" w:space="0"/>
+            </w:tcBorders>
+          </w:tcPr>
+          <w:p>
+            <w:pPr>
+              <w:pStyle w:val="6"/>
               <w:rPr>
                 <w:rFonts w:ascii="Times New Roman"/>
                 <w:sz w:val="20"/>
@@ -3843,21 +3968,29 @@
         </w:tc>
       </w:tr>
       <w:tr>
+        <w:tblPrEx>
+          <w:tblCellMar>
+            <w:top w:w="0" w:type="dxa"/>
+            <w:left w:w="0" w:type="dxa"/>
+            <w:bottom w:w="0" w:type="dxa"/>
+            <w:right w:w="0" w:type="dxa"/>
+          </w:tblCellMar>
+        </w:tblPrEx>
         <w:trPr>
-          <w:trHeight w:val="543"/>
+          <w:trHeight w:val="543" w:hRule="atLeast"/>
         </w:trPr>
         <w:tc>
           <w:tcPr>
             <w:tcW w:w="1724" w:type="dxa"/>
             <w:tcBorders>
-              <w:top w:val="single" w:sz="6" w:space="0" w:color="000000"/>
-              <w:left w:val="single" w:sz="18" w:space="0" w:color="000000"/>
-              <w:bottom w:val="single" w:sz="18" w:space="0" w:color="000000"/>
-            </w:tcBorders>
-          </w:tcPr>
-          <w:p>
-            <w:pPr>
-              <w:pStyle w:val="TableParagraph"/>
+              <w:top w:val="single" w:color="000000" w:sz="6" w:space="0"/>
+              <w:left w:val="single" w:color="000000" w:sz="18" w:space="0"/>
+              <w:bottom w:val="single" w:color="000000" w:sz="18" w:space="0"/>
+            </w:tcBorders>
+          </w:tcPr>
+          <w:p>
+            <w:pPr>
+              <w:pStyle w:val="6"/>
               <w:rPr>
                 <w:rFonts w:ascii="Times New Roman"/>
                 <w:sz w:val="20"/>
@@ -3869,13 +4002,13 @@
           <w:tcPr>
             <w:tcW w:w="1987" w:type="dxa"/>
             <w:tcBorders>
-              <w:top w:val="single" w:sz="6" w:space="0" w:color="000000"/>
-              <w:bottom w:val="single" w:sz="18" w:space="0" w:color="000000"/>
-            </w:tcBorders>
-          </w:tcPr>
-          <w:p>
-            <w:pPr>
-              <w:pStyle w:val="TableParagraph"/>
+              <w:top w:val="single" w:color="000000" w:sz="6" w:space="0"/>
+              <w:bottom w:val="single" w:color="000000" w:sz="18" w:space="0"/>
+            </w:tcBorders>
+          </w:tcPr>
+          <w:p>
+            <w:pPr>
+              <w:pStyle w:val="6"/>
               <w:spacing w:before="29"/>
               <w:ind w:left="167"/>
               <w:rPr>
@@ -3894,13 +4027,13 @@
           <w:tcPr>
             <w:tcW w:w="904" w:type="dxa"/>
             <w:tcBorders>
-              <w:top w:val="single" w:sz="6" w:space="0" w:color="000000"/>
-              <w:bottom w:val="single" w:sz="18" w:space="0" w:color="000000"/>
-            </w:tcBorders>
-          </w:tcPr>
-          <w:p>
-            <w:pPr>
-              <w:pStyle w:val="TableParagraph"/>
+              <w:top w:val="single" w:color="000000" w:sz="6" w:space="0"/>
+              <w:bottom w:val="single" w:color="000000" w:sz="18" w:space="0"/>
+            </w:tcBorders>
+          </w:tcPr>
+          <w:p>
+            <w:pPr>
+              <w:pStyle w:val="6"/>
               <w:rPr>
                 <w:rFonts w:ascii="Times New Roman"/>
                 <w:sz w:val="20"/>
@@ -3912,13 +4045,13 @@
           <w:tcPr>
             <w:tcW w:w="814" w:type="dxa"/>
             <w:tcBorders>
-              <w:top w:val="single" w:sz="6" w:space="0" w:color="000000"/>
-              <w:bottom w:val="single" w:sz="18" w:space="0" w:color="000000"/>
-            </w:tcBorders>
-          </w:tcPr>
-          <w:p>
-            <w:pPr>
-              <w:pStyle w:val="TableParagraph"/>
+              <w:top w:val="single" w:color="000000" w:sz="6" w:space="0"/>
+              <w:bottom w:val="single" w:color="000000" w:sz="18" w:space="0"/>
+            </w:tcBorders>
+          </w:tcPr>
+          <w:p>
+            <w:pPr>
+              <w:pStyle w:val="6"/>
               <w:rPr>
                 <w:rFonts w:ascii="Times New Roman"/>
                 <w:sz w:val="20"/>
@@ -3930,14 +4063,14 @@
           <w:tcPr>
             <w:tcW w:w="3790" w:type="dxa"/>
             <w:tcBorders>
-              <w:top w:val="single" w:sz="6" w:space="0" w:color="000000"/>
-              <w:bottom w:val="single" w:sz="18" w:space="0" w:color="000000"/>
-              <w:right w:val="single" w:sz="18" w:space="0" w:color="000000"/>
-            </w:tcBorders>
-          </w:tcPr>
-          <w:p>
-            <w:pPr>
-              <w:pStyle w:val="TableParagraph"/>
+              <w:top w:val="single" w:color="000000" w:sz="6" w:space="0"/>
+              <w:bottom w:val="single" w:color="000000" w:sz="18" w:space="0"/>
+              <w:right w:val="single" w:color="000000" w:sz="18" w:space="0"/>
+            </w:tcBorders>
+          </w:tcPr>
+          <w:p>
+            <w:pPr>
+              <w:pStyle w:val="6"/>
               <w:spacing w:before="29"/>
               <w:ind w:left="207"/>
               <w:rPr>
@@ -3963,13 +4096,12 @@
       </w:pPr>
       <w:r>
         <w:rPr>
-          <w:noProof/>
           <w:lang w:eastAsia="pt-BR"/>
         </w:rPr>
         <mc:AlternateContent>
           <mc:Choice Requires="wps">
             <w:drawing>
-              <wp:anchor distT="0" distB="0" distL="114300" distR="114300" simplePos="0" relativeHeight="487354880" behindDoc="1" locked="0" layoutInCell="1" allowOverlap="1" wp14:anchorId="10DD4916" wp14:editId="14497B1B">
+              <wp:anchor distT="0" distB="0" distL="114300" distR="114300" simplePos="0" relativeHeight="251662336" behindDoc="1" locked="0" layoutInCell="1" allowOverlap="1">
                 <wp:simplePos x="0" y="0"/>
                 <wp:positionH relativeFrom="page">
                   <wp:posOffset>5870575</wp:posOffset>
@@ -3981,15 +4113,11 @@
                 <wp:effectExtent l="0" t="0" r="0" b="0"/>
                 <wp:wrapNone/>
                 <wp:docPr id="1" name="docshape8"/>
-                <wp:cNvGraphicFramePr>
-                  <a:graphicFrameLocks xmlns:a="http://schemas.openxmlformats.org/drawingml/2006/main"/>
-                </wp:cNvGraphicFramePr>
+                <wp:cNvGraphicFramePr/>
                 <a:graphic xmlns:a="http://schemas.openxmlformats.org/drawingml/2006/main">
                   <a:graphicData uri="http://schemas.microsoft.com/office/word/2010/wordprocessingShape">
                     <wps:wsp>
-                      <wps:cNvSpPr>
-                        <a:spLocks/>
-                      </wps:cNvSpPr>
+                      <wps:cNvSpPr/>
                       <wps:spPr bwMode="auto">
                         <a:xfrm>
                           <a:off x="0" y="0"/>
@@ -4116,18 +4244,7 @@
                             <a:srgbClr val="000000"/>
                           </a:solidFill>
                           <a:round/>
-                          <a:headEnd/>
-                          <a:tailEnd/>
                         </a:ln>
-                        <a:extLst>
-                          <a:ext uri="{909E8E84-426E-40DD-AFC4-6F175D3DCCD1}">
-                            <a14:hiddenFill xmlns:a14="http://schemas.microsoft.com/office/drawing/2010/main">
-                              <a:solidFill>
-                                <a:srgbClr val="FFFFFF"/>
-                              </a:solidFill>
-                            </a14:hiddenFill>
-                          </a:ext>
-                        </a:extLst>
                       </wps:spPr>
                       <wps:bodyPr rot="0" vert="horz" wrap="square" lIns="91440" tIns="45720" rIns="91440" bIns="45720" anchor="t" anchorCtr="0" upright="1">
                         <a:noAutofit/>
@@ -4135,20 +4252,17 @@
                     </wps:wsp>
                   </a:graphicData>
                 </a:graphic>
-                <wp14:sizeRelH relativeFrom="page">
-                  <wp14:pctWidth>0</wp14:pctWidth>
-                </wp14:sizeRelH>
-                <wp14:sizeRelV relativeFrom="page">
-                  <wp14:pctHeight>0</wp14:pctHeight>
-                </wp14:sizeRelV>
               </wp:anchor>
             </w:drawing>
           </mc:Choice>
-          <mc:Fallback xmlns:cx1="http://schemas.microsoft.com/office/drawing/2015/9/8/chartex" xmlns:cx2="http://schemas.microsoft.com/office/drawing/2015/10/21/chartex" xmlns:cx3="http://schemas.microsoft.com/office/drawing/2016/5/9/chartex" xmlns:cx4="http://schemas.microsoft.com/office/drawing/2016/5/10/chartex" xmlns:cx5="http://schemas.microsoft.com/office/drawing/2016/5/11/chartex" xmlns:cx6="http://schemas.microsoft.com/office/drawing/2016/5/12/chartex" xmlns:cx7="http://schemas.microsoft.com/office/drawing/2016/5/13/chartex" xmlns:cx8="http://schemas.microsoft.com/office/drawing/2016/5/14/chartex" xmlns:aink="http://schemas.microsoft.com/office/drawing/2016/ink" xmlns:am3d="http://schemas.microsoft.com/office/drawing/2017/model3d" xmlns:oel="http://schemas.microsoft.com/office/2019/extlst" xmlns:w16cex="http://schemas.microsoft.com/office/word/2018/wordml/cex" xmlns:w16cid="http://schemas.microsoft.com/office/word/2016/wordml/cid" xmlns:w16="http://schemas.microsoft.com/office/word/2018/wordml" xmlns:w16sdtdh="http://schemas.microsoft.com/office/word/2020/wordml/sdtdatahash">
+          <mc:Fallback>
             <w:pict>
-              <v:shape w14:anchorId="4F55FD5D" id="docshape8" o:spid="_x0000_s1026" style="position:absolute;margin-left:462.25pt;margin-top:509.05pt;width:11.55pt;height:26.05pt;z-index:-15961600;visibility:visible;mso-wrap-style:square;mso-width-percent:0;mso-height-percent:0;mso-wrap-distance-left:9pt;mso-wrap-distance-top:0;mso-wrap-distance-right:9pt;mso-wrap-distance-bottom:0;mso-position-horizontal:absolute;mso-position-horizontal-relative:page;mso-position-vertical:absolute;mso-position-vertical-relative:page;mso-width-percent:0;mso-height-percent:0;mso-width-relative:page;mso-height-relative:page;v-text-anchor:top" coordsize="231,521" o:gfxdata="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" path="m,230r230,l230,,,,,230xm,521r230,l230,290,,290,,521xe" filled="f" strokeweight="1pt">
-                <v:path arrowok="t" o:connecttype="custom" o:connectlocs="0,6610985;146050,6610985;146050,6464935;0,6464935;0,6610985;0,6795770;146050,6795770;146050,6649085;0,6649085;0,6795770" o:connectangles="0,0,0,0,0,0,0,0,0,0"/>
-                <w10:wrap anchorx="page" anchory="page"/>
+              <v:shape id="docshape8" o:spid="_x0000_s1026" o:spt="100" style="position:absolute;left:0pt;margin-left:462.25pt;margin-top:509.05pt;height:26.05pt;width:11.55pt;mso-position-horizontal-relative:page;mso-position-vertical-relative:page;z-index:-251654144;mso-width-relative:page;mso-height-relative:page;" filled="f" stroked="t" coordsize="231,521" o:gfxdata="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" path="m0,230l230,230,230,0,0,0,0,230xm0,521l230,521,230,290,0,290,0,521xe">
+                <v:path o:connectlocs="0,6610985;146050,6610985;146050,6464935;0,6464935;0,6610985;0,6795770;146050,6795770;146050,6649085;0,6649085;0,6795770" o:connectangles="0,0,0,0,0,0,0,0,0,0"/>
+                <v:fill on="f" focussize="0,0"/>
+                <v:stroke weight="1pt" color="#000000" joinstyle="round"/>
+                <v:imagedata o:title=""/>
+                <o:lock v:ext="edit" aspectratio="f"/>
               </v:shape>
             </w:pict>
           </mc:Fallback>
@@ -4159,425 +4273,204 @@
       <w:type w:val="continuous"/>
       <w:pgSz w:w="11910" w:h="16840"/>
       <w:pgMar w:top="1060" w:right="1520" w:bottom="280" w:left="880" w:header="720" w:footer="720" w:gutter="0"/>
-      <w:cols w:space="720"/>
+      <w:cols w:space="720" w:num="1"/>
     </w:sectPr>
   </w:body>
 </w:document>
 </file>
 
 <file path=word/styles.xml><?xml version="1.0" encoding="utf-8"?>
-<w:styles xmlns:mc="http://schemas.openxmlformats.org/markup-compatibility/2006" xmlns:r="http://schemas.openxmlformats.org/officeDocument/2006/relationships" xmlns:w="http://schemas.openxmlformats.org/wordprocessingml/2006/main" xmlns:w14="http://schemas.microsoft.com/office/word/2010/wordml" xmlns:w15="http://schemas.microsoft.com/office/word/2012/wordml" xmlns:w16se="http://schemas.microsoft.com/office/word/2015/wordml/symex" mc:Ignorable="w14 w15 w16se">
+<w:styles xmlns:mc="http://schemas.openxmlformats.org/markup-compatibility/2006" xmlns:o="urn:schemas-microsoft-com:office:office" xmlns:r="http://schemas.openxmlformats.org/officeDocument/2006/relationships" xmlns:m="http://schemas.openxmlformats.org/officeDocument/2006/math" xmlns:v="urn:schemas-microsoft-com:vml" xmlns:w="http://schemas.openxmlformats.org/wordprocessingml/2006/main" xmlns:w14="http://schemas.microsoft.com/office/word/2010/wordml" xmlns:w10="urn:schemas-microsoft-com:office:word" xmlns:sl="http://schemas.openxmlformats.org/schemaLibrary/2006/main" xmlns:wpsCustomData="http://www.wps.cn/officeDocument/2013/wpsCustomData" mc:Ignorable="w14">
   <w:docDefaults>
     <w:rPrDefault>
       <w:rPr>
-        <w:rFonts w:asciiTheme="minorHAnsi" w:eastAsiaTheme="minorHAnsi" w:hAnsiTheme="minorHAnsi" w:cstheme="minorBidi"/>
-        <w:sz w:val="22"/>
-        <w:szCs w:val="22"/>
-        <w:lang w:val="en-US" w:eastAsia="en-US" w:bidi="ar-SA"/>
+        <w:rFonts w:asciiTheme="minorHAnsi" w:hAnsiTheme="minorHAnsi" w:eastAsiaTheme="minorHAnsi" w:cstheme="minorBidi"/>
       </w:rPr>
     </w:rPrDefault>
-    <w:pPrDefault>
-      <w:pPr>
-        <w:widowControl w:val="0"/>
-        <w:autoSpaceDE w:val="0"/>
-        <w:autoSpaceDN w:val="0"/>
-      </w:pPr>
-    </w:pPrDefault>
+    <w:pPrDefault/>
   </w:docDefaults>
-  <w:latentStyles w:defLockedState="0" w:defUIPriority="99" w:defSemiHidden="0" w:defUnhideWhenUsed="0" w:defQFormat="0" w:count="371">
-    <w:lsdException w:name="Normal" w:uiPriority="0" w:qFormat="1"/>
-    <w:lsdException w:name="heading 1" w:uiPriority="9" w:qFormat="1"/>
-    <w:lsdException w:name="heading 2" w:semiHidden="1" w:uiPriority="9" w:unhideWhenUsed="1" w:qFormat="1"/>
-    <w:lsdException w:name="heading 3" w:semiHidden="1" w:uiPriority="9" w:unhideWhenUsed="1" w:qFormat="1"/>
-    <w:lsdException w:name="heading 4" w:semiHidden="1" w:uiPriority="9" w:unhideWhenUsed="1" w:qFormat="1"/>
-    <w:lsdException w:name="heading 5" w:semiHidden="1" w:uiPriority="9" w:unhideWhenUsed="1" w:qFormat="1"/>
-    <w:lsdException w:name="heading 6" w:semiHidden="1" w:uiPriority="9" w:unhideWhenUsed="1" w:qFormat="1"/>
-    <w:lsdException w:name="heading 7" w:semiHidden="1" w:uiPriority="9" w:unhideWhenUsed="1" w:qFormat="1"/>
-    <w:lsdException w:name="heading 8" w:semiHidden="1" w:uiPriority="9" w:unhideWhenUsed="1" w:qFormat="1"/>
-    <w:lsdException w:name="heading 9" w:semiHidden="1" w:uiPriority="9" w:unhideWhenUsed="1" w:qFormat="1"/>
-    <w:lsdException w:name="index 1" w:semiHidden="1" w:unhideWhenUsed="1"/>
-    <w:lsdException w:name="index 2" w:semiHidden="1" w:unhideWhenUsed="1"/>
-    <w:lsdException w:name="index 3" w:semiHidden="1" w:unhideWhenUsed="1"/>
-    <w:lsdException w:name="index 4" w:semiHidden="1" w:unhideWhenUsed="1"/>
-    <w:lsdException w:name="index 5" w:semiHidden="1" w:unhideWhenUsed="1"/>
-    <w:lsdException w:name="index 6" w:semiHidden="1" w:unhideWhenUsed="1"/>
-    <w:lsdException w:name="index 7" w:semiHidden="1" w:unhideWhenUsed="1"/>
-    <w:lsdException w:name="index 8" w:semiHidden="1" w:unhideWhenUsed="1"/>
-    <w:lsdException w:name="index 9" w:semiHidden="1" w:unhideWhenUsed="1"/>
-    <w:lsdException w:name="toc 1" w:semiHidden="1" w:uiPriority="39" w:unhideWhenUsed="1"/>
-    <w:lsdException w:name="toc 2" w:semiHidden="1" w:uiPriority="39" w:unhideWhenUsed="1"/>
-    <w:lsdException w:name="toc 3" w:semiHidden="1" w:uiPriority="39" w:unhideWhenUsed="1"/>
-    <w:lsdException w:name="toc 4" w:semiHidden="1" w:uiPriority="39" w:unhideWhenUsed="1"/>
-    <w:lsdException w:name="toc 5" w:semiHidden="1" w:uiPriority="39" w:unhideWhenUsed="1"/>
-    <w:lsdException w:name="toc 6" w:semiHidden="1" w:uiPriority="39" w:unhideWhenUsed="1"/>
-    <w:lsdException w:name="toc 7" w:semiHidden="1" w:uiPriority="39" w:unhideWhenUsed="1"/>
-    <w:lsdException w:name="toc 8" w:semiHidden="1" w:uiPriority="39" w:unhideWhenUsed="1"/>
-    <w:lsdException w:name="toc 9" w:semiHidden="1" w:uiPriority="39" w:unhideWhenUsed="1"/>
-    <w:lsdException w:name="Normal Indent" w:semiHidden="1" w:unhideWhenUsed="1"/>
-    <w:lsdException w:name="footnote text" w:semiHidden="1" w:unhideWhenUsed="1"/>
-    <w:lsdException w:name="annotation text" w:semiHidden="1" w:unhideWhenUsed="1"/>
-    <w:lsdException w:name="header" w:semiHidden="1" w:unhideWhenUsed="1"/>
-    <w:lsdException w:name="footer" w:semiHidden="1" w:unhideWhenUsed="1"/>
-    <w:lsdException w:name="index heading" w:semiHidden="1" w:unhideWhenUsed="1"/>
-    <w:lsdException w:name="caption" w:semiHidden="1" w:uiPriority="35" w:unhideWhenUsed="1" w:qFormat="1"/>
-    <w:lsdException w:name="table of figures" w:semiHidden="1" w:unhideWhenUsed="1"/>
-    <w:lsdException w:name="envelope address" w:semiHidden="1" w:unhideWhenUsed="1"/>
-    <w:lsdException w:name="envelope return" w:semiHidden="1" w:unhideWhenUsed="1"/>
-    <w:lsdException w:name="footnote reference" w:semiHidden="1" w:unhideWhenUsed="1"/>
-    <w:lsdException w:name="annotation reference" w:semiHidden="1" w:unhideWhenUsed="1"/>
-    <w:lsdException w:name="line number" w:semiHidden="1" w:unhideWhenUsed="1"/>
-    <w:lsdException w:name="page number" w:semiHidden="1" w:unhideWhenUsed="1"/>
-    <w:lsdException w:name="endnote reference" w:semiHidden="1" w:unhideWhenUsed="1"/>
-    <w:lsdException w:name="endnote text" w:semiHidden="1" w:unhideWhenUsed="1"/>
-    <w:lsdException w:name="table of authorities" w:semiHidden="1" w:unhideWhenUsed="1"/>
-    <w:lsdException w:name="macro" w:semiHidden="1" w:unhideWhenUsed="1"/>
-    <w:lsdException w:name="toa heading" w:semiHidden="1" w:unhideWhenUsed="1"/>
-    <w:lsdException w:name="List" w:semiHidden="1" w:unhideWhenUsed="1"/>
-    <w:lsdException w:name="List Bullet" w:semiHidden="1" w:unhideWhenUsed="1"/>
-    <w:lsdException w:name="List Number" w:semiHidden="1" w:unhideWhenUsed="1"/>
-    <w:lsdException w:name="List 2" w:semiHidden="1" w:unhideWhenUsed="1"/>
-    <w:lsdException w:name="List 3" w:semiHidden="1" w:unhideWhenUsed="1"/>
-    <w:lsdException w:name="List 4" w:semiHidden="1" w:unhideWhenUsed="1"/>
-    <w:lsdException w:name="List 5" w:semiHidden="1" w:unhideWhenUsed="1"/>
-    <w:lsdException w:name="List Bullet 2" w:semiHidden="1" w:unhideWhenUsed="1"/>
-    <w:lsdException w:name="List Bullet 3" w:semiHidden="1" w:unhideWhenUsed="1"/>
-    <w:lsdException w:name="List Bullet 4" w:semiHidden="1" w:unhideWhenUsed="1"/>
-    <w:lsdException w:name="List Bullet 5" w:semiHidden="1" w:unhideWhenUsed="1"/>
-    <w:lsdException w:name="List Number 2" w:semiHidden="1" w:unhideWhenUsed="1"/>
-    <w:lsdException w:name="List Number 3" w:semiHidden="1" w:unhideWhenUsed="1"/>
-    <w:lsdException w:name="List Number 4" w:semiHidden="1" w:unhideWhenUsed="1"/>
-    <w:lsdException w:name="List Number 5" w:semiHidden="1" w:unhideWhenUsed="1"/>
-    <w:lsdException w:name="Title" w:uiPriority="10" w:qFormat="1"/>
-    <w:lsdException w:name="Closing" w:semiHidden="1" w:unhideWhenUsed="1"/>
-    <w:lsdException w:name="Signature" w:semiHidden="1" w:unhideWhenUsed="1"/>
-    <w:lsdException w:name="Default Paragraph Font" w:semiHidden="1" w:uiPriority="1" w:unhideWhenUsed="1"/>
-    <w:lsdException w:name="Body Text" w:semiHidden="1" w:unhideWhenUsed="1"/>
-    <w:lsdException w:name="Body Text Indent" w:semiHidden="1" w:unhideWhenUsed="1"/>
-    <w:lsdException w:name="List Continue" w:semiHidden="1" w:unhideWhenUsed="1"/>
-    <w:lsdException w:name="List Continue 2" w:semiHidden="1" w:unhideWhenUsed="1"/>
-    <w:lsdException w:name="List Continue 3" w:semiHidden="1" w:unhideWhenUsed="1"/>
-    <w:lsdException w:name="List Continue 4" w:semiHidden="1" w:unhideWhenUsed="1"/>
-    <w:lsdException w:name="List Continue 5" w:semiHidden="1" w:unhideWhenUsed="1"/>
-    <w:lsdException w:name="Message Header" w:semiHidden="1" w:unhideWhenUsed="1"/>
-    <w:lsdException w:name="Subtitle" w:uiPriority="11" w:qFormat="1"/>
-    <w:lsdException w:name="Salutation" w:semiHidden="1" w:unhideWhenUsed="1"/>
-    <w:lsdException w:name="Date" w:semiHidden="1" w:unhideWhenUsed="1"/>
-    <w:lsdException w:name="Body Text First Indent" w:semiHidden="1" w:unhideWhenUsed="1"/>
-    <w:lsdException w:name="Body Text First Indent 2" w:semiHidden="1" w:unhideWhenUsed="1"/>
-    <w:lsdException w:name="Note Heading" w:semiHidden="1" w:unhideWhenUsed="1"/>
-    <w:lsdException w:name="Body Text 2" w:semiHidden="1" w:unhideWhenUsed="1"/>
-    <w:lsdException w:name="Body Text 3" w:semiHidden="1" w:unhideWhenUsed="1"/>
-    <w:lsdException w:name="Body Text Indent 2" w:semiHidden="1" w:unhideWhenUsed="1"/>
-    <w:lsdException w:name="Body Text Indent 3" w:semiHidden="1" w:unhideWhenUsed="1"/>
-    <w:lsdException w:name="Block Text" w:semiHidden="1" w:unhideWhenUsed="1"/>
-    <w:lsdException w:name="Hyperlink" w:semiHidden="1" w:unhideWhenUsed="1"/>
-    <w:lsdException w:name="FollowedHyperlink" w:semiHidden="1" w:unhideWhenUsed="1"/>
-    <w:lsdException w:name="Strong" w:uiPriority="22" w:qFormat="1"/>
-    <w:lsdException w:name="Emphasis" w:uiPriority="20" w:qFormat="1"/>
-    <w:lsdException w:name="Document Map" w:semiHidden="1" w:unhideWhenUsed="1"/>
-    <w:lsdException w:name="Plain Text" w:semiHidden="1" w:unhideWhenUsed="1"/>
-    <w:lsdException w:name="E-mail Signature" w:semiHidden="1" w:unhideWhenUsed="1"/>
-    <w:lsdException w:name="HTML Top of Form" w:semiHidden="1" w:unhideWhenUsed="1"/>
-    <w:lsdException w:name="HTML Bottom of Form" w:semiHidden="1" w:unhideWhenUsed="1"/>
-    <w:lsdException w:name="Normal (Web)" w:semiHidden="1" w:unhideWhenUsed="1"/>
-    <w:lsdException w:name="HTML Acronym" w:semiHidden="1" w:unhideWhenUsed="1"/>
-    <w:lsdException w:name="HTML Address" w:semiHidden="1" w:unhideWhenUsed="1"/>
-    <w:lsdException w:name="HTML Cite" w:semiHidden="1" w:unhideWhenUsed="1"/>
-    <w:lsdException w:name="HTML Code" w:semiHidden="1" w:unhideWhenUsed="1"/>
-    <w:lsdException w:name="HTML Definition" w:semiHidden="1" w:unhideWhenUsed="1"/>
-    <w:lsdException w:name="HTML Keyboard" w:semiHidden="1" w:unhideWhenUsed="1"/>
-    <w:lsdException w:name="HTML Preformatted" w:semiHidden="1" w:unhideWhenUsed="1"/>
-    <w:lsdException w:name="HTML Sample" w:semiHidden="1" w:unhideWhenUsed="1"/>
-    <w:lsdException w:name="HTML Typewriter" w:semiHidden="1" w:unhideWhenUsed="1"/>
-    <w:lsdException w:name="HTML Variable" w:semiHidden="1" w:unhideWhenUsed="1"/>
-    <w:lsdException w:name="Normal Table" w:semiHidden="1" w:unhideWhenUsed="1"/>
-    <w:lsdException w:name="annotation subject" w:semiHidden="1" w:unhideWhenUsed="1"/>
-    <w:lsdException w:name="No List" w:semiHidden="1" w:unhideWhenUsed="1"/>
-    <w:lsdException w:name="Outline List 1" w:semiHidden="1" w:unhideWhenUsed="1"/>
-    <w:lsdException w:name="Outline List 2" w:semiHidden="1" w:unhideWhenUsed="1"/>
-    <w:lsdException w:name="Outline List 3" w:semiHidden="1" w:unhideWhenUsed="1"/>
-    <w:lsdException w:name="Table Simple 1" w:semiHidden="1" w:unhideWhenUsed="1"/>
-    <w:lsdException w:name="Table Simple 2" w:semiHidden="1" w:unhideWhenUsed="1"/>
-    <w:lsdException w:name="Table Simple 3" w:semiHidden="1" w:unhideWhenUsed="1"/>
-    <w:lsdException w:name="Table Classic 1" w:semiHidden="1" w:unhideWhenUsed="1"/>
-    <w:lsdException w:name="Table Classic 2" w:semiHidden="1" w:unhideWhenUsed="1"/>
-    <w:lsdException w:name="Table Classic 3" w:semiHidden="1" w:unhideWhenUsed="1"/>
-    <w:lsdException w:name="Table Classic 4" w:semiHidden="1" w:unhideWhenUsed="1"/>
-    <w:lsdException w:name="Table Colorful 1" w:semiHidden="1" w:unhideWhenUsed="1"/>
-    <w:lsdException w:name="Table Colorful 2" w:semiHidden="1" w:unhideWhenUsed="1"/>
-    <w:lsdException w:name="Table Colorful 3" w:semiHidden="1" w:unhideWhenUsed="1"/>
-    <w:lsdException w:name="Table Columns 1" w:semiHidden="1" w:unhideWhenUsed="1"/>
-    <w:lsdException w:name="Table Columns 2" w:semiHidden="1" w:unhideWhenUsed="1"/>
-    <w:lsdException w:name="Table Columns 3" w:semiHidden="1" w:unhideWhenUsed="1"/>
-    <w:lsdException w:name="Table Columns 4" w:semiHidden="1" w:unhideWhenUsed="1"/>
-    <w:lsdException w:name="Table Columns 5" w:semiHidden="1" w:unhideWhenUsed="1"/>
-    <w:lsdException w:name="Table Grid 1" w:semiHidden="1" w:unhideWhenUsed="1"/>
-    <w:lsdException w:name="Table Grid 2" w:semiHidden="1" w:unhideWhenUsed="1"/>
-    <w:lsdException w:name="Table Grid 3" w:semiHidden="1" w:unhideWhenUsed="1"/>
-    <w:lsdException w:name="Table Grid 4" w:semiHidden="1" w:unhideWhenUsed="1"/>
-    <w:lsdException w:name="Table Grid 5" w:semiHidden="1" w:unhideWhenUsed="1"/>
-    <w:lsdException w:name="Table Grid 6" w:semiHidden="1" w:unhideWhenUsed="1"/>
-    <w:lsdException w:name="Table Grid 7" w:semiHidden="1" w:unhideWhenUsed="1"/>
-    <w:lsdException w:name="Table Grid 8" w:semiHidden="1" w:unhideWhenUsed="1"/>
-    <w:lsdException w:name="Table List 1" w:semiHidden="1" w:unhideWhenUsed="1"/>
-    <w:lsdException w:name="Table List 2" w:semiHidden="1" w:unhideWhenUsed="1"/>
-    <w:lsdException w:name="Table List 3" w:semiHidden="1" w:unhideWhenUsed="1"/>
-    <w:lsdException w:name="Table List 4" w:semiHidden="1" w:unhideWhenUsed="1"/>
-    <w:lsdException w:name="Table List 5" w:semiHidden="1" w:unhideWhenUsed="1"/>
-    <w:lsdException w:name="Table List 6" w:semiHidden="1" w:unhideWhenUsed="1"/>
-    <w:lsdException w:name="Table List 7" w:semiHidden="1" w:unhideWhenUsed="1"/>
-    <w:lsdException w:name="Table List 8" w:semiHidden="1" w:unhideWhenUsed="1"/>
-    <w:lsdException w:name="Table 3D effects 1" w:semiHidden="1" w:unhideWhenUsed="1"/>
-    <w:lsdException w:name="Table 3D effects 2" w:semiHidden="1" w:unhideWhenUsed="1"/>
-    <w:lsdException w:name="Table 3D effects 3" w:semiHidden="1" w:unhideWhenUsed="1"/>
-    <w:lsdException w:name="Table Contemporary" w:semiHidden="1" w:unhideWhenUsed="1"/>
-    <w:lsdException w:name="Table Elegant" w:semiHidden="1" w:unhideWhenUsed="1"/>
-    <w:lsdException w:name="Table Professional" w:semiHidden="1" w:unhideWhenUsed="1"/>
-    <w:lsdException w:name="Table Subtle 1" w:semiHidden="1" w:unhideWhenUsed="1"/>
-    <w:lsdException w:name="Table Subtle 2" w:semiHidden="1" w:unhideWhenUsed="1"/>
-    <w:lsdException w:name="Table Web 1" w:semiHidden="1" w:unhideWhenUsed="1"/>
-    <w:lsdException w:name="Table Web 2" w:semiHidden="1" w:unhideWhenUsed="1"/>
-    <w:lsdException w:name="Table Web 3" w:semiHidden="1" w:unhideWhenUsed="1"/>
-    <w:lsdException w:name="Balloon Text" w:semiHidden="1" w:unhideWhenUsed="1"/>
-    <w:lsdException w:name="Table Grid" w:uiPriority="39"/>
-    <w:lsdException w:name="Table Theme" w:semiHidden="1" w:unhideWhenUsed="1"/>
-    <w:lsdException w:name="Placeholder Text" w:semiHidden="1"/>
-    <w:lsdException w:name="No Spacing" w:uiPriority="1" w:qFormat="1"/>
-    <w:lsdException w:name="Light Shading" w:uiPriority="60"/>
-    <w:lsdException w:name="Light List" w:uiPriority="61"/>
-    <w:lsdException w:name="Light Grid" w:uiPriority="62"/>
-    <w:lsdException w:name="Medium Shading 1" w:uiPriority="63"/>
-    <w:lsdException w:name="Medium Shading 2" w:uiPriority="64"/>
-    <w:lsdException w:name="Medium List 1" w:uiPriority="65"/>
-    <w:lsdException w:name="Medium List 2" w:uiPriority="66"/>
-    <w:lsdException w:name="Medium Grid 1" w:uiPriority="67"/>
-    <w:lsdException w:name="Medium Grid 2" w:uiPriority="68"/>
-    <w:lsdException w:name="Medium Grid 3" w:uiPriority="69"/>
-    <w:lsdException w:name="Dark List" w:uiPriority="70"/>
-    <w:lsdException w:name="Colorful Shading" w:uiPriority="71"/>
-    <w:lsdException w:name="Colorful List" w:uiPriority="72"/>
-    <w:lsdException w:name="Colorful Grid" w:uiPriority="73"/>
-    <w:lsdException w:name="Light Shading Accent 1" w:uiPriority="60"/>
-    <w:lsdException w:name="Light List Accent 1" w:uiPriority="61"/>
-    <w:lsdException w:name="Light Grid Accent 1" w:uiPriority="62"/>
-    <w:lsdException w:name="Medium Shading 1 Accent 1" w:uiPriority="63"/>
-    <w:lsdException w:name="Medium Shading 2 Accent 1" w:uiPriority="64"/>
-    <w:lsdException w:name="Medium List 1 Accent 1" w:uiPriority="65"/>
-    <w:lsdException w:name="Revision" w:semiHidden="1"/>
-    <w:lsdException w:name="List Paragraph" w:uiPriority="34" w:qFormat="1"/>
-    <w:lsdException w:name="Quote" w:uiPriority="29" w:qFormat="1"/>
-    <w:lsdException w:name="Intense Quote" w:uiPriority="30" w:qFormat="1"/>
-    <w:lsdException w:name="Medium List 2 Accent 1" w:uiPriority="66"/>
-    <w:lsdException w:name="Medium Grid 1 Accent 1" w:uiPriority="67"/>
-    <w:lsdException w:name="Medium Grid 2 Accent 1" w:uiPriority="68"/>
-    <w:lsdException w:name="Medium Grid 3 Accent 1" w:uiPriority="69"/>
-    <w:lsdException w:name="Dark List Accent 1" w:uiPriority="70"/>
-    <w:lsdException w:name="Colorful Shading Accent 1" w:uiPriority="71"/>
-    <w:lsdException w:name="Colorful List Accent 1" w:uiPriority="72"/>
-    <w:lsdException w:name="Colorful Grid Accent 1" w:uiPriority="73"/>
-    <w:lsdException w:name="Light Shading Accent 2" w:uiPriority="60"/>
-    <w:lsdException w:name="Light List Accent 2" w:uiPriority="61"/>
-    <w:lsdException w:name="Light Grid Accent 2" w:uiPriority="62"/>
-    <w:lsdException w:name="Medium Shading 1 Accent 2" w:uiPriority="63"/>
-    <w:lsdException w:name="Medium Shading 2 Accent 2" w:uiPriority="64"/>
-    <w:lsdException w:name="Medium List 1 Accent 2" w:uiPriority="65"/>
-    <w:lsdException w:name="Medium List 2 Accent 2" w:uiPriority="66"/>
-    <w:lsdException w:name="Medium Grid 1 Accent 2" w:uiPriority="67"/>
-    <w:lsdException w:name="Medium Grid 2 Accent 2" w:uiPriority="68"/>
-    <w:lsdException w:name="Medium Grid 3 Accent 2" w:uiPriority="69"/>
-    <w:lsdException w:name="Dark List Accent 2" w:uiPriority="70"/>
-    <w:lsdException w:name="Colorful Shading Accent 2" w:uiPriority="71"/>
-    <w:lsdException w:name="Colorful List Accent 2" w:uiPriority="72"/>
-    <w:lsdException w:name="Colorful Grid Accent 2" w:uiPriority="73"/>
-    <w:lsdException w:name="Light Shading Accent 3" w:uiPriority="60"/>
-    <w:lsdException w:name="Light List Accent 3" w:uiPriority="61"/>
-    <w:lsdException w:name="Light Grid Accent 3" w:uiPriority="62"/>
-    <w:lsdException w:name="Medium Shading 1 Accent 3" w:uiPriority="63"/>
-    <w:lsdException w:name="Medium Shading 2 Accent 3" w:uiPriority="64"/>
-    <w:lsdException w:name="Medium List 1 Accent 3" w:uiPriority="65"/>
-    <w:lsdException w:name="Medium List 2 Accent 3" w:uiPriority="66"/>
-    <w:lsdException w:name="Medium Grid 1 Accent 3" w:uiPriority="67"/>
-    <w:lsdException w:name="Medium Grid 2 Accent 3" w:uiPriority="68"/>
-    <w:lsdException w:name="Medium Grid 3 Accent 3" w:uiPriority="69"/>
-    <w:lsdException w:name="Dark List Accent 3" w:uiPriority="70"/>
-    <w:lsdException w:name="Colorful Shading Accent 3" w:uiPriority="71"/>
-    <w:lsdException w:name="Colorful List Accent 3" w:uiPriority="72"/>
-    <w:lsdException w:name="Colorful Grid Accent 3" w:uiPriority="73"/>
-    <w:lsdException w:name="Light Shading Accent 4" w:uiPriority="60"/>
-    <w:lsdException w:name="Light List Accent 4" w:uiPriority="61"/>
-    <w:lsdException w:name="Light Grid Accent 4" w:uiPriority="62"/>
-    <w:lsdException w:name="Medium Shading 1 Accent 4" w:uiPriority="63"/>
-    <w:lsdException w:name="Medium Shading 2 Accent 4" w:uiPriority="64"/>
-    <w:lsdException w:name="Medium List 1 Accent 4" w:uiPriority="65"/>
-    <w:lsdException w:name="Medium List 2 Accent 4" w:uiPriority="66"/>
-    <w:lsdException w:name="Medium Grid 1 Accent 4" w:uiPriority="67"/>
-    <w:lsdException w:name="Medium Grid 2 Accent 4" w:uiPriority="68"/>
-    <w:lsdException w:name="Medium Grid 3 Accent 4" w:uiPriority="69"/>
-    <w:lsdException w:name="Dark List Accent 4" w:uiPriority="70"/>
-    <w:lsdException w:name="Colorful Shading Accent 4" w:uiPriority="71"/>
-    <w:lsdException w:name="Colorful List Accent 4" w:uiPriority="72"/>
-    <w:lsdException w:name="Colorful Grid Accent 4" w:uiPriority="73"/>
-    <w:lsdException w:name="Light Shading Accent 5" w:uiPriority="60"/>
-    <w:lsdException w:name="Light List Accent 5" w:uiPriority="61"/>
-    <w:lsdException w:name="Light Grid Accent 5" w:uiPriority="62"/>
-    <w:lsdException w:name="Medium Shading 1 Accent 5" w:uiPriority="63"/>
-    <w:lsdException w:name="Medium Shading 2 Accent 5" w:uiPriority="64"/>
-    <w:lsdException w:name="Medium List 1 Accent 5" w:uiPriority="65"/>
-    <w:lsdException w:name="Medium List 2 Accent 5" w:uiPriority="66"/>
-    <w:lsdException w:name="Medium Grid 1 Accent 5" w:uiPriority="67"/>
-    <w:lsdException w:name="Medium Grid 2 Accent 5" w:uiPriority="68"/>
-    <w:lsdException w:name="Medium Grid 3 Accent 5" w:uiPriority="69"/>
-    <w:lsdException w:name="Dark List Accent 5" w:uiPriority="70"/>
-    <w:lsdException w:name="Colorful Shading Accent 5" w:uiPriority="71"/>
-    <w:lsdException w:name="Colorful List Accent 5" w:uiPriority="72"/>
-    <w:lsdException w:name="Colorful Grid Accent 5" w:uiPriority="73"/>
-    <w:lsdException w:name="Light Shading Accent 6" w:uiPriority="60"/>
-    <w:lsdException w:name="Light List Accent 6" w:uiPriority="61"/>
-    <w:lsdException w:name="Light Grid Accent 6" w:uiPriority="62"/>
-    <w:lsdException w:name="Medium Shading 1 Accent 6" w:uiPriority="63"/>
-    <w:lsdException w:name="Medium Shading 2 Accent 6" w:uiPriority="64"/>
-    <w:lsdException w:name="Medium List 1 Accent 6" w:uiPriority="65"/>
-    <w:lsdException w:name="Medium List 2 Accent 6" w:uiPriority="66"/>
-    <w:lsdException w:name="Medium Grid 1 Accent 6" w:uiPriority="67"/>
-    <w:lsdException w:name="Medium Grid 2 Accent 6" w:uiPriority="68"/>
-    <w:lsdException w:name="Medium Grid 3 Accent 6" w:uiPriority="69"/>
-    <w:lsdException w:name="Dark List Accent 6" w:uiPriority="70"/>
-    <w:lsdException w:name="Colorful Shading Accent 6" w:uiPriority="71"/>
-    <w:lsdException w:name="Colorful List Accent 6" w:uiPriority="72"/>
-    <w:lsdException w:name="Colorful Grid Accent 6" w:uiPriority="73"/>
-    <w:lsdException w:name="Subtle Emphasis" w:uiPriority="19" w:qFormat="1"/>
-    <w:lsdException w:name="Intense Emphasis" w:uiPriority="21" w:qFormat="1"/>
-    <w:lsdException w:name="Subtle Reference" w:uiPriority="31" w:qFormat="1"/>
-    <w:lsdException w:name="Intense Reference" w:uiPriority="32" w:qFormat="1"/>
-    <w:lsdException w:name="Book Title" w:uiPriority="33" w:qFormat="1"/>
-    <w:lsdException w:name="Bibliography" w:semiHidden="1" w:uiPriority="37" w:unhideWhenUsed="1"/>
-    <w:lsdException w:name="TOC Heading" w:semiHidden="1" w:uiPriority="39" w:unhideWhenUsed="1" w:qFormat="1"/>
-    <w:lsdException w:name="Plain Table 1" w:uiPriority="41"/>
-    <w:lsdException w:name="Plain Table 2" w:uiPriority="42"/>
-    <w:lsdException w:name="Plain Table 3" w:uiPriority="43"/>
-    <w:lsdException w:name="Plain Table 4" w:uiPriority="44"/>
-    <w:lsdException w:name="Plain Table 5" w:uiPriority="45"/>
-    <w:lsdException w:name="Grid Table Light" w:uiPriority="40"/>
-    <w:lsdException w:name="Grid Table 1 Light" w:uiPriority="46"/>
-    <w:lsdException w:name="Grid Table 2" w:uiPriority="47"/>
-    <w:lsdException w:name="Grid Table 3" w:uiPriority="48"/>
-    <w:lsdException w:name="Grid Table 4" w:uiPriority="49"/>
-    <w:lsdException w:name="Grid Table 5 Dark" w:uiPriority="50"/>
-    <w:lsdException w:name="Grid Table 6 Colorful" w:uiPriority="51"/>
-    <w:lsdException w:name="Grid Table 7 Colorful" w:uiPriority="52"/>
-    <w:lsdException w:name="Grid Table 1 Light Accent 1" w:uiPriority="46"/>
-    <w:lsdException w:name="Grid Table 2 Accent 1" w:uiPriority="47"/>
-    <w:lsdException w:name="Grid Table 3 Accent 1" w:uiPriority="48"/>
-    <w:lsdException w:name="Grid Table 4 Accent 1" w:uiPriority="49"/>
-    <w:lsdException w:name="Grid Table 5 Dark Accent 1" w:uiPriority="50"/>
-    <w:lsdException w:name="Grid Table 6 Colorful Accent 1" w:uiPriority="51"/>
-    <w:lsdException w:name="Grid Table 7 Colorful Accent 1" w:uiPriority="52"/>
-    <w:lsdException w:name="Grid Table 1 Light Accent 2" w:uiPriority="46"/>
-    <w:lsdException w:name="Grid Table 2 Accent 2" w:uiPriority="47"/>
-    <w:lsdException w:name="Grid Table 3 Accent 2" w:uiPriority="48"/>
-    <w:lsdException w:name="Grid Table 4 Accent 2" w:uiPriority="49"/>
-    <w:lsdException w:name="Grid Table 5 Dark Accent 2" w:uiPriority="50"/>
-    <w:lsdException w:name="Grid Table 6 Colorful Accent 2" w:uiPriority="51"/>
-    <w:lsdException w:name="Grid Table 7 Colorful Accent 2" w:uiPriority="52"/>
-    <w:lsdException w:name="Grid Table 1 Light Accent 3" w:uiPriority="46"/>
-    <w:lsdException w:name="Grid Table 2 Accent 3" w:uiPriority="47"/>
-    <w:lsdException w:name="Grid Table 3 Accent 3" w:uiPriority="48"/>
-    <w:lsdException w:name="Grid Table 4 Accent 3" w:uiPriority="49"/>
-    <w:lsdException w:name="Grid Table 5 Dark Accent 3" w:uiPriority="50"/>
-    <w:lsdException w:name="Grid Table 6 Colorful Accent 3" w:uiPriority="51"/>
-    <w:lsdException w:name="Grid Table 7 Colorful Accent 3" w:uiPriority="52"/>
-    <w:lsdException w:name="Grid Table 1 Light Accent 4" w:uiPriority="46"/>
-    <w:lsdException w:name="Grid Table 2 Accent 4" w:uiPriority="47"/>
-    <w:lsdException w:name="Grid Table 3 Accent 4" w:uiPriority="48"/>
-    <w:lsdException w:name="Grid Table 4 Accent 4" w:uiPriority="49"/>
-    <w:lsdException w:name="Grid Table 5 Dark Accent 4" w:uiPriority="50"/>
-    <w:lsdException w:name="Grid Table 6 Colorful Accent 4" w:uiPriority="51"/>
-    <w:lsdException w:name="Grid Table 7 Colorful Accent 4" w:uiPriority="52"/>
-    <w:lsdException w:name="Grid Table 1 Light Accent 5" w:uiPriority="46"/>
-    <w:lsdException w:name="Grid Table 2 Accent 5" w:uiPriority="47"/>
-    <w:lsdException w:name="Grid Table 3 Accent 5" w:uiPriority="48"/>
-    <w:lsdException w:name="Grid Table 4 Accent 5" w:uiPriority="49"/>
-    <w:lsdException w:name="Grid Table 5 Dark Accent 5" w:uiPriority="50"/>
-    <w:lsdException w:name="Grid Table 6 Colorful Accent 5" w:uiPriority="51"/>
-    <w:lsdException w:name="Grid Table 7 Colorful Accent 5" w:uiPriority="52"/>
-    <w:lsdException w:name="Grid Table 1 Light Accent 6" w:uiPriority="46"/>
-    <w:lsdException w:name="Grid Table 2 Accent 6" w:uiPriority="47"/>
-    <w:lsdException w:name="Grid Table 3 Accent 6" w:uiPriority="48"/>
-    <w:lsdException w:name="Grid Table 4 Accent 6" w:uiPriority="49"/>
-    <w:lsdException w:name="Grid Table 5 Dark Accent 6" w:uiPriority="50"/>
-    <w:lsdException w:name="Grid Table 6 Colorful Accent 6" w:uiPriority="51"/>
-    <w:lsdException w:name="Grid Table 7 Colorful Accent 6" w:uiPriority="52"/>
-    <w:lsdException w:name="List Table 1 Light" w:uiPriority="46"/>
-    <w:lsdException w:name="List Table 2" w:uiPriority="47"/>
-    <w:lsdException w:name="List Table 3" w:uiPriority="48"/>
-    <w:lsdException w:name="List Table 4" w:uiPriority="49"/>
-    <w:lsdException w:name="List Table 5 Dark" w:uiPriority="50"/>
-    <w:lsdException w:name="List Table 6 Colorful" w:uiPriority="51"/>
-    <w:lsdException w:name="List Table 7 Colorful" w:uiPriority="52"/>
-    <w:lsdException w:name="List Table 1 Light Accent 1" w:uiPriority="46"/>
-    <w:lsdException w:name="List Table 2 Accent 1" w:uiPriority="47"/>
-    <w:lsdException w:name="List Table 3 Accent 1" w:uiPriority="48"/>
-    <w:lsdException w:name="List Table 4 Accent 1" w:uiPriority="49"/>
-    <w:lsdException w:name="List Table 5 Dark Accent 1" w:uiPriority="50"/>
-    <w:lsdException w:name="List Table 6 Colorful Accent 1" w:uiPriority="51"/>
-    <w:lsdException w:name="List Table 7 Colorful Accent 1" w:uiPriority="52"/>
-    <w:lsdException w:name="List Table 1 Light Accent 2" w:uiPriority="46"/>
-    <w:lsdException w:name="List Table 2 Accent 2" w:uiPriority="47"/>
-    <w:lsdException w:name="List Table 3 Accent 2" w:uiPriority="48"/>
-    <w:lsdException w:name="List Table 4 Accent 2" w:uiPriority="49"/>
-    <w:lsdException w:name="List Table 5 Dark Accent 2" w:uiPriority="50"/>
-    <w:lsdException w:name="List Table 6 Colorful Accent 2" w:uiPriority="51"/>
-    <w:lsdException w:name="List Table 7 Colorful Accent 2" w:uiPriority="52"/>
-    <w:lsdException w:name="List Table 1 Light Accent 3" w:uiPriority="46"/>
-    <w:lsdException w:name="List Table 2 Accent 3" w:uiPriority="47"/>
-    <w:lsdException w:name="List Table 3 Accent 3" w:uiPriority="48"/>
-    <w:lsdException w:name="List Table 4 Accent 3" w:uiPriority="49"/>
-    <w:lsdException w:name="List Table 5 Dark Accent 3" w:uiPriority="50"/>
-    <w:lsdException w:name="List Table 6 Colorful Accent 3" w:uiPriority="51"/>
-    <w:lsdException w:name="List Table 7 Colorful Accent 3" w:uiPriority="52"/>
-    <w:lsdException w:name="List Table 1 Light Accent 4" w:uiPriority="46"/>
-    <w:lsdException w:name="List Table 2 Accent 4" w:uiPriority="47"/>
-    <w:lsdException w:name="List Table 3 Accent 4" w:uiPriority="48"/>
-    <w:lsdException w:name="List Table 4 Accent 4" w:uiPriority="49"/>
-    <w:lsdException w:name="List Table 5 Dark Accent 4" w:uiPriority="50"/>
-    <w:lsdException w:name="List Table 6 Colorful Accent 4" w:uiPriority="51"/>
-    <w:lsdException w:name="List Table 7 Colorful Accent 4" w:uiPriority="52"/>
-    <w:lsdException w:name="List Table 1 Light Accent 5" w:uiPriority="46"/>
-    <w:lsdException w:name="List Table 2 Accent 5" w:uiPriority="47"/>
-    <w:lsdException w:name="List Table 3 Accent 5" w:uiPriority="48"/>
-    <w:lsdException w:name="List Table 4 Accent 5" w:uiPriority="49"/>
-    <w:lsdException w:name="List Table 5 Dark Accent 5" w:uiPriority="50"/>
-    <w:lsdException w:name="List Table 6 Colorful Accent 5" w:uiPriority="51"/>
-    <w:lsdException w:name="List Table 7 Colorful Accent 5" w:uiPriority="52"/>
-    <w:lsdException w:name="List Table 1 Light Accent 6" w:uiPriority="46"/>
-    <w:lsdException w:name="List Table 2 Accent 6" w:uiPriority="47"/>
-    <w:lsdException w:name="List Table 3 Accent 6" w:uiPriority="48"/>
-    <w:lsdException w:name="List Table 4 Accent 6" w:uiPriority="49"/>
-    <w:lsdException w:name="List Table 5 Dark Accent 6" w:uiPriority="50"/>
-    <w:lsdException w:name="List Table 6 Colorful Accent 6" w:uiPriority="51"/>
-    <w:lsdException w:name="List Table 7 Colorful Accent 6" w:uiPriority="52"/>
+  <w:latentStyles w:count="260" w:defQFormat="0" w:defUnhideWhenUsed="1" w:defSemiHidden="1" w:defUIPriority="99" w:defLockedState="0">
+    <w:lsdException w:qFormat="1" w:unhideWhenUsed="0" w:uiPriority="1" w:semiHidden="0" w:name="Normal"/>
+    <w:lsdException w:qFormat="1" w:unhideWhenUsed="0" w:uiPriority="9" w:semiHidden="0" w:name="heading 1"/>
+    <w:lsdException w:qFormat="1" w:uiPriority="9" w:name="heading 2"/>
+    <w:lsdException w:qFormat="1" w:uiPriority="9" w:name="heading 3"/>
+    <w:lsdException w:qFormat="1" w:uiPriority="9" w:name="heading 4"/>
+    <w:lsdException w:qFormat="1" w:uiPriority="9" w:name="heading 5"/>
+    <w:lsdException w:qFormat="1" w:uiPriority="9" w:name="heading 6"/>
+    <w:lsdException w:qFormat="1" w:uiPriority="9" w:name="heading 7"/>
+    <w:lsdException w:qFormat="1" w:uiPriority="9" w:name="heading 8"/>
+    <w:lsdException w:qFormat="1" w:uiPriority="9" w:name="heading 9"/>
+    <w:lsdException w:uiPriority="99" w:name="index 1"/>
+    <w:lsdException w:uiPriority="99" w:name="index 2"/>
+    <w:lsdException w:uiPriority="99" w:name="index 3"/>
+    <w:lsdException w:uiPriority="99" w:name="index 4"/>
+    <w:lsdException w:uiPriority="99" w:name="index 5"/>
+    <w:lsdException w:uiPriority="99" w:name="index 6"/>
+    <w:lsdException w:uiPriority="99" w:name="index 7"/>
+    <w:lsdException w:uiPriority="99" w:name="index 8"/>
+    <w:lsdException w:uiPriority="99" w:name="index 9"/>
+    <w:lsdException w:uiPriority="39" w:name="toc 1"/>
+    <w:lsdException w:uiPriority="39" w:name="toc 2"/>
+    <w:lsdException w:uiPriority="39" w:name="toc 3"/>
+    <w:lsdException w:uiPriority="39" w:name="toc 4"/>
+    <w:lsdException w:uiPriority="39" w:name="toc 5"/>
+    <w:lsdException w:uiPriority="39" w:name="toc 6"/>
+    <w:lsdException w:uiPriority="39" w:name="toc 7"/>
+    <w:lsdException w:uiPriority="39" w:name="toc 8"/>
+    <w:lsdException w:uiPriority="39" w:name="toc 9"/>
+    <w:lsdException w:uiPriority="99" w:name="Normal Indent"/>
+    <w:lsdException w:uiPriority="99" w:name="footnote text"/>
+    <w:lsdException w:uiPriority="99" w:name="annotation text"/>
+    <w:lsdException w:uiPriority="99" w:name="header"/>
+    <w:lsdException w:uiPriority="99" w:name="footer"/>
+    <w:lsdException w:uiPriority="99" w:name="index heading"/>
+    <w:lsdException w:qFormat="1" w:uiPriority="35" w:name="caption"/>
+    <w:lsdException w:uiPriority="99" w:name="table of figures"/>
+    <w:lsdException w:uiPriority="99" w:name="envelope address"/>
+    <w:lsdException w:uiPriority="99" w:name="envelope return"/>
+    <w:lsdException w:uiPriority="99" w:name="footnote reference"/>
+    <w:lsdException w:uiPriority="99" w:name="annotation reference"/>
+    <w:lsdException w:uiPriority="99" w:name="line number"/>
+    <w:lsdException w:uiPriority="99" w:name="page number"/>
+    <w:lsdException w:uiPriority="99" w:name="endnote reference"/>
+    <w:lsdException w:uiPriority="99" w:name="endnote text"/>
+    <w:lsdException w:uiPriority="99" w:name="table of authorities"/>
+    <w:lsdException w:uiPriority="99" w:name="macro"/>
+    <w:lsdException w:uiPriority="99" w:name="toa heading"/>
+    <w:lsdException w:uiPriority="99" w:name="List"/>
+    <w:lsdException w:uiPriority="99" w:name="List Bullet"/>
+    <w:lsdException w:uiPriority="99" w:name="List Number"/>
+    <w:lsdException w:uiPriority="99" w:name="List 2"/>
+    <w:lsdException w:uiPriority="99" w:name="List 3"/>
+    <w:lsdException w:uiPriority="99" w:name="List 4"/>
+    <w:lsdException w:uiPriority="99" w:name="List 5"/>
+    <w:lsdException w:uiPriority="99" w:name="List Bullet 2"/>
+    <w:lsdException w:uiPriority="99" w:name="List Bullet 3"/>
+    <w:lsdException w:uiPriority="99" w:name="List Bullet 4"/>
+    <w:lsdException w:uiPriority="99" w:name="List Bullet 5"/>
+    <w:lsdException w:uiPriority="99" w:name="List Number 2"/>
+    <w:lsdException w:uiPriority="99" w:name="List Number 3"/>
+    <w:lsdException w:uiPriority="99" w:name="List Number 4"/>
+    <w:lsdException w:uiPriority="99" w:name="List Number 5"/>
+    <w:lsdException w:qFormat="1" w:unhideWhenUsed="0" w:uiPriority="10" w:semiHidden="0" w:name="Title"/>
+    <w:lsdException w:uiPriority="99" w:name="Closing"/>
+    <w:lsdException w:uiPriority="99" w:name="Signature"/>
+    <w:lsdException w:uiPriority="1" w:name="Default Paragraph Font"/>
+    <w:lsdException w:uiPriority="99" w:name="Body Text"/>
+    <w:lsdException w:uiPriority="99" w:name="Body Text Indent"/>
+    <w:lsdException w:uiPriority="99" w:name="List Continue"/>
+    <w:lsdException w:uiPriority="99" w:name="List Continue 2"/>
+    <w:lsdException w:uiPriority="99" w:name="List Continue 3"/>
+    <w:lsdException w:uiPriority="99" w:name="List Continue 4"/>
+    <w:lsdException w:uiPriority="99" w:name="List Continue 5"/>
+    <w:lsdException w:uiPriority="99" w:name="Message Header"/>
+    <w:lsdException w:qFormat="1" w:unhideWhenUsed="0" w:uiPriority="11" w:semiHidden="0" w:name="Subtitle"/>
+    <w:lsdException w:uiPriority="99" w:name="Salutation"/>
+    <w:lsdException w:uiPriority="99" w:name="Date"/>
+    <w:lsdException w:uiPriority="99" w:name="Body Text First Indent"/>
+    <w:lsdException w:uiPriority="99" w:name="Body Text First Indent 2"/>
+    <w:lsdException w:uiPriority="99" w:name="Note Heading"/>
+    <w:lsdException w:uiPriority="99" w:name="Body Text 2"/>
+    <w:lsdException w:uiPriority="99" w:name="Body Text 3"/>
+    <w:lsdException w:uiPriority="99" w:name="Body Text Indent 2"/>
+    <w:lsdException w:uiPriority="99" w:name="Body Text Indent 3"/>
+    <w:lsdException w:uiPriority="99" w:name="Block Text"/>
+    <w:lsdException w:uiPriority="99" w:name="Hyperlink"/>
+    <w:lsdException w:uiPriority="99" w:name="FollowedHyperlink"/>
+    <w:lsdException w:qFormat="1" w:unhideWhenUsed="0" w:uiPriority="22" w:semiHidden="0" w:name="Strong"/>
+    <w:lsdException w:qFormat="1" w:unhideWhenUsed="0" w:uiPriority="20" w:semiHidden="0" w:name="Emphasis"/>
+    <w:lsdException w:uiPriority="99" w:name="Document Map"/>
+    <w:lsdException w:uiPriority="99" w:name="Plain Text"/>
+    <w:lsdException w:uiPriority="99" w:name="E-mail Signature"/>
+    <w:lsdException w:uiPriority="99" w:name="Normal (Web)"/>
+    <w:lsdException w:uiPriority="99" w:name="HTML Acronym"/>
+    <w:lsdException w:uiPriority="99" w:name="HTML Address"/>
+    <w:lsdException w:uiPriority="99" w:name="HTML Cite"/>
+    <w:lsdException w:uiPriority="99" w:name="HTML Code"/>
+    <w:lsdException w:uiPriority="99" w:name="HTML Definition"/>
+    <w:lsdException w:uiPriority="99" w:name="HTML Keyboard"/>
+    <w:lsdException w:uiPriority="99" w:name="HTML Preformatted"/>
+    <w:lsdException w:uiPriority="99" w:name="HTML Sample"/>
+    <w:lsdException w:uiPriority="99" w:name="HTML Typewriter"/>
+    <w:lsdException w:uiPriority="99" w:name="HTML Variable"/>
+    <w:lsdException w:qFormat="1" w:uiPriority="99" w:name="Normal Table"/>
+    <w:lsdException w:uiPriority="99" w:name="annotation subject"/>
+    <w:lsdException w:uiPriority="99" w:name="Table Simple 1"/>
+    <w:lsdException w:uiPriority="99" w:name="Table Simple 2"/>
+    <w:lsdException w:uiPriority="99" w:name="Table Simple 3"/>
+    <w:lsdException w:uiPriority="99" w:name="Table Classic 1"/>
+    <w:lsdException w:uiPriority="99" w:name="Table Classic 2"/>
+    <w:lsdException w:uiPriority="99" w:name="Table Classic 3"/>
+    <w:lsdException w:uiPriority="99" w:name="Table Classic 4"/>
+    <w:lsdException w:uiPriority="99" w:name="Table Colorful 1"/>
+    <w:lsdException w:uiPriority="99" w:name="Table Colorful 2"/>
+    <w:lsdException w:uiPriority="99" w:name="Table Colorful 3"/>
+    <w:lsdException w:uiPriority="99" w:name="Table Columns 1"/>
+    <w:lsdException w:uiPriority="99" w:name="Table Columns 2"/>
+    <w:lsdException w:uiPriority="99" w:name="Table Columns 3"/>
+    <w:lsdException w:uiPriority="99" w:name="Table Columns 4"/>
+    <w:lsdException w:uiPriority="99" w:name="Table Columns 5"/>
+    <w:lsdException w:uiPriority="99" w:name="Table Grid 1"/>
+    <w:lsdException w:uiPriority="99" w:name="Table Grid 2"/>
+    <w:lsdException w:uiPriority="99" w:name="Table Grid 3"/>
+    <w:lsdException w:uiPriority="99" w:name="Table Grid 4"/>
+    <w:lsdException w:uiPriority="99" w:name="Table Grid 5"/>
+    <w:lsdException w:uiPriority="99" w:name="Table Grid 6"/>
+    <w:lsdException w:uiPriority="99" w:name="Table Grid 7"/>
+    <w:lsdException w:uiPriority="99" w:name="Table Grid 8"/>
+    <w:lsdException w:uiPriority="99" w:name="Table List 1"/>
+    <w:lsdException w:uiPriority="99" w:name="Table List 2"/>
+    <w:lsdException w:uiPriority="99" w:name="Table List 3"/>
+    <w:lsdException w:uiPriority="99" w:name="Table List 4"/>
+    <w:lsdException w:uiPriority="99" w:name="Table List 5"/>
+    <w:lsdException w:uiPriority="99" w:name="Table List 6"/>
+    <w:lsdException w:uiPriority="99" w:name="Table List 7"/>
+    <w:lsdException w:uiPriority="99" w:name="Table List 8"/>
+    <w:lsdException w:uiPriority="99" w:name="Table 3D effects 1"/>
+    <w:lsdException w:uiPriority="99" w:name="Table 3D effects 2"/>
+    <w:lsdException w:uiPriority="99" w:name="Table 3D effects 3"/>
+    <w:lsdException w:uiPriority="99" w:name="Table Contemporary"/>
+    <w:lsdException w:uiPriority="99" w:name="Table Elegant"/>
+    <w:lsdException w:uiPriority="99" w:name="Table Professional"/>
+    <w:lsdException w:uiPriority="99" w:name="Table Subtle 1"/>
+    <w:lsdException w:uiPriority="99" w:name="Table Subtle 2"/>
+    <w:lsdException w:uiPriority="99" w:name="Table Web 1"/>
+    <w:lsdException w:uiPriority="99" w:name="Table Web 2"/>
+    <w:lsdException w:uiPriority="99" w:name="Table Web 3"/>
+    <w:lsdException w:uiPriority="99" w:name="Balloon Text"/>
+    <w:lsdException w:unhideWhenUsed="0" w:uiPriority="39" w:semiHidden="0" w:name="Table Grid"/>
+    <w:lsdException w:uiPriority="99" w:name="Table Theme"/>
+    <w:lsdException w:qFormat="1" w:unhideWhenUsed="0" w:uiPriority="1" w:semiHidden="0" w:name="List Paragraph"/>
   </w:latentStyles>
-  <w:style w:type="paragraph" w:default="1" w:styleId="Normal">
+  <w:style w:type="paragraph" w:default="1" w:styleId="1">
     <w:name w:val="Normal"/>
+    <w:qFormat/>
     <w:uiPriority w:val="1"/>
-    <w:qFormat/>
+    <w:pPr>
+      <w:widowControl w:val="0"/>
+      <w:autoSpaceDE w:val="0"/>
+      <w:autoSpaceDN w:val="0"/>
+    </w:pPr>
     <w:rPr>
-      <w:lang w:val="pt-BR"/>
+      <w:rFonts w:asciiTheme="minorHAnsi" w:hAnsiTheme="minorHAnsi" w:eastAsiaTheme="minorHAnsi" w:cstheme="minorBidi"/>
+      <w:sz w:val="22"/>
+      <w:szCs w:val="22"/>
+      <w:lang w:val="pt-BR" w:eastAsia="en-US" w:bidi="ar-SA"/>
     </w:rPr>
   </w:style>
-  <w:style w:type="character" w:default="1" w:styleId="Fontepargpadro">
+  <w:style w:type="character" w:default="1" w:styleId="2">
     <w:name w:val="Default Paragraph Font"/>
-    <w:uiPriority w:val="1"/>
     <w:semiHidden/>
     <w:unhideWhenUsed/>
+    <w:uiPriority w:val="1"/>
   </w:style>
-  <w:style w:type="table" w:default="1" w:styleId="Tabelanormal">
+  <w:style w:type="table" w:default="1" w:styleId="3">
     <w:name w:val="Normal Table"/>
-    <w:uiPriority w:val="99"/>
     <w:semiHidden/>
     <w:unhideWhenUsed/>
+    <w:qFormat/>
+    <w:uiPriority w:val="99"/>
     <w:tblPr>
-      <w:tblInd w:w="0" w:type="dxa"/>
       <w:tblCellMar>
         <w:top w:w="0" w:type="dxa"/>
         <w:left w:w="108" w:type="dxa"/>
@@ -4586,20 +4479,13 @@
       </w:tblCellMar>
     </w:tblPr>
   </w:style>
-  <w:style w:type="numbering" w:default="1" w:styleId="Semlista">
-    <w:name w:val="No List"/>
-    <w:uiPriority w:val="99"/>
-    <w:semiHidden/>
-    <w:unhideWhenUsed/>
-  </w:style>
-  <w:style w:type="table" w:customStyle="1" w:styleId="TableNormal">
+  <w:style w:type="table" w:customStyle="1" w:styleId="4">
     <w:name w:val="Table Normal"/>
-    <w:uiPriority w:val="2"/>
     <w:semiHidden/>
     <w:unhideWhenUsed/>
     <w:qFormat/>
+    <w:uiPriority w:val="2"/>
     <w:tblPr>
-      <w:tblInd w:w="0" w:type="dxa"/>
       <w:tblCellMar>
         <w:top w:w="0" w:type="dxa"/>
         <w:left w:w="0" w:type="dxa"/>
@@ -4608,19 +4494,19 @@
       </w:tblCellMar>
     </w:tblPr>
   </w:style>
-  <w:style w:type="paragraph" w:styleId="PargrafodaLista">
+  <w:style w:type="paragraph" w:styleId="5">
     <w:name w:val="List Paragraph"/>
-    <w:basedOn w:val="Normal"/>
+    <w:basedOn w:val="1"/>
+    <w:qFormat/>
     <w:uiPriority w:val="1"/>
+  </w:style>
+  <w:style w:type="paragraph" w:customStyle="1" w:styleId="6">
+    <w:name w:val="Table Paragraph"/>
+    <w:basedOn w:val="1"/>
     <w:qFormat/>
-  </w:style>
-  <w:style w:type="paragraph" w:customStyle="1" w:styleId="TableParagraph">
-    <w:name w:val="Table Paragraph"/>
-    <w:basedOn w:val="Normal"/>
     <w:uiPriority w:val="1"/>
-    <w:qFormat/>
     <w:rPr>
-      <w:rFonts w:ascii="Calibri" w:eastAsia="Calibri" w:hAnsi="Calibri" w:cs="Calibri"/>
+      <w:rFonts w:ascii="Calibri" w:hAnsi="Calibri" w:eastAsia="Calibri" w:cs="Calibri"/>
     </w:rPr>
   </w:style>
 </w:styles>
@@ -4905,6 +4791,22 @@
     </a:fmtScheme>
   </a:themeElements>
   <a:objectDefaults/>
-  <a:extraClrSchemeLst/>
 </a:theme>
+</file>
+
+<file path=customXml/item1.xml><?xml version="1.0" encoding="utf-8"?>
+<s:customData xmlns="http://www.wps.cn/officeDocument/2013/wpsCustomData" xmlns:s="http://www.wps.cn/officeDocument/2013/wpsCustomData">
+  <customSectProps/>
+  <customShpExts>
+    <customShpInfo spid="_x0000_s1026"/>
+  </customShpExts>
+</s:customData>
+</file>
+
+<file path=customXml/itemProps1.xml><?xml version="1.0" encoding="utf-8"?>
+<ds:datastoreItem xmlns:ds="http://schemas.openxmlformats.org/officeDocument/2006/customXml" ds:itemID="{B1977F7D-205B-4081-913C-38D41E755F92}">
+  <ds:schemaRefs>
+    <ds:schemaRef ds:uri="http://www.wps.cn/officeDocument/2013/wpsCustomData"/>
+  </ds:schemaRefs>
+</ds:datastoreItem>
 </file>